--- a/downloads/student/ai-1-week-35.docx
+++ b/downloads/student/ai-1-week-35.docx
@@ -1902,6 +1902,16 @@
       </w:r>
     </w:p>
     <w:p>
+      <w:r>
+        <w:t>Read the labelled picture: Explain why “our repaired version now picks something” is not enough to show success at 6.</w:t>
+      </w:r>
+    </w:p>
+    <w:p>
+      <w:r>
+        <w:t>Change one thing: Use U2, which changes &lt; to ≤ and keeps the quiet check. Predict the result before checking the explanation. What remains the same?</w:t>
+      </w:r>
+    </w:p>
+    <w:p>
       <w:pPr>
         <w:pStyle w:val="Heading1"/>
       </w:pPr>
@@ -3633,6 +3643,187 @@
     <w:p>
       <w:r>
         <w:t>Attempt the independent case before hints. Record whether you worked alone, used a hint or followed a model. After feedback, fix the first unsupported step and explain why it changed. A later check uses a changed case, not a copied answer.</w:t>
+      </w:r>
+    </w:p>
+    <w:p>
+      <w:pPr>
+        <w:pStyle w:val="Heading1"/>
+      </w:pPr>
+      <w:r>
+        <w:t>15. Your lesson route</w:t>
+      </w:r>
+    </w:p>
+    <w:p>
+      <w:r>
+        <w:t>Start with this question: A fictional quiet-activity chooser has a boundary bug and a proposed repair.</w:t>
+      </w:r>
+    </w:p>
+    <w:tbl>
+      <w:tblPr>
+        <w:tblStyle w:val="LightShading-Accent1"/>
+        <w:tblW w:type="auto" w:w="0"/>
+        <w:tblLook w:firstColumn="1" w:firstRow="1" w:lastColumn="0" w:lastRow="0" w:noHBand="0" w:noVBand="1" w:val="04A0"/>
+      </w:tblPr>
+      <w:tblGrid>
+        <w:gridCol w:w="5112"/>
+        <w:gridCol w:w="5112"/>
+      </w:tblGrid>
+      <w:tr>
+        <w:trPr>
+          <w:tblHeader/>
+        </w:trPr>
+        <w:tc>
+          <w:tcPr>
+            <w:tcW w:type="dxa" w:w="5112"/>
+          </w:tcPr>
+          <w:p>
+            <w:r>
+              <w:t>By the end, I can</w:t>
+            </w:r>
+          </w:p>
+        </w:tc>
+        <w:tc>
+          <w:tcPr>
+            <w:tcW w:type="dxa" w:w="5112"/>
+          </w:tcPr>
+          <w:p>
+            <w:r>
+              <w:t>How I will show it</w:t>
+            </w:r>
+          </w:p>
+        </w:tc>
+      </w:tr>
+      <w:tr>
+        <w:tc>
+          <w:tcPr>
+            <w:tcW w:type="dxa" w:w="5112"/>
+          </w:tcPr>
+          <w:p>
+            <w:r>
+              <w:t>Repair a located defect without changing the agreed requirements</w:t>
+            </w:r>
+          </w:p>
+        </w:tc>
+        <w:tc>
+          <w:tcPr>
+            <w:tcW w:type="dxa" w:w="5112"/>
+          </w:tcPr>
+          <w:p>
+            <w:r>
+              <w:t>Explain the deciding step, show a trace or test, and state one limit.</w:t>
+            </w:r>
+          </w:p>
+        </w:tc>
+      </w:tr>
+      <w:tr>
+        <w:tc>
+          <w:tcPr>
+            <w:tcW w:type="dxa" w:w="5112"/>
+          </w:tcPr>
+          <w:p>
+            <w:r>
+              <w:t>Check the repaired case and earlier successful behaviour</w:t>
+            </w:r>
+          </w:p>
+        </w:tc>
+        <w:tc>
+          <w:tcPr>
+            <w:tcW w:type="dxa" w:w="5112"/>
+          </w:tcPr>
+          <w:p>
+            <w:r>
+              <w:t>Explain the deciding step, show a trace or test, and state one limit.</w:t>
+            </w:r>
+          </w:p>
+        </w:tc>
+      </w:tr>
+      <w:tr>
+        <w:tc>
+          <w:tcPr>
+            <w:tcW w:type="dxa" w:w="5112"/>
+          </w:tcPr>
+          <w:p>
+            <w:r>
+              <w:t>Preserve versioned evidence and fix a candidate before final evaluation</w:t>
+            </w:r>
+          </w:p>
+        </w:tc>
+        <w:tc>
+          <w:tcPr>
+            <w:tcW w:type="dxa" w:w="5112"/>
+          </w:tcPr>
+          <w:p>
+            <w:r>
+              <w:t>Explain the deciding step, show a trace or test, and state one limit.</w:t>
+            </w:r>
+          </w:p>
+        </w:tc>
+      </w:tr>
+    </w:tbl>
+    <w:p>
+      <w:r>
+        <w:t>Remember → watch and explain → try with help → investigate → try independently → keep project evidence. Your teacher may spread this lesson across several classes.</w:t>
+      </w:r>
+    </w:p>
+    <w:p>
+      <w:r>
+        <w:t>Keep your first prediction. Compare it with what the evidence shows and explain any change.</w:t>
+      </w:r>
+    </w:p>
+    <w:p>
+      <w:pPr>
+        <w:pStyle w:val="Heading1"/>
+      </w:pPr>
+      <w:r>
+        <w:t>16. Finish and return</w:t>
+      </w:r>
+    </w:p>
+    <w:p>
+      <w:r>
+        <w:t>Close your notes. Explain this goal in your own words: Repair a located defect without changing the agreed requirements</w:t>
+      </w:r>
+    </w:p>
+    <w:p>
+      <w:pPr>
+        <w:pStyle w:val="Heading3"/>
+      </w:pPr>
+      <w:r>
+        <w:t>My deciding step, evidence and one remaining question</w:t>
+      </w:r>
+    </w:p>
+    <w:p>
+      <w:r>
+        <w:t>________________________________________________________________</w:t>
+      </w:r>
+    </w:p>
+    <w:p>
+      <w:r>
+        <w:t>________________________________________________________________</w:t>
+      </w:r>
+    </w:p>
+    <w:p>
+      <w:r>
+        <w:t>________________________________________________________________</w:t>
+      </w:r>
+    </w:p>
+    <w:p>
+      <w:r>
+        <w:t>________________________________________________________________</w:t>
+      </w:r>
+    </w:p>
+    <w:p>
+      <w:r>
+        <w:t>________________________________________________________________</w:t>
+      </w:r>
+    </w:p>
+    <w:p>
+      <w:r>
+        <w:t>If you are unsure, return to the worked picture and explain one arrow. If you are ready, change an input or assumption and justify your prediction.</w:t>
+      </w:r>
+    </w:p>
+    <w:p>
+      <w:r>
+        <w:t>Save your workbook evidence. At the next review, try a different case before opening your old answer.</w:t>
       </w:r>
     </w:p>
     <w:sectPr>

--- a/downloads/student/ai-1-week-35.docx
+++ b/downloads/student/ai-1-week-35.docx
@@ -3824,6 +3824,207 @@
     <w:p>
       <w:r>
         <w:t>Save your workbook evidence. At the next review, try a different case before opening your old answer.</w:t>
+      </w:r>
+    </w:p>
+    <w:p>
+      <w:pPr>
+        <w:pStyle w:val="Heading1"/>
+      </w:pPr>
+      <w:r>
+        <w:t>17. Supported practice, repair and portfolio</w:t>
+      </w:r>
+    </w:p>
+    <w:p>
+      <w:r>
+        <w:t>Use this supported practice once, in the browser or on paper. Keep the reserved independent assessment for a separate first attempt before teacher feedback.</w:t>
+      </w:r>
+    </w:p>
+    <w:p>
+      <w:r>
+        <w:t>A fictional quiet-activity chooser has a boundary bug and a proposed repair.</w:t>
+      </w:r>
+    </w:p>
+    <w:p>
+      <w:pPr>
+        <w:pStyle w:val="Heading3"/>
+      </w:pPr>
+      <w:r>
+        <w:t>Practice 1: explain the deciding evidence</w:t>
+      </w:r>
+    </w:p>
+    <w:p>
+      <w:r>
+        <w:t>Which labelled step matches this detail? U1 selects noisy B at 6; fixing equality introduced a new failure.</w:t>
+      </w:r>
+    </w:p>
+    <w:p>
+      <w:r>
+        <w:t>1. Bad revision</w:t>
+      </w:r>
+    </w:p>
+    <w:p>
+      <w:r>
+        <w:t>2. Regression case</w:t>
+      </w:r>
+    </w:p>
+    <w:p>
+      <w:r>
+        <w:t>3. Expected repair</w:t>
+      </w:r>
+    </w:p>
+    <w:p>
+      <w:r>
+        <w:t>4. Boundary failure</w:t>
+      </w:r>
+    </w:p>
+    <w:p>
+      <w:pPr>
+        <w:pStyle w:val="Heading3"/>
+      </w:pPr>
+      <w:r>
+        <w:t>My selected conclusion, deciding fact and explanation</w:t>
+      </w:r>
+    </w:p>
+    <w:p>
+      <w:r>
+        <w:t>________________________________________________________________</w:t>
+      </w:r>
+    </w:p>
+    <w:p>
+      <w:r>
+        <w:t>________________________________________________________________</w:t>
+      </w:r>
+    </w:p>
+    <w:p>
+      <w:r>
+        <w:t>________________________________________________________________</w:t>
+      </w:r>
+    </w:p>
+    <w:p>
+      <w:r>
+        <w:t>________________________________________________________________</w:t>
+      </w:r>
+    </w:p>
+    <w:p>
+      <w:r>
+        <w:t>________________________________________________________________</w:t>
+      </w:r>
+    </w:p>
+    <w:p>
+      <w:r>
+        <w:t>Hint if needed: Read the steps in the pictorial case. Match the supplied detail to the stage that performs or records it.</w:t>
+      </w:r>
+    </w:p>
+    <w:p>
+      <w:r>
+        <w:t>After your attempt, compare with the supported explanation: Bad revision U1 selects noisy B at 6; fixing equality introduced a new failure. A repair must preserve the full contract, not just make one failing example pass. The quiet condition and duration comparison are separate requirements. Changing only the inequality targets the recorded cause; removing the quiet check changes another behavior. Save previously passing cases to reveal such regressions.</w:t>
+      </w:r>
+    </w:p>
+    <w:p>
+      <w:pPr>
+        <w:pStyle w:val="Heading3"/>
+      </w:pPr>
+      <w:r>
+        <w:t>Practice 2: explain the deciding evidence</w:t>
+      </w:r>
+    </w:p>
+    <w:p>
+      <w:r>
+        <w:t>Changed-case practice: Use U2, which changes &lt; to ≤ and keeps the quiet check. Which conclusion is supported by the supplied facts?</w:t>
+      </w:r>
+    </w:p>
+    <w:p>
+      <w:r>
+        <w:t>1. At 8 return A; at 6 return none.</w:t>
+      </w:r>
+    </w:p>
+    <w:p>
+      <w:r>
+        <w:t>2. This one example guarantees correct results for every future input.</w:t>
+      </w:r>
+    </w:p>
+    <w:p>
+      <w:r>
+        <w:t>3. We can decide the result without examining the changed input or the procedure.</w:t>
+      </w:r>
+    </w:p>
+    <w:p>
+      <w:pPr>
+        <w:pStyle w:val="Heading3"/>
+      </w:pPr>
+      <w:r>
+        <w:t>My selected conclusion, deciding fact and explanation</w:t>
+      </w:r>
+    </w:p>
+    <w:p>
+      <w:r>
+        <w:t>________________________________________________________________</w:t>
+      </w:r>
+    </w:p>
+    <w:p>
+      <w:r>
+        <w:t>________________________________________________________________</w:t>
+      </w:r>
+    </w:p>
+    <w:p>
+      <w:r>
+        <w:t>________________________________________________________________</w:t>
+      </w:r>
+    </w:p>
+    <w:p>
+      <w:r>
+        <w:t>________________________________________________________________</w:t>
+      </w:r>
+    </w:p>
+    <w:p>
+      <w:r>
+        <w:t>________________________________________________________________</w:t>
+      </w:r>
+    </w:p>
+    <w:p>
+      <w:r>
+        <w:t>Hint if needed: Use the changed condition and the deciding step in the pictorial trace. The answer must say what follows from those facts.</w:t>
+      </w:r>
+    </w:p>
+    <w:p>
+      <w:r>
+        <w:t>After your attempt, compare with the supported explanation: At 8 return A; at 6 return none. Equality is repaired while B remains ineligible because it is noisy.</w:t>
+      </w:r>
+    </w:p>
+    <w:p>
+      <w:pPr>
+        <w:pStyle w:val="Heading3"/>
+      </w:pPr>
+      <w:r>
+        <w:t>Repair a missing building block</w:t>
+      </w:r>
+    </w:p>
+    <w:p>
+      <w:r>
+        <w:t>Review Test Edge Cases and Fairness (ai-1/34). Goal: Choose tests just below, at and above a decision boundary. Short practice: Which single boundary run most directly detects the strict-comparison bug, and why?. Return to this week and explain what you changed.</w:t>
+      </w:r>
+    </w:p>
+    <w:p>
+      <w:r>
+        <w:t>Review Build a Paper Prototype (ai-1/32). Goal: Build a runnable paper prototype with explicit instructions and visible state. Short practice: What should appear in the test log before and after the repair?. Return to this week and explain what you changed.</w:t>
+      </w:r>
+    </w:p>
+    <w:p>
+      <w:r>
+        <w:t>Review Find a Real Problem (ai-1/29). Goal: Describe a specific user difficulty using supplied evidence without inventing its cause. Short practice: Write a one-sentence project goal and say what evidence would count as a failure.. Return to this week and explain what you changed.</w:t>
+      </w:r>
+    </w:p>
+    <w:p>
+      <w:pPr>
+        <w:pStyle w:val="Heading3"/>
+      </w:pPr>
+      <w:r>
+        <w:t>Keep your completed work</w:t>
+      </w:r>
+    </w:p>
+    <w:p>
+      <w:r>
+        <w:t>Use Download completed work in the hosted lesson to export your answers, reflections, practice feedback and code-run evidence. Open the HTML copy to read or print it. Drafts stay in this browser when storage is available; clear drafts on a shared device.</w:t>
       </w:r>
     </w:p>
     <w:sectPr>

--- a/downloads/student/ai-1-week-35.docx
+++ b/downloads/student/ai-1-week-35.docx
@@ -42,6 +42,11 @@
       </w:r>
     </w:p>
     <w:p>
+      <w:r>
+        <w:t>Start with the target: Repair a located defect without changing the agreed requirements. Try the recall before opening notes.</w:t>
+      </w:r>
+    </w:p>
+    <w:p>
       <w:pPr>
         <w:pStyle w:val="Heading3"/>
       </w:pPr>
@@ -50,18 +55,84 @@
       </w:r>
     </w:p>
     <w:p>
-      <w:r>
-        <w:t>I can repair a located defect without changing the agreed requirements.</w:t>
-      </w:r>
-    </w:p>
-    <w:p>
-      <w:r>
-        <w:t>I can check the repaired case and earlier successful behaviour.</w:t>
-      </w:r>
-    </w:p>
-    <w:p>
-      <w:r>
-        <w:t>I can preserve versioned evidence and fix a candidate before final evaluation.</w:t>
+      <w:pPr>
+        <w:spacing w:line="336" w:lineRule="auto" w:after="180"/>
+      </w:pPr>
+      <w:r>
+        <w:rPr>
+          <w:b w:val="0"/>
+        </w:rPr>
+        <w:t xml:space="preserve">I can </w:t>
+      </w:r>
+      <w:r>
+        <w:rPr>
+          <w:b/>
+        </w:rPr>
+        <w:t>repair</w:t>
+      </w:r>
+      <w:r>
+        <w:rPr>
+          <w:b w:val="0"/>
+        </w:rPr>
+        <w:t xml:space="preserve"> a located </w:t>
+      </w:r>
+      <w:r>
+        <w:rPr>
+          <w:b/>
+        </w:rPr>
+        <w:t>defect</w:t>
+      </w:r>
+      <w:r>
+        <w:rPr>
+          <w:b w:val="0"/>
+        </w:rPr>
+        <w:t xml:space="preserve"> without changing the agreed requirements.</w:t>
+      </w:r>
+    </w:p>
+    <w:p>
+      <w:pPr>
+        <w:spacing w:line="336" w:lineRule="auto" w:after="180"/>
+      </w:pPr>
+      <w:r>
+        <w:rPr>
+          <w:b w:val="0"/>
+        </w:rPr>
+        <w:t xml:space="preserve">I can check the </w:t>
+      </w:r>
+      <w:r>
+        <w:rPr>
+          <w:b/>
+        </w:rPr>
+        <w:t>repair</w:t>
+      </w:r>
+      <w:r>
+        <w:rPr>
+          <w:b w:val="0"/>
+        </w:rPr>
+        <w:t>ed case and earlier successful behaviour.</w:t>
+      </w:r>
+    </w:p>
+    <w:p>
+      <w:pPr>
+        <w:spacing w:line="336" w:lineRule="auto" w:after="180"/>
+      </w:pPr>
+      <w:r>
+        <w:rPr>
+          <w:b w:val="0"/>
+        </w:rPr>
+        <w:t xml:space="preserve">I can preserve versioned </w:t>
+      </w:r>
+      <w:r>
+        <w:rPr>
+          <w:b/>
+        </w:rPr>
+        <w:t>evidence</w:t>
+      </w:r>
+      <w:r>
+        <w:rPr>
+          <w:b w:val="0"/>
+        </w:rPr>
+        <w:t xml:space="preserve"> and fix a candidate before final evaluation.</w:t>
       </w:r>
     </w:p>
     <w:p>
@@ -73,33 +144,93 @@
       </w:r>
     </w:p>
     <w:p>
-      <w:r>
+      <w:pPr>
+        <w:spacing w:line="336" w:lineRule="auto" w:after="180"/>
+      </w:pPr>
+      <w:r>
+        <w:rPr>
+          <w:b w:val="0"/>
+        </w:rPr>
         <w:t>Close your notes first. A rough first answer helps us choose the right starting point; it is not a score for your ability.</w:t>
       </w:r>
     </w:p>
     <w:p>
-      <w:r>
+      <w:pPr>
+        <w:spacing w:line="336" w:lineRule="auto" w:after="180"/>
+      </w:pPr>
+      <w:r>
+        <w:rPr>
+          <w:b w:val="0"/>
+        </w:rPr>
         <w:t>Without opening the old lesson, explain one key idea from Test Edge Cases and Fairness. Give an example and a mistake that the idea helps you avoid.</w:t>
       </w:r>
     </w:p>
     <w:p>
-      <w:r>
+      <w:pPr>
+        <w:spacing w:line="336" w:lineRule="auto" w:after="180"/>
+      </w:pPr>
+      <w:r>
+        <w:rPr>
+          <w:b w:val="0"/>
+        </w:rPr>
         <w:t>Without opening the old lesson, explain one key idea from Build a Paper Prototype. Give an example and a mistake that the idea helps you avoid.</w:t>
       </w:r>
     </w:p>
     <w:p>
-      <w:r>
+      <w:pPr>
+        <w:spacing w:line="336" w:lineRule="auto" w:after="180"/>
+      </w:pPr>
+      <w:r>
+        <w:rPr>
+          <w:b w:val="0"/>
+        </w:rPr>
         <w:t>Without opening the old lesson, explain one key idea from Find a Real Problem. Give an example and a mistake that the idea helps you avoid.</w:t>
       </w:r>
     </w:p>
     <w:p>
-      <w:r>
-        <w:t>After trying, check the relevant lesson or ask your teacher. Change the part of your explanation that the evidence shows was wrong.</w:t>
-      </w:r>
-    </w:p>
-    <w:p>
-      <w:r>
-        <w:t>An improvement should target evidence from a failure, not random change.</w:t>
+      <w:pPr>
+        <w:spacing w:line="336" w:lineRule="auto" w:after="180"/>
+      </w:pPr>
+      <w:r>
+        <w:rPr>
+          <w:b w:val="0"/>
+        </w:rPr>
+        <w:t xml:space="preserve">After trying, check the relevant lesson or ask your teacher. Change the part of your explanation that the </w:t>
+      </w:r>
+      <w:r>
+        <w:rPr>
+          <w:b/>
+        </w:rPr>
+        <w:t>evidence</w:t>
+      </w:r>
+      <w:r>
+        <w:rPr>
+          <w:b w:val="0"/>
+        </w:rPr>
+        <w:t xml:space="preserve"> shows was wrong.</w:t>
+      </w:r>
+    </w:p>
+    <w:p>
+      <w:pPr>
+        <w:spacing w:line="336" w:lineRule="auto" w:after="180"/>
+      </w:pPr>
+      <w:r>
+        <w:rPr>
+          <w:b w:val="0"/>
+        </w:rPr>
+        <w:t xml:space="preserve">An improvement should target </w:t>
+      </w:r>
+      <w:r>
+        <w:rPr>
+          <w:b/>
+        </w:rPr>
+        <w:t>evidence</w:t>
+      </w:r>
+      <w:r>
+        <w:rPr>
+          <w:b w:val="0"/>
+        </w:rPr>
+        <w:t xml:space="preserve"> from a failure, not random change.</w:t>
       </w:r>
     </w:p>
     <w:p>
@@ -139,12 +270,33 @@
       </w:r>
     </w:p>
     <w:p>
-      <w:r>
+      <w:pPr>
+        <w:pStyle w:val="Heading3"/>
+      </w:pPr>
+      <w:r>
+        <w:t>Your target</w:t>
+      </w:r>
+    </w:p>
+    <w:p>
+      <w:pPr>
+        <w:spacing w:line="336" w:lineRule="auto" w:after="180"/>
+        <w:shd w:fill="EDF7F3"/>
+      </w:pPr>
+      <w:r>
+        <w:rPr>
+          <w:b w:val="0"/>
+        </w:rPr>
         <w:t>LEARNING TARGET  Version A makes four errors. Version B makes one after lighting, labels and rules all change. What can you conclude, and how would you isolate the effect of lighting?</w:t>
       </w:r>
     </w:p>
     <w:p>
-      <w:r>
+      <w:pPr>
+        <w:spacing w:line="336" w:lineRule="auto" w:after="180"/>
+      </w:pPr>
+      <w:r>
+        <w:rPr>
+          <w:b w:val="0"/>
+        </w:rPr>
         <w:t>Learner name:</w:t>
       </w:r>
     </w:p>
@@ -157,7 +309,14 @@
       </w:r>
     </w:p>
     <w:p>
-      <w:r>
+      <w:pPr>
+        <w:spacing w:line="336" w:lineRule="auto" w:after="180"/>
+        <w:shd w:fill="F5F1FB"/>
+      </w:pPr>
+      <w:r>
+        <w:rPr>
+          <w:b w:val="0"/>
+        </w:rPr>
         <w:t>The faulty S comparison rejects an activity that takes exactly the available time. Which requirement does this break?</w:t>
       </w:r>
     </w:p>
@@ -170,8 +329,26 @@
       </w:r>
     </w:p>
     <w:p>
-      <w:r>
-        <w:t>By the end, I can repair one identified cause and rerun cases that previously passed.</w:t>
+      <w:pPr>
+        <w:spacing w:line="336" w:lineRule="auto" w:after="180"/>
+      </w:pPr>
+      <w:r>
+        <w:rPr>
+          <w:b w:val="0"/>
+        </w:rPr>
+        <w:t xml:space="preserve">By the end, I can </w:t>
+      </w:r>
+      <w:r>
+        <w:rPr>
+          <w:b/>
+        </w:rPr>
+        <w:t>repair</w:t>
+      </w:r>
+      <w:r>
+        <w:rPr>
+          <w:b w:val="0"/>
+        </w:rPr>
+        <w:t xml:space="preserve"> one identified cause and rerun cases that previously passed.</w:t>
       </w:r>
     </w:p>
     <w:p>
@@ -184,6 +361,17 @@
     </w:p>
     <w:p>
       <w:r>
+        <w:t>Investigate the supplied Improve One Cause case. Separate observations, given facts and assumptions before choosing an explanation.</w:t>
+      </w:r>
+    </w:p>
+    <w:p>
+      <w:pPr>
+        <w:spacing w:line="336" w:lineRule="auto" w:after="180"/>
+      </w:pPr>
+      <w:r>
+        <w:rPr>
+          <w:b/>
+        </w:rPr>
         <w:t>PICTURE STORY</w:t>
       </w:r>
     </w:p>
@@ -196,8 +384,26 @@
       </w:r>
     </w:p>
     <w:p>
-      <w:r>
-        <w:t>Pictures give clues; evidence tells us what the clues mean.</w:t>
+      <w:pPr>
+        <w:spacing w:line="336" w:lineRule="auto" w:after="180"/>
+      </w:pPr>
+      <w:r>
+        <w:rPr>
+          <w:b w:val="0"/>
+        </w:rPr>
+        <w:t xml:space="preserve">Pictures give clues; </w:t>
+      </w:r>
+      <w:r>
+        <w:rPr>
+          <w:b/>
+        </w:rPr>
+        <w:t>evidence</w:t>
+      </w:r>
+      <w:r>
+        <w:rPr>
+          <w:b w:val="0"/>
+        </w:rPr>
+        <w:t xml:space="preserve"> tells us what the clues mean.</w:t>
       </w:r>
     </w:p>
     <w:p>
@@ -237,7 +443,22 @@
       </w:r>
     </w:p>
     <w:p>
-      <w:r>
+      <w:pPr>
+        <w:pStyle w:val="Heading3"/>
+      </w:pPr>
+      <w:r>
+        <w:t>Start with this puzzle</w:t>
+      </w:r>
+    </w:p>
+    <w:p>
+      <w:pPr>
+        <w:spacing w:line="336" w:lineRule="auto" w:after="180"/>
+        <w:shd w:fill="F1F6FC"/>
+      </w:pPr>
+      <w:r>
+        <w:rPr>
+          <w:b w:val="0"/>
+        </w:rPr>
         <w:t>MYSTERY  The sorter misclassifies worn labels, so the team changes the text-reading rule or adds a safe visual clue while keeping other parts fixed.</w:t>
       </w:r>
     </w:p>
@@ -250,33 +471,106 @@
       </w:r>
     </w:p>
     <w:p>
-      <w:r>
+      <w:pPr>
+        <w:spacing w:line="336" w:lineRule="auto" w:after="180"/>
+      </w:pPr>
+      <w:r>
+        <w:rPr>
+          <w:b w:val="0"/>
+        </w:rPr>
         <w:t>Name three visible details without explaining them yet.</w:t>
       </w:r>
     </w:p>
     <w:p>
-      <w:r>
+      <w:pPr>
+        <w:spacing w:line="336" w:lineRule="auto" w:after="180"/>
+      </w:pPr>
+      <w:r>
+        <w:rPr>
+          <w:b w:val="0"/>
+        </w:rPr>
         <w:t>Circle the detail most connected to the system's decision.</w:t>
       </w:r>
     </w:p>
     <w:p>
-      <w:r>
+      <w:pPr>
+        <w:spacing w:line="336" w:lineRule="auto" w:after="180"/>
+      </w:pPr>
+      <w:r>
+        <w:rPr>
+          <w:b w:val="0"/>
+        </w:rPr>
         <w:t>Name one detail that may be decoration or distraction.</w:t>
       </w:r>
     </w:p>
     <w:p>
-      <w:r>
-        <w:t>Make a first prediction and state the clue that supports it.</w:t>
-      </w:r>
-    </w:p>
-    <w:p>
-      <w:r>
-        <w:t>My observations, prediction, and evidence:</w:t>
-      </w:r>
-    </w:p>
-    <w:p>
-      <w:r>
-        <w:t>GOOD THINKING  A prediction can change when stronger evidence appears.</w:t>
+      <w:pPr>
+        <w:spacing w:line="336" w:lineRule="auto" w:after="180"/>
+      </w:pPr>
+      <w:r>
+        <w:rPr>
+          <w:b w:val="0"/>
+        </w:rPr>
+        <w:t xml:space="preserve">Make a first </w:t>
+      </w:r>
+      <w:r>
+        <w:rPr>
+          <w:b/>
+        </w:rPr>
+        <w:t>prediction</w:t>
+      </w:r>
+      <w:r>
+        <w:rPr>
+          <w:b w:val="0"/>
+        </w:rPr>
+        <w:t xml:space="preserve"> and state the clue that supports it.</w:t>
+      </w:r>
+    </w:p>
+    <w:p>
+      <w:pPr>
+        <w:spacing w:line="336" w:lineRule="auto" w:after="180"/>
+      </w:pPr>
+      <w:r>
+        <w:rPr>
+          <w:b w:val="0"/>
+        </w:rPr>
+        <w:t xml:space="preserve">My </w:t>
+      </w:r>
+      <w:r>
+        <w:rPr>
+          <w:b/>
+        </w:rPr>
+        <w:t>observation</w:t>
+      </w:r>
+      <w:r>
+        <w:rPr>
+          <w:b w:val="0"/>
+        </w:rPr>
+        <w:t xml:space="preserve">s, </w:t>
+      </w:r>
+      <w:r>
+        <w:rPr>
+          <w:b/>
+        </w:rPr>
+        <w:t>prediction</w:t>
+      </w:r>
+      <w:r>
+        <w:rPr>
+          <w:b w:val="0"/>
+        </w:rPr>
+        <w:t xml:space="preserve">, and </w:t>
+      </w:r>
+      <w:r>
+        <w:rPr>
+          <w:b/>
+        </w:rPr>
+        <w:t>evidence</w:t>
+      </w:r>
+      <w:r>
+        <w:rPr>
+          <w:b w:val="0"/>
+        </w:rPr>
+        <w:t>:</w:t>
       </w:r>
     </w:p>
     <w:p>
@@ -284,22 +578,224 @@
         <w:pStyle w:val="Heading3"/>
       </w:pPr>
       <w:r>
+        <w:t>Thinking habit</w:t>
+      </w:r>
+    </w:p>
+    <w:p>
+      <w:pPr>
+        <w:spacing w:line="336" w:lineRule="auto" w:after="180"/>
+        <w:shd w:fill="EDF7F3"/>
+      </w:pPr>
+      <w:r>
+        <w:rPr>
+          <w:b w:val="0"/>
+        </w:rPr>
+        <w:t xml:space="preserve">GOOD THINKING  A </w:t>
+      </w:r>
+      <w:r>
+        <w:rPr>
+          <w:b/>
+        </w:rPr>
+        <w:t>prediction</w:t>
+      </w:r>
+      <w:r>
+        <w:rPr>
+          <w:b w:val="0"/>
+        </w:rPr>
+        <w:t xml:space="preserve"> can change when stronger </w:t>
+      </w:r>
+      <w:r>
+        <w:rPr>
+          <w:b/>
+        </w:rPr>
+        <w:t>evidence</w:t>
+      </w:r>
+      <w:r>
+        <w:rPr>
+          <w:b w:val="0"/>
+        </w:rPr>
+        <w:t xml:space="preserve"> appears.</w:t>
+      </w:r>
+    </w:p>
+    <w:p>
+      <w:pPr>
+        <w:pStyle w:val="Heading3"/>
+      </w:pPr>
+      <w:r>
         <w:t>A closer explanation</w:t>
       </w:r>
     </w:p>
     <w:p>
-      <w:r>
-        <w:t>Finding a failure is useful only if you can explain and check the repair. This week you will locate an incorrect comparison, change it in a labelled version, and test both the revealing case and behaviour that worked before. A repair can solve one problem while introducing another, so one newly passing example is not enough.</w:t>
-      </w:r>
-    </w:p>
-    <w:p>
-      <w:r>
-        <w:t>Keep catalogue B version 1 in order: B1 Bookmark drawing, 10 minutes, quiet Yes; B2 Story circle, 8 minutes, quiet No; B3 Pattern puzzle, 12 minutes, quiet Yes; B4 Tower challenge, 15 minutes, quiet No. These fictional values assume materials are available. Inputs are whole minutes from 0 to 30 inclusive and Quiet required Yes or No. No allows either quiet or nonquiet activities.</w:t>
-      </w:r>
-    </w:p>
-    <w:p>
-      <w:r>
-        <w:t>A candidate fits when its duration is no more than the available minutes AND either quiet is not required or the activity is quiet. Return the first fit with a correct reason. Valid input with no fit gives no match after all rows fail. Invalid or missing input needs clarification before search. Each new run starts with validation and a cleared output, then the first row if valid. Suggestions do not book or publish anything. These written rules are not a model fitted from examples.</w:t>
+      <w:pPr>
+        <w:spacing w:line="336" w:lineRule="auto" w:after="180"/>
+      </w:pPr>
+      <w:r>
+        <w:rPr>
+          <w:b w:val="0"/>
+        </w:rPr>
+        <w:t xml:space="preserve">Finding a failure is useful only if you can explain and check the </w:t>
+      </w:r>
+      <w:r>
+        <w:rPr>
+          <w:b/>
+        </w:rPr>
+        <w:t>repair</w:t>
+      </w:r>
+      <w:r>
+        <w:rPr>
+          <w:b w:val="0"/>
+        </w:rPr>
+        <w:t>. This week you will locate an incorrect comparison, change it in a labelled version, and test both the revealing case and behaviour that worked before.</w:t>
+      </w:r>
+    </w:p>
+    <w:p>
+      <w:pPr>
+        <w:spacing w:line="336" w:lineRule="auto" w:after="180"/>
+      </w:pPr>
+      <w:r>
+        <w:rPr>
+          <w:b w:val="0"/>
+        </w:rPr>
+        <w:t xml:space="preserve">A </w:t>
+      </w:r>
+      <w:r>
+        <w:rPr>
+          <w:b/>
+        </w:rPr>
+        <w:t>repair</w:t>
+      </w:r>
+      <w:r>
+        <w:rPr>
+          <w:b w:val="0"/>
+        </w:rPr>
+        <w:t xml:space="preserve"> can solve one problem while introducing another, so one newly passing example is not enough.</w:t>
+      </w:r>
+    </w:p>
+    <w:p>
+      <w:pPr>
+        <w:spacing w:line="336" w:lineRule="auto" w:after="180"/>
+      </w:pPr>
+      <w:r>
+        <w:rPr>
+          <w:b w:val="0"/>
+        </w:rPr>
+        <w:t xml:space="preserve">Keep catalogue B version 1 in order: B1 Bookmark drawing, 10 minutes, quiet Yes; B2 Story circle, 8 minutes, quiet No; B3 Pattern puzzle, </w:t>
+      </w:r>
+      <w:r>
+        <w:rPr>
+          <w:b/>
+        </w:rPr>
+        <w:t>12 minutes</w:t>
+      </w:r>
+      <w:r>
+        <w:rPr>
+          <w:b w:val="0"/>
+        </w:rPr>
+        <w:t>, quiet Yes; B4 Tower challenge, 15 minutes, quiet No.</w:t>
+      </w:r>
+    </w:p>
+    <w:p>
+      <w:pPr>
+        <w:spacing w:line="336" w:lineRule="auto" w:after="180"/>
+      </w:pPr>
+      <w:r>
+        <w:rPr>
+          <w:b w:val="0"/>
+        </w:rPr>
+        <w:t xml:space="preserve">These fictional values assume materials are available. </w:t>
+      </w:r>
+      <w:r>
+        <w:rPr>
+          <w:b/>
+        </w:rPr>
+        <w:t>Input</w:t>
+      </w:r>
+      <w:r>
+        <w:rPr>
+          <w:b w:val="0"/>
+        </w:rPr>
+        <w:t>s are whole minutes from 0 to 30 inclusive and Quiet required Yes or No. No allows either quiet or nonquiet activities.</w:t>
+      </w:r>
+    </w:p>
+    <w:p>
+      <w:pPr>
+        <w:spacing w:line="336" w:lineRule="auto" w:after="180"/>
+      </w:pPr>
+      <w:r>
+        <w:rPr>
+          <w:b w:val="0"/>
+        </w:rPr>
+        <w:t>A candidate fits when its duration is no more than the available minutes AND either quiet is not required or the activity is quiet. Return the first fit with a correct reason.</w:t>
+      </w:r>
+    </w:p>
+    <w:p>
+      <w:pPr>
+        <w:spacing w:line="336" w:lineRule="auto" w:after="180"/>
+      </w:pPr>
+      <w:r>
+        <w:rPr>
+          <w:b w:val="0"/>
+        </w:rPr>
+        <w:t xml:space="preserve">Valid </w:t>
+      </w:r>
+      <w:r>
+        <w:rPr>
+          <w:b/>
+        </w:rPr>
+        <w:t>input</w:t>
+      </w:r>
+      <w:r>
+        <w:rPr>
+          <w:b w:val="0"/>
+        </w:rPr>
+        <w:t xml:space="preserve"> with no fit gives no match after all rows fail. Invalid or missing </w:t>
+      </w:r>
+      <w:r>
+        <w:rPr>
+          <w:b/>
+        </w:rPr>
+        <w:t>input</w:t>
+      </w:r>
+      <w:r>
+        <w:rPr>
+          <w:b w:val="0"/>
+        </w:rPr>
+        <w:t xml:space="preserve"> needs clarification before search. Each new run starts with validation and a cleared </w:t>
+      </w:r>
+      <w:r>
+        <w:rPr>
+          <w:b/>
+        </w:rPr>
+        <w:t>output</w:t>
+      </w:r>
+      <w:r>
+        <w:rPr>
+          <w:b w:val="0"/>
+        </w:rPr>
+        <w:t>, then the first row if valid.</w:t>
+      </w:r>
+    </w:p>
+    <w:p>
+      <w:pPr>
+        <w:spacing w:line="336" w:lineRule="auto" w:after="180"/>
+      </w:pPr>
+      <w:r>
+        <w:rPr>
+          <w:b w:val="0"/>
+        </w:rPr>
+        <w:t xml:space="preserve">Suggestions do not book or publish anything. These </w:t>
+      </w:r>
+      <w:r>
+        <w:rPr>
+          <w:b/>
+        </w:rPr>
+        <w:t>written rule</w:t>
+      </w:r>
+      <w:r>
+        <w:rPr>
+          <w:b w:val="0"/>
+        </w:rPr>
+        <w:t>s are not a model fitted from examples.</w:t>
       </w:r>
     </w:p>
     <w:p>
@@ -312,7 +808,24 @@
     </w:p>
     <w:p>
       <w:r>
-        <w:t>VISUAL MECHANISM</w:t>
+        <w:t>Follow the mechanism for Improve One Cause. Connect each labelled input, deciding step and result.</w:t>
+      </w:r>
+    </w:p>
+    <w:p>
+      <w:pPr>
+        <w:spacing w:line="336" w:lineRule="auto" w:after="180"/>
+      </w:pPr>
+      <w:r>
+        <w:rPr>
+          <w:b/>
+        </w:rPr>
+        <w:t xml:space="preserve">VISUAL </w:t>
+      </w:r>
+      <w:r>
+        <w:rPr>
+          <w:b/>
+        </w:rPr>
+        <w:t>MECHANISM</w:t>
       </w:r>
     </w:p>
     <w:p>
@@ -324,7 +837,13 @@
       </w:r>
     </w:p>
     <w:p>
-      <w:r>
+      <w:pPr>
+        <w:spacing w:line="336" w:lineRule="auto" w:after="180"/>
+      </w:pPr>
+      <w:r>
+        <w:rPr>
+          <w:b w:val="0"/>
+        </w:rPr>
         <w:t>Follow the information instead of imagining magic inside the machine.</w:t>
       </w:r>
     </w:p>
@@ -437,32 +956,170 @@
       </w:r>
     </w:p>
     <w:p>
-      <w:r>
-        <w:t>INPUT  failure record and suspected cause</w:t>
-      </w:r>
-    </w:p>
-    <w:p>
-      <w:r>
-        <w:t>PROCESS  change one responsible rule, input, or threshold</w:t>
-      </w:r>
-    </w:p>
-    <w:p>
-      <w:r>
-        <w:t>OUTPUT  same tests rerun with before/after evidence</w:t>
-      </w:r>
-    </w:p>
-    <w:p>
-      <w:r>
-        <w:t>CORE IDEA  An improvement should target evidence from a failure, not random change.</w:t>
-      </w:r>
-    </w:p>
-    <w:p>
-      <w:r>
-        <w:t>UNDER THE HOOD  Controlled iteration links an intervention to an observed outcome. Holding test cases and unrelated components constant strengthens causal inference. Improvement claims must include regressions and tradeoffs, not only repaired cases.</w:t>
-      </w:r>
-    </w:p>
-    <w:p>
-      <w:r>
+      <w:pPr>
+        <w:spacing w:line="336" w:lineRule="auto" w:after="180"/>
+      </w:pPr>
+      <w:r>
+        <w:rPr>
+          <w:b/>
+        </w:rPr>
+        <w:t>INPUT</w:t>
+      </w:r>
+      <w:r>
+        <w:rPr>
+          <w:b w:val="0"/>
+        </w:rPr>
+        <w:t xml:space="preserve">  failure record and suspected cause</w:t>
+      </w:r>
+    </w:p>
+    <w:p>
+      <w:pPr>
+        <w:spacing w:line="336" w:lineRule="auto" w:after="180"/>
+      </w:pPr>
+      <w:r>
+        <w:rPr>
+          <w:b/>
+        </w:rPr>
+        <w:t>PROCESS</w:t>
+      </w:r>
+      <w:r>
+        <w:rPr>
+          <w:b w:val="0"/>
+        </w:rPr>
+        <w:t xml:space="preserve">  change one responsible rule, </w:t>
+      </w:r>
+      <w:r>
+        <w:rPr>
+          <w:b/>
+        </w:rPr>
+        <w:t>input</w:t>
+      </w:r>
+      <w:r>
+        <w:rPr>
+          <w:b w:val="0"/>
+        </w:rPr>
+        <w:t>, or threshold</w:t>
+      </w:r>
+    </w:p>
+    <w:p>
+      <w:pPr>
+        <w:spacing w:line="336" w:lineRule="auto" w:after="180"/>
+      </w:pPr>
+      <w:r>
+        <w:rPr>
+          <w:b/>
+        </w:rPr>
+        <w:t>OUTPUT</w:t>
+      </w:r>
+      <w:r>
+        <w:rPr>
+          <w:b w:val="0"/>
+        </w:rPr>
+        <w:t xml:space="preserve">  same tests rerun with before/after </w:t>
+      </w:r>
+      <w:r>
+        <w:rPr>
+          <w:b/>
+        </w:rPr>
+        <w:t>evidence</w:t>
+      </w:r>
+    </w:p>
+    <w:p>
+      <w:pPr>
+        <w:pStyle w:val="Heading3"/>
+      </w:pPr>
+      <w:r>
+        <w:t>Key idea</w:t>
+      </w:r>
+    </w:p>
+    <w:p>
+      <w:pPr>
+        <w:spacing w:line="336" w:lineRule="auto" w:after="180"/>
+        <w:shd w:fill="EDF7F3"/>
+      </w:pPr>
+      <w:r>
+        <w:rPr>
+          <w:b w:val="0"/>
+        </w:rPr>
+        <w:t xml:space="preserve">CORE IDEA  An improvement should target </w:t>
+      </w:r>
+      <w:r>
+        <w:rPr>
+          <w:b/>
+        </w:rPr>
+        <w:t>evidence</w:t>
+      </w:r>
+      <w:r>
+        <w:rPr>
+          <w:b w:val="0"/>
+        </w:rPr>
+        <w:t xml:space="preserve"> from a failure, not random change.</w:t>
+      </w:r>
+    </w:p>
+    <w:p>
+      <w:pPr>
+        <w:pStyle w:val="Heading3"/>
+      </w:pPr>
+      <w:r>
+        <w:t>How the mechanism works</w:t>
+      </w:r>
+    </w:p>
+    <w:p>
+      <w:pPr>
+        <w:spacing w:line="336" w:lineRule="auto" w:after="180"/>
+        <w:shd w:fill="F1F6F8"/>
+      </w:pPr>
+      <w:r>
+        <w:rPr>
+          <w:b w:val="0"/>
+        </w:rPr>
+        <w:t>UNDER THE HOOD  Controlled iteration links an intervention to an observed outcome. Holding test cases and unrelated components constant strengthens causal inference.</w:t>
+      </w:r>
+    </w:p>
+    <w:p>
+      <w:pPr>
+        <w:spacing w:line="336" w:lineRule="auto" w:after="180"/>
+        <w:shd w:fill="F1F6F8"/>
+      </w:pPr>
+      <w:r>
+        <w:rPr>
+          <w:b w:val="0"/>
+        </w:rPr>
+        <w:t xml:space="preserve">Improvement claims must include </w:t>
+      </w:r>
+      <w:r>
+        <w:rPr>
+          <w:b/>
+        </w:rPr>
+        <w:t>regression</w:t>
+      </w:r>
+      <w:r>
+        <w:rPr>
+          <w:b w:val="0"/>
+        </w:rPr>
+        <w:t xml:space="preserve">s and tradeoffs, not only </w:t>
+      </w:r>
+      <w:r>
+        <w:rPr>
+          <w:b/>
+        </w:rPr>
+        <w:t>repair</w:t>
+      </w:r>
+      <w:r>
+        <w:rPr>
+          <w:b w:val="0"/>
+        </w:rPr>
+        <w:t>ed cases.</w:t>
+      </w:r>
+    </w:p>
+    <w:p>
+      <w:pPr>
+        <w:spacing w:line="336" w:lineRule="auto" w:after="180"/>
+      </w:pPr>
+      <w:r>
+        <w:rPr>
+          <w:b w:val="0"/>
+        </w:rPr>
         <w:t>Draw a fresh example with all three stages:</w:t>
       </w:r>
     </w:p>
@@ -631,13 +1288,71 @@
       </w:r>
     </w:p>
     <w:p>
-      <w:r>
-        <w:t>S version 0 follows the P1 process except that its time check uses strictly less than. On 10 Yes with catalogue B version 1, it reports no match. The expected result is B1 because 10 fits exactly and B1 is quiet. Compare the saved instruction with the trace: the cause is the exclusion of equality, not a need to change the catalogue or expected answer.</w:t>
-      </w:r>
-    </w:p>
-    <w:p>
-      <w:r>
-        <w:t>Create S version 1 by replacing only the time comparison with no more than. Keep validation, the quiet condition, catalogue order, advancement and stopping rules. Write a change record naming S0, S1, the failing 10 Yes case, the comparison changed and why equality belongs in the rule. Retain the old version and failed trace; do not overwrite them with the new result.</w:t>
+      <w:pPr>
+        <w:spacing w:line="336" w:lineRule="auto" w:after="180"/>
+      </w:pPr>
+      <w:r>
+        <w:rPr>
+          <w:b w:val="0"/>
+        </w:rPr>
+        <w:t xml:space="preserve">S version 0 follows the P1 </w:t>
+      </w:r>
+      <w:r>
+        <w:rPr>
+          <w:b/>
+        </w:rPr>
+        <w:t>process</w:t>
+      </w:r>
+      <w:r>
+        <w:rPr>
+          <w:b w:val="0"/>
+        </w:rPr>
+        <w:t xml:space="preserve"> except that its time check uses strictly less than. On 10 Yes with catalogue B version 1, it reports no match. The expected result is B1 because 10 fits exactly and B1 is quiet.</w:t>
+      </w:r>
+    </w:p>
+    <w:p>
+      <w:pPr>
+        <w:spacing w:line="336" w:lineRule="auto" w:after="180"/>
+      </w:pPr>
+      <w:r>
+        <w:rPr>
+          <w:b w:val="0"/>
+        </w:rPr>
+        <w:t>Compare the saved instruction with the trace: the cause is the exclusion of equality, not a need to change the catalogue or expected answer.</w:t>
+      </w:r>
+    </w:p>
+    <w:p>
+      <w:pPr>
+        <w:spacing w:line="336" w:lineRule="auto" w:after="180"/>
+      </w:pPr>
+      <w:r>
+        <w:rPr>
+          <w:b w:val="0"/>
+        </w:rPr>
+        <w:t>Create S version 1 by replacing only the time comparison with no more than. Keep validation, the quiet condition, catalogue order, advancement and stopping rules.</w:t>
+      </w:r>
+    </w:p>
+    <w:p>
+      <w:pPr>
+        <w:spacing w:line="336" w:lineRule="auto" w:after="180"/>
+      </w:pPr>
+      <w:r>
+        <w:rPr>
+          <w:b w:val="0"/>
+        </w:rPr>
+        <w:t xml:space="preserve">Write a </w:t>
+      </w:r>
+      <w:r>
+        <w:rPr>
+          <w:b/>
+        </w:rPr>
+        <w:t>change record</w:t>
+      </w:r>
+      <w:r>
+        <w:rPr>
+          <w:b w:val="0"/>
+        </w:rPr>
+        <w:t xml:space="preserve"> naming S0, S1, the failing 10 Yes case, the comparison changed and why equality belongs in the rule. Retain the old version and failed trace; do not overwrite them with the new result.</w:t>
       </w:r>
     </w:p>
     <w:p>
@@ -649,8 +1364,26 @@
       </w:r>
     </w:p>
     <w:p>
-      <w:r>
-        <w:t>Point to the input, the deciding step and the result in this week’s visual. Explain the same step in ordinary words. A picture helps when you can say what each part represents.</w:t>
+      <w:pPr>
+        <w:spacing w:line="336" w:lineRule="auto" w:after="180"/>
+      </w:pPr>
+      <w:r>
+        <w:rPr>
+          <w:b w:val="0"/>
+        </w:rPr>
+        <w:t xml:space="preserve">Point to the </w:t>
+      </w:r>
+      <w:r>
+        <w:rPr>
+          <w:b/>
+        </w:rPr>
+        <w:t>input</w:t>
+      </w:r>
+      <w:r>
+        <w:rPr>
+          <w:b w:val="0"/>
+        </w:rPr>
+        <w:t>, the deciding step and the result in this week’s visual. Explain the same step in ordinary words. A picture helps when you can say what each part represents.</w:t>
       </w:r>
     </w:p>
     <w:p>
@@ -663,6 +1396,17 @@
     </w:p>
     <w:p>
       <w:r>
+        <w:t>Compare the supplied cases for Improve One Cause. Identify the detail that changes the conclusion.</w:t>
+      </w:r>
+    </w:p>
+    <w:p>
+      <w:pPr>
+        <w:spacing w:line="336" w:lineRule="auto" w:after="180"/>
+      </w:pPr>
+      <w:r>
+        <w:rPr>
+          <w:b/>
+        </w:rPr>
         <w:t>PICTURE GALLERY</w:t>
       </w:r>
     </w:p>
@@ -675,8 +1419,26 @@
       </w:r>
     </w:p>
     <w:p>
-      <w:r>
-        <w:t>Use the visual cue, then read the evidence carefully.</w:t>
+      <w:pPr>
+        <w:spacing w:line="336" w:lineRule="auto" w:after="180"/>
+      </w:pPr>
+      <w:r>
+        <w:rPr>
+          <w:b w:val="0"/>
+        </w:rPr>
+        <w:t xml:space="preserve">Use the visual cue, then read the </w:t>
+      </w:r>
+      <w:r>
+        <w:rPr>
+          <w:b/>
+        </w:rPr>
+        <w:t>evidence</w:t>
+      </w:r>
+      <w:r>
+        <w:rPr>
+          <w:b w:val="0"/>
+        </w:rPr>
+        <w:t xml:space="preserve"> carefully.</w:t>
       </w:r>
     </w:p>
     <w:p>
@@ -824,33 +1586,163 @@
       </w:r>
     </w:p>
     <w:p>
-      <w:r>
+      <w:pPr>
+        <w:pStyle w:val="Heading3"/>
+      </w:pPr>
+      <w:r>
+        <w:t>The case to investigate</w:t>
+      </w:r>
+    </w:p>
+    <w:p>
+      <w:pPr>
+        <w:spacing w:line="336" w:lineRule="auto" w:after="180"/>
+        <w:shd w:fill="F1F6FC"/>
+      </w:pPr>
+      <w:r>
+        <w:rPr>
+          <w:b w:val="0"/>
+        </w:rPr>
         <w:t>CASE 1 — Change one threshold  Clue: targeted intervention. Meaning: interpretable.</w:t>
       </w:r>
     </w:p>
     <w:p>
-      <w:r>
-        <w:t>CASE 2 — Rewrite all rules  Clue: many causes changed. Meaning: weak evidence.</w:t>
-      </w:r>
-    </w:p>
-    <w:p>
-      <w:r>
-        <w:t>CASE 3 — Same tests  Clue: before/after comparable. Meaning: stronger evidence.</w:t>
-      </w:r>
-    </w:p>
-    <w:p>
-      <w:r>
-        <w:t>CASE 4 — New failure  Clue: old case now breaks. Meaning: regression.</w:t>
-      </w:r>
-    </w:p>
-    <w:p>
-      <w:r>
+      <w:pPr>
+        <w:pStyle w:val="Heading3"/>
+      </w:pPr>
+      <w:r>
+        <w:t>The case to investigate</w:t>
+      </w:r>
+    </w:p>
+    <w:p>
+      <w:pPr>
+        <w:spacing w:line="336" w:lineRule="auto" w:after="180"/>
+        <w:shd w:fill="F1F6FC"/>
+      </w:pPr>
+      <w:r>
+        <w:rPr>
+          <w:b w:val="0"/>
+        </w:rPr>
+        <w:t xml:space="preserve">CASE 2 — Rewrite all rules  Clue: many causes changed. Meaning: weak </w:t>
+      </w:r>
+      <w:r>
+        <w:rPr>
+          <w:b/>
+        </w:rPr>
+        <w:t>evidence</w:t>
+      </w:r>
+      <w:r>
+        <w:rPr>
+          <w:b w:val="0"/>
+        </w:rPr>
+        <w:t>.</w:t>
+      </w:r>
+    </w:p>
+    <w:p>
+      <w:pPr>
+        <w:pStyle w:val="Heading3"/>
+      </w:pPr>
+      <w:r>
+        <w:t>The case to investigate</w:t>
+      </w:r>
+    </w:p>
+    <w:p>
+      <w:pPr>
+        <w:spacing w:line="336" w:lineRule="auto" w:after="180"/>
+        <w:shd w:fill="F1F6FC"/>
+      </w:pPr>
+      <w:r>
+        <w:rPr>
+          <w:b w:val="0"/>
+        </w:rPr>
+        <w:t xml:space="preserve">CASE 3 — Same tests  Clue: before/after comparable. Meaning: stronger </w:t>
+      </w:r>
+      <w:r>
+        <w:rPr>
+          <w:b/>
+        </w:rPr>
+        <w:t>evidence</w:t>
+      </w:r>
+      <w:r>
+        <w:rPr>
+          <w:b w:val="0"/>
+        </w:rPr>
+        <w:t>.</w:t>
+      </w:r>
+    </w:p>
+    <w:p>
+      <w:pPr>
+        <w:pStyle w:val="Heading3"/>
+      </w:pPr>
+      <w:r>
+        <w:t>The case to investigate</w:t>
+      </w:r>
+    </w:p>
+    <w:p>
+      <w:pPr>
+        <w:spacing w:line="336" w:lineRule="auto" w:after="180"/>
+        <w:shd w:fill="F1F6FC"/>
+      </w:pPr>
+      <w:r>
+        <w:rPr>
+          <w:b w:val="0"/>
+        </w:rPr>
+        <w:t xml:space="preserve">CASE 4 — New failure  Clue: old case now breaks. Meaning: </w:t>
+      </w:r>
+      <w:r>
+        <w:rPr>
+          <w:b/>
+        </w:rPr>
+        <w:t>regression</w:t>
+      </w:r>
+      <w:r>
+        <w:rPr>
+          <w:b w:val="0"/>
+        </w:rPr>
+        <w:t>.</w:t>
+      </w:r>
+    </w:p>
+    <w:p>
+      <w:pPr>
+        <w:pStyle w:val="Heading3"/>
+      </w:pPr>
+      <w:r>
+        <w:t>Keep this boundary clear</w:t>
+      </w:r>
+    </w:p>
+    <w:p>
+      <w:pPr>
+        <w:spacing w:line="336" w:lineRule="auto" w:after="180"/>
+        <w:shd w:fill="FFF5E6"/>
+      </w:pPr>
+      <w:r>
+        <w:rPr>
+          <w:b w:val="0"/>
+        </w:rPr>
         <w:t>BOUNDARY  A higher pass count can hide a serious new failure; review every changed outcome.</w:t>
       </w:r>
     </w:p>
     <w:p>
-      <w:r>
-        <w:t>Which two pictures are easiest to confuse? What evidence separates them?</w:t>
+      <w:pPr>
+        <w:spacing w:line="336" w:lineRule="auto" w:after="180"/>
+        <w:shd w:fill="F5F1FB"/>
+      </w:pPr>
+      <w:r>
+        <w:rPr>
+          <w:b w:val="0"/>
+        </w:rPr>
+        <w:t xml:space="preserve">Which two pictures are easiest to confuse? What </w:t>
+      </w:r>
+      <w:r>
+        <w:rPr>
+          <w:b/>
+        </w:rPr>
+        <w:t>evidence</w:t>
+      </w:r>
+      <w:r>
+        <w:rPr>
+          <w:b w:val="0"/>
+        </w:rPr>
+        <w:t xml:space="preserve"> separates them?</w:t>
       </w:r>
     </w:p>
     <w:p>
@@ -862,18 +1754,81 @@
       </w:r>
     </w:p>
     <w:p>
-      <w:r>
+      <w:pPr>
+        <w:pStyle w:val="Heading3"/>
+      </w:pPr>
+      <w:r>
+        <w:t>Change one thing</w:t>
+      </w:r>
+    </w:p>
+    <w:p>
+      <w:pPr>
+        <w:spacing w:line="336" w:lineRule="auto" w:after="180"/>
+        <w:shd w:fill="F5F1FB"/>
+      </w:pPr>
+      <w:r>
+        <w:rPr>
+          <w:b w:val="0"/>
+        </w:rPr>
         <w:t>Change: Use U2, which changes &lt; to ≤ and keeps the quiet check.</w:t>
       </w:r>
     </w:p>
     <w:p>
-      <w:r>
-        <w:t>Prediction: At 8 return A; at 6 return none.</w:t>
-      </w:r>
-    </w:p>
-    <w:p>
-      <w:r>
-        <w:t>Reason: Equality is repaired while B remains ineligible because it is noisy.</w:t>
+      <w:pPr>
+        <w:pStyle w:val="Heading3"/>
+      </w:pPr>
+      <w:r>
+        <w:t>Predicted result</w:t>
+      </w:r>
+    </w:p>
+    <w:p>
+      <w:pPr>
+        <w:spacing w:line="336" w:lineRule="auto" w:after="180"/>
+        <w:shd w:fill="F1F6FC"/>
+      </w:pPr>
+      <w:r>
+        <w:rPr>
+          <w:b/>
+        </w:rPr>
+        <w:t>Prediction</w:t>
+      </w:r>
+      <w:r>
+        <w:rPr>
+          <w:b w:val="0"/>
+        </w:rPr>
+        <w:t>: At 8 return A; at 6 return none.</w:t>
+      </w:r>
+    </w:p>
+    <w:p>
+      <w:pPr>
+        <w:pStyle w:val="Heading3"/>
+      </w:pPr>
+      <w:r>
+        <w:t>Why the result follows</w:t>
+      </w:r>
+    </w:p>
+    <w:p>
+      <w:pPr>
+        <w:spacing w:line="336" w:lineRule="auto" w:after="180"/>
+        <w:shd w:fill="F1F6FC"/>
+      </w:pPr>
+      <w:r>
+        <w:rPr>
+          <w:b w:val="0"/>
+        </w:rPr>
+        <w:t xml:space="preserve">Reason: Equality is </w:t>
+      </w:r>
+      <w:r>
+        <w:rPr>
+          <w:b/>
+        </w:rPr>
+        <w:t>repair</w:t>
+      </w:r>
+      <w:r>
+        <w:rPr>
+          <w:b w:val="0"/>
+        </w:rPr>
+        <w:t>ed while B remains ineligible because it is noisy.</w:t>
       </w:r>
     </w:p>
     <w:p>
@@ -886,6 +1841,17 @@
     </w:p>
     <w:p>
       <w:r>
+        <w:t>Use the vocabulary of Improve One Cause to explain a concrete decision, rather than only memorising definitions.</w:t>
+      </w:r>
+    </w:p>
+    <w:p>
+      <w:pPr>
+        <w:spacing w:line="336" w:lineRule="auto" w:after="180"/>
+      </w:pPr>
+      <w:r>
+        <w:rPr>
+          <w:b/>
+        </w:rPr>
         <w:t>VOCABULARY</w:t>
       </w:r>
     </w:p>
@@ -898,7 +1864,13 @@
       </w:r>
     </w:p>
     <w:p>
-      <w:r>
+      <w:pPr>
+        <w:spacing w:line="336" w:lineRule="auto" w:after="180"/>
+      </w:pPr>
+      <w:r>
+        <w:rPr>
+          <w:b w:val="0"/>
+        </w:rPr>
         <w:t>The badge is a memory cue; the definition does the real thinking work.</w:t>
       </w:r>
     </w:p>
@@ -1222,17 +2194,81 @@
       </w:r>
     </w:p>
     <w:p>
-      <w:r>
-        <w:t>CLAIM TO REPAIR  Any change after a failure counts as improvement.</w:t>
-      </w:r>
-    </w:p>
-    <w:p>
-      <w:r>
-        <w:t>Use one vocabulary word and one piece of evidence to repair it:</w:t>
-      </w:r>
-    </w:p>
-    <w:p>
-      <w:r>
+      <w:pPr>
+        <w:pStyle w:val="Heading3"/>
+      </w:pPr>
+      <w:r>
+        <w:t>Find the unsupported claim</w:t>
+      </w:r>
+    </w:p>
+    <w:p>
+      <w:pPr>
+        <w:spacing w:line="336" w:lineRule="auto" w:after="180"/>
+        <w:shd w:fill="F5F1FB"/>
+      </w:pPr>
+      <w:r>
+        <w:rPr>
+          <w:b w:val="0"/>
+        </w:rPr>
+        <w:t xml:space="preserve">CLAIM TO </w:t>
+      </w:r>
+      <w:r>
+        <w:rPr>
+          <w:b/>
+        </w:rPr>
+        <w:t>REPAIR</w:t>
+      </w:r>
+      <w:r>
+        <w:rPr>
+          <w:b w:val="0"/>
+        </w:rPr>
+        <w:t xml:space="preserve">  Any change after a failure counts as improvement.</w:t>
+      </w:r>
+    </w:p>
+    <w:p>
+      <w:pPr>
+        <w:spacing w:line="336" w:lineRule="auto" w:after="180"/>
+      </w:pPr>
+      <w:r>
+        <w:rPr>
+          <w:b w:val="0"/>
+        </w:rPr>
+        <w:t xml:space="preserve">Use one vocabulary word and one piece of </w:t>
+      </w:r>
+      <w:r>
+        <w:rPr>
+          <w:b/>
+        </w:rPr>
+        <w:t>evidence</w:t>
+      </w:r>
+      <w:r>
+        <w:rPr>
+          <w:b w:val="0"/>
+        </w:rPr>
+        <w:t xml:space="preserve"> to </w:t>
+      </w:r>
+      <w:r>
+        <w:rPr>
+          <w:b/>
+        </w:rPr>
+        <w:t>repair</w:t>
+      </w:r>
+      <w:r>
+        <w:rPr>
+          <w:b w:val="0"/>
+        </w:rPr>
+        <w:t xml:space="preserve"> it:</w:t>
+      </w:r>
+    </w:p>
+    <w:p>
+      <w:pPr>
+        <w:spacing w:line="336" w:lineRule="auto" w:after="180"/>
+        <w:shd w:fill="EDF7F3"/>
+      </w:pPr>
+      <w:r>
+        <w:rPr>
+          <w:b w:val="0"/>
+        </w:rPr>
         <w:t>WORD POWER  A strong definition helps you decide something in a new case.</w:t>
       </w:r>
     </w:p>
@@ -1378,6 +2414,17 @@
     </w:p>
     <w:p>
       <w:r>
+        <w:t>Follow the worked trace for Improve One Cause, predict a step, then compare with its explanation.</w:t>
+      </w:r>
+    </w:p>
+    <w:p>
+      <w:pPr>
+        <w:spacing w:line="336" w:lineRule="auto" w:after="180"/>
+      </w:pPr>
+      <w:r>
+        <w:rPr>
+          <w:b/>
+        </w:rPr>
         <w:t>WORKED EXAMPLE</w:t>
       </w:r>
     </w:p>
@@ -1390,8 +2437,26 @@
       </w:r>
     </w:p>
     <w:p>
-      <w:r>
-        <w:t>Every step connects a claim to observable evidence.</w:t>
+      <w:pPr>
+        <w:spacing w:line="336" w:lineRule="auto" w:after="180"/>
+      </w:pPr>
+      <w:r>
+        <w:rPr>
+          <w:b w:val="0"/>
+        </w:rPr>
+        <w:t xml:space="preserve">Every step connects a claim to observable </w:t>
+      </w:r>
+      <w:r>
+        <w:rPr>
+          <w:b/>
+        </w:rPr>
+        <w:t>evidence</w:t>
+      </w:r>
+      <w:r>
+        <w:rPr>
+          <w:b w:val="0"/>
+        </w:rPr>
+        <w:t>.</w:t>
       </w:r>
     </w:p>
     <w:p>
@@ -1431,38 +2496,177 @@
       </w:r>
     </w:p>
     <w:p>
-      <w:r>
+      <w:pPr>
+        <w:pStyle w:val="Heading3"/>
+      </w:pPr>
+      <w:r>
+        <w:t>The case to investigate</w:t>
+      </w:r>
+    </w:p>
+    <w:p>
+      <w:pPr>
+        <w:spacing w:line="336" w:lineRule="auto" w:after="180"/>
+        <w:shd w:fill="F1F6FC"/>
+      </w:pPr>
+      <w:r>
+        <w:rPr>
+          <w:b w:val="0"/>
+        </w:rPr>
         <w:t>CASE  The sorter misclassifies worn labels, so the team changes the text-reading rule or adds a safe visual clue while keeping other parts fixed.</w:t>
       </w:r>
     </w:p>
     <w:p>
-      <w:r>
+      <w:pPr>
+        <w:pStyle w:val="Heading3"/>
+      </w:pPr>
+      <w:r>
+        <w:t>Step 1</w:t>
+      </w:r>
+    </w:p>
+    <w:p>
+      <w:pPr>
+        <w:spacing w:line="336" w:lineRule="auto" w:after="180"/>
+        <w:shd w:fill="F4F9FC"/>
+      </w:pPr>
+      <w:r>
+        <w:rPr>
+          <w:b w:val="0"/>
+        </w:rPr>
         <w:t>STEP 1 — OBSERVE  failure record and suspected cause</w:t>
       </w:r>
     </w:p>
     <w:p>
-      <w:r>
-        <w:t>STEP 2 — TRACE  change one responsible rule, input, or threshold</w:t>
-      </w:r>
-    </w:p>
-    <w:p>
-      <w:r>
-        <w:t>STEP 3 — CONCLUDE  same tests rerun with before/after evidence</w:t>
-      </w:r>
-    </w:p>
-    <w:p>
-      <w:r>
-        <w:t>MODEL REASONING  Name the evidence, suspected cause, single change, and predicted effect before editing. Rerun the full fixed suite, compare case by case, and keep the change only if benefits outweigh new failures.</w:t>
-      </w:r>
-    </w:p>
-    <w:p>
-      <w:r>
+      <w:pPr>
+        <w:pStyle w:val="Heading3"/>
+      </w:pPr>
+      <w:r>
+        <w:t>Step 2</w:t>
+      </w:r>
+    </w:p>
+    <w:p>
+      <w:pPr>
+        <w:spacing w:line="336" w:lineRule="auto" w:after="180"/>
+        <w:shd w:fill="F4F9FC"/>
+      </w:pPr>
+      <w:r>
+        <w:rPr>
+          <w:b w:val="0"/>
+        </w:rPr>
+        <w:t xml:space="preserve">STEP 2 — TRACE  change one responsible rule, </w:t>
+      </w:r>
+      <w:r>
+        <w:rPr>
+          <w:b/>
+        </w:rPr>
+        <w:t>input</w:t>
+      </w:r>
+      <w:r>
+        <w:rPr>
+          <w:b w:val="0"/>
+        </w:rPr>
+        <w:t>, or threshold</w:t>
+      </w:r>
+    </w:p>
+    <w:p>
+      <w:pPr>
+        <w:pStyle w:val="Heading3"/>
+      </w:pPr>
+      <w:r>
+        <w:t>Step 3</w:t>
+      </w:r>
+    </w:p>
+    <w:p>
+      <w:pPr>
+        <w:spacing w:line="336" w:lineRule="auto" w:after="180"/>
+        <w:shd w:fill="F4F9FC"/>
+      </w:pPr>
+      <w:r>
+        <w:rPr>
+          <w:b w:val="0"/>
+        </w:rPr>
+        <w:t xml:space="preserve">STEP 3 — CONCLUDE  same tests rerun with before/after </w:t>
+      </w:r>
+      <w:r>
+        <w:rPr>
+          <w:b/>
+        </w:rPr>
+        <w:t>evidence</w:t>
+      </w:r>
+    </w:p>
+    <w:p>
+      <w:pPr>
+        <w:pStyle w:val="Heading3"/>
+      </w:pPr>
+      <w:r>
+        <w:t>Model answer</w:t>
+      </w:r>
+    </w:p>
+    <w:p>
+      <w:pPr>
+        <w:spacing w:line="336" w:lineRule="auto" w:after="180"/>
+        <w:shd w:fill="F1F6FC"/>
+      </w:pPr>
+      <w:r>
+        <w:rPr>
+          <w:b w:val="0"/>
+        </w:rPr>
+        <w:t xml:space="preserve">MODEL REASONING  Name the </w:t>
+      </w:r>
+      <w:r>
+        <w:rPr>
+          <w:b/>
+        </w:rPr>
+        <w:t>evidence</w:t>
+      </w:r>
+      <w:r>
+        <w:rPr>
+          <w:b w:val="0"/>
+        </w:rPr>
+        <w:t>, suspected cause, single change, and predicted effect before editing. Rerun the full fixed suite, compare case by case, and keep the change only if benefits outweigh new failures.</w:t>
+      </w:r>
+    </w:p>
+    <w:p>
+      <w:pPr>
+        <w:pStyle w:val="Heading3"/>
+      </w:pPr>
+      <w:r>
+        <w:t>A claim to avoid</w:t>
+      </w:r>
+    </w:p>
+    <w:p>
+      <w:pPr>
+        <w:spacing w:line="336" w:lineRule="auto" w:after="180"/>
+        <w:shd w:fill="FFF5E6"/>
+      </w:pPr>
+      <w:r>
+        <w:rPr>
+          <w:b w:val="0"/>
+        </w:rPr>
         <w:t>DO NOT OVERCLAIM  A higher pass count can hide a serious new failure; review every changed outcome.</w:t>
       </w:r>
     </w:p>
     <w:p>
-      <w:r>
-        <w:t>What new evidence could change this answer?</w:t>
+      <w:pPr>
+        <w:spacing w:line="336" w:lineRule="auto" w:after="180"/>
+        <w:shd w:fill="F5F1FB"/>
+      </w:pPr>
+      <w:r>
+        <w:rPr>
+          <w:b w:val="0"/>
+        </w:rPr>
+        <w:t xml:space="preserve">What new </w:t>
+      </w:r>
+      <w:r>
+        <w:rPr>
+          <w:b/>
+        </w:rPr>
+        <w:t>evidence</w:t>
+      </w:r>
+      <w:r>
+        <w:rPr>
+          <w:b w:val="0"/>
+        </w:rPr>
+        <w:t xml:space="preserve"> could change this answer?</w:t>
       </w:r>
     </w:p>
     <w:p>
@@ -1474,8 +2678,59 @@
       </w:r>
     </w:p>
     <w:p>
-      <w:r>
-        <w:t>Consider a different proposed repair, T version 1. It accepts equal times but accidentally removes the quiet check. It fixes 10 Yes, yet now returns B2 for 9 Yes. That second request correctly returned no match under S0 because B2 is not quiet. Previously correct behaviour has become wrong: this is a regression.</w:t>
+      <w:pPr>
+        <w:pStyle w:val="Heading3"/>
+      </w:pPr>
+      <w:r>
+        <w:t>Worked explanation · Improve One Cause</w:t>
+      </w:r>
+    </w:p>
+    <w:p>
+      <w:pPr>
+        <w:spacing w:line="336" w:lineRule="auto" w:after="180"/>
+        <w:shd w:fill="F1F6FC"/>
+      </w:pPr>
+      <w:r>
+        <w:rPr>
+          <w:b w:val="0"/>
+        </w:rPr>
+        <w:t xml:space="preserve">Consider a different proposed </w:t>
+      </w:r>
+      <w:r>
+        <w:rPr>
+          <w:b/>
+        </w:rPr>
+        <w:t>repair</w:t>
+      </w:r>
+      <w:r>
+        <w:rPr>
+          <w:b w:val="0"/>
+        </w:rPr>
+        <w:t>, T version 1. It accepts equal times but accidentally removes the quiet check. It fixes 10 Yes, yet now returns B2 for 9 Yes.</w:t>
+      </w:r>
+    </w:p>
+    <w:p>
+      <w:pPr>
+        <w:spacing w:line="336" w:lineRule="auto" w:after="180"/>
+        <w:shd w:fill="F1F6FC"/>
+      </w:pPr>
+      <w:r>
+        <w:rPr>
+          <w:b w:val="0"/>
+        </w:rPr>
+        <w:t xml:space="preserve">That second request correctly returned no match under S0 because B2 is not quiet. Previously correct behaviour has become wrong: this is a </w:t>
+      </w:r>
+      <w:r>
+        <w:rPr>
+          <w:b/>
+        </w:rPr>
+        <w:t>regression</w:t>
+      </w:r>
+      <w:r>
+        <w:rPr>
+          <w:b w:val="0"/>
+        </w:rPr>
+        <w:t>.</w:t>
       </w:r>
     </w:p>
     <w:tbl>
@@ -1654,20 +2909,101 @@
       </w:tr>
     </w:tbl>
     <w:p>
-      <w:r>
-        <w:t>These outputs are worked predictions from the described versions. Your own test record must contain the actual runs and their reasons. T1 should not replace the candidate merely because it passes the first row. For S1, check the revealing equality cases and rerun all four routine cases from Week 33, then validation and the labelled catalogue variations from Week 34. A full pass still needs both the required output and a correct explanation.</w:t>
-      </w:r>
-    </w:p>
-    <w:p>
       <w:pPr>
         <w:pStyle w:val="Heading3"/>
       </w:pPr>
       <w:r>
+        <w:t>Worked explanation · Improve One Cause</w:t>
+      </w:r>
+    </w:p>
+    <w:p>
+      <w:pPr>
+        <w:spacing w:line="336" w:lineRule="auto" w:after="180"/>
+        <w:shd w:fill="F1F6FC"/>
+      </w:pPr>
+      <w:r>
+        <w:rPr>
+          <w:b w:val="0"/>
+        </w:rPr>
+        <w:t xml:space="preserve">These </w:t>
+      </w:r>
+      <w:r>
+        <w:rPr>
+          <w:b/>
+        </w:rPr>
+        <w:t>output</w:t>
+      </w:r>
+      <w:r>
+        <w:rPr>
+          <w:b w:val="0"/>
+        </w:rPr>
+        <w:t xml:space="preserve">s are worked </w:t>
+      </w:r>
+      <w:r>
+        <w:rPr>
+          <w:b/>
+        </w:rPr>
+        <w:t>prediction</w:t>
+      </w:r>
+      <w:r>
+        <w:rPr>
+          <w:b w:val="0"/>
+        </w:rPr>
+        <w:t>s from the described versions. Your own test record must contain the actual runs and their reasons. T1 should not replace the candidate merely because it passes the first row.</w:t>
+      </w:r>
+    </w:p>
+    <w:p>
+      <w:pPr>
+        <w:spacing w:line="336" w:lineRule="auto" w:after="180"/>
+        <w:shd w:fill="F1F6FC"/>
+      </w:pPr>
+      <w:r>
+        <w:rPr>
+          <w:b w:val="0"/>
+        </w:rPr>
+        <w:t>For S1, check the revealing equality cases and rerun all four routine cases from Week 33, then validation and the labelled catalogue variations from Week 34.</w:t>
+      </w:r>
+    </w:p>
+    <w:p>
+      <w:pPr>
+        <w:spacing w:line="336" w:lineRule="auto" w:after="180"/>
+        <w:shd w:fill="F1F6FC"/>
+      </w:pPr>
+      <w:r>
+        <w:rPr>
+          <w:b w:val="0"/>
+        </w:rPr>
+        <w:t xml:space="preserve">A full pass still needs both the required </w:t>
+      </w:r>
+      <w:r>
+        <w:rPr>
+          <w:b/>
+        </w:rPr>
+        <w:t>output</w:t>
+      </w:r>
+      <w:r>
+        <w:rPr>
+          <w:b w:val="0"/>
+        </w:rPr>
+        <w:t xml:space="preserve"> and a correct explanation.</w:t>
+      </w:r>
+    </w:p>
+    <w:p>
+      <w:pPr>
+        <w:pStyle w:val="Heading3"/>
+      </w:pPr>
+      <w:r>
         <w:t>Learn from the worked case</w:t>
       </w:r>
     </w:p>
     <w:p>
-      <w:r>
+      <w:pPr>
+        <w:spacing w:line="336" w:lineRule="auto" w:after="180"/>
+      </w:pPr>
+      <w:r>
+        <w:rPr>
+          <w:b w:val="0"/>
+        </w:rPr>
         <w:t>Cover the result before checking it. Say what is given, choose the procedure, and follow one step at a time. Then uncover the result and explain your first mismatch. Ask why a step is allowed, not only what number it produces.</w:t>
       </w:r>
     </w:p>
@@ -1680,8 +3016,26 @@
       </w:r>
     </w:p>
     <w:p>
-      <w:r>
-        <w:t>A fictional quiet-activity chooser has a boundary bug and a proposed repair.</w:t>
+      <w:pPr>
+        <w:spacing w:line="336" w:lineRule="auto" w:after="180"/>
+      </w:pPr>
+      <w:r>
+        <w:rPr>
+          <w:b w:val="0"/>
+        </w:rPr>
+        <w:t xml:space="preserve">A fictional quiet-activity chooser has a boundary bug and a proposed </w:t>
+      </w:r>
+      <w:r>
+        <w:rPr>
+          <w:b/>
+        </w:rPr>
+        <w:t>repair</w:t>
+      </w:r>
+      <w:r>
+        <w:rPr>
+          <w:b w:val="0"/>
+        </w:rPr>
+        <w:t>.</w:t>
       </w:r>
     </w:p>
     <w:p>
@@ -1693,12 +3047,42 @@
       </w:r>
     </w:p>
     <w:p>
-      <w:r>
+      <w:pPr>
+        <w:pStyle w:val="Heading3"/>
+      </w:pPr>
+      <w:r>
+        <w:t>Supplied facts</w:t>
+      </w:r>
+    </w:p>
+    <w:p>
+      <w:pPr>
+        <w:spacing w:line="336" w:lineRule="auto" w:after="180"/>
+        <w:shd w:fill="F1F6FC"/>
+      </w:pPr>
+      <w:r>
+        <w:rPr>
+          <w:b w:val="0"/>
+        </w:rPr>
         <w:t>A: quiet Yes, 8 minutes; B: quiet No, 5 minutes. Request quiet required Yes.</w:t>
       </w:r>
     </w:p>
     <w:p>
-      <w:r>
+      <w:pPr>
+        <w:pStyle w:val="Heading3"/>
+      </w:pPr>
+      <w:r>
+        <w:t>Supplied facts</w:t>
+      </w:r>
+    </w:p>
+    <w:p>
+      <w:pPr>
+        <w:spacing w:line="336" w:lineRule="auto" w:after="180"/>
+        <w:shd w:fill="F1F6FC"/>
+      </w:pPr>
+      <w:r>
+        <w:rPr>
+          <w:b w:val="0"/>
+        </w:rPr>
         <w:t>U0 accepts only duration&lt;available time. U1 fixes ≤ but accidentally removes the quiet requirement.</w:t>
       </w:r>
     </w:p>
@@ -1884,30 +3268,150 @@
       </w:r>
     </w:p>
     <w:p>
-      <w:r>
-        <w:t>A repair must preserve the full contract, not just make one failing example pass. The quiet condition and duration comparison are separate requirements. Changing only the inequality targets the recorded cause; removing the quiet check changes another behavior. Save previously passing cases to reveal such regressions.</w:t>
-      </w:r>
-    </w:p>
-    <w:p>
       <w:pPr>
         <w:pStyle w:val="Heading3"/>
       </w:pPr>
       <w:r>
+        <w:t>Why the result follows</w:t>
+      </w:r>
+    </w:p>
+    <w:p>
+      <w:pPr>
+        <w:spacing w:line="336" w:lineRule="auto" w:after="180"/>
+        <w:shd w:fill="F1F6FC"/>
+      </w:pPr>
+      <w:r>
+        <w:rPr>
+          <w:b w:val="0"/>
+        </w:rPr>
+        <w:t xml:space="preserve">A </w:t>
+      </w:r>
+      <w:r>
+        <w:rPr>
+          <w:b/>
+        </w:rPr>
+        <w:t>repair</w:t>
+      </w:r>
+      <w:r>
+        <w:rPr>
+          <w:b w:val="0"/>
+        </w:rPr>
+        <w:t xml:space="preserve"> must preserve the full contract, not just make one failing example pass. The quiet condition and duration comparison are separate requirements.</w:t>
+      </w:r>
+    </w:p>
+    <w:p>
+      <w:pPr>
+        <w:spacing w:line="336" w:lineRule="auto" w:after="180"/>
+        <w:shd w:fill="F1F6FC"/>
+      </w:pPr>
+      <w:r>
+        <w:rPr>
+          <w:b w:val="0"/>
+        </w:rPr>
+        <w:t xml:space="preserve">Changing only the inequality targets the recorded cause; removing the quiet check changes another behavior. Save previously passing cases to reveal such </w:t>
+      </w:r>
+      <w:r>
+        <w:rPr>
+          <w:b/>
+        </w:rPr>
+        <w:t>regression</w:t>
+      </w:r>
+      <w:r>
+        <w:rPr>
+          <w:b w:val="0"/>
+        </w:rPr>
+        <w:t>s.</w:t>
+      </w:r>
+    </w:p>
+    <w:p>
+      <w:pPr>
+        <w:pStyle w:val="Heading3"/>
+      </w:pPr>
+      <w:r>
         <w:t>What this example does not establish</w:t>
       </w:r>
     </w:p>
     <w:p>
-      <w:r>
-        <w:t>Two examples establish only these outcomes; further cases are needed before generalising the repair.</w:t>
-      </w:r>
-    </w:p>
-    <w:p>
-      <w:r>
-        <w:t>Read the labelled picture: Explain why “our repaired version now picks something” is not enough to show success at 6.</w:t>
-      </w:r>
-    </w:p>
-    <w:p>
-      <w:r>
+      <w:pPr>
+        <w:pStyle w:val="Heading3"/>
+      </w:pPr>
+      <w:r>
+        <w:t>Keep the stated limit</w:t>
+      </w:r>
+    </w:p>
+    <w:p>
+      <w:pPr>
+        <w:spacing w:line="336" w:lineRule="auto" w:after="180"/>
+        <w:shd w:fill="FFF5E6"/>
+      </w:pPr>
+      <w:r>
+        <w:rPr>
+          <w:b w:val="0"/>
+        </w:rPr>
+        <w:t xml:space="preserve">Two examples establish only these outcomes; further cases are needed before generalising the </w:t>
+      </w:r>
+      <w:r>
+        <w:rPr>
+          <w:b/>
+        </w:rPr>
+        <w:t>repair</w:t>
+      </w:r>
+      <w:r>
+        <w:rPr>
+          <w:b w:val="0"/>
+        </w:rPr>
+        <w:t>.</w:t>
+      </w:r>
+    </w:p>
+    <w:p>
+      <w:pPr>
+        <w:pStyle w:val="Heading3"/>
+      </w:pPr>
+      <w:r>
+        <w:t>Keep the stated limit</w:t>
+      </w:r>
+    </w:p>
+    <w:p>
+      <w:pPr>
+        <w:spacing w:line="336" w:lineRule="auto" w:after="180"/>
+        <w:shd w:fill="FFF5E6"/>
+      </w:pPr>
+      <w:r>
+        <w:rPr>
+          <w:b w:val="0"/>
+        </w:rPr>
+        <w:t xml:space="preserve">Read the labelled picture: Explain why “our </w:t>
+      </w:r>
+      <w:r>
+        <w:rPr>
+          <w:b/>
+        </w:rPr>
+        <w:t>repair</w:t>
+      </w:r>
+      <w:r>
+        <w:rPr>
+          <w:b w:val="0"/>
+        </w:rPr>
+        <w:t>ed version now picks something” is not enough to show success at 6.</w:t>
+      </w:r>
+    </w:p>
+    <w:p>
+      <w:pPr>
+        <w:pStyle w:val="Heading3"/>
+      </w:pPr>
+      <w:r>
+        <w:t>Keep the stated limit</w:t>
+      </w:r>
+    </w:p>
+    <w:p>
+      <w:pPr>
+        <w:spacing w:line="336" w:lineRule="auto" w:after="180"/>
+        <w:shd w:fill="FFF5E6"/>
+      </w:pPr>
+      <w:r>
+        <w:rPr>
+          <w:b w:val="0"/>
+        </w:rPr>
         <w:t>Change one thing: Use U2, which changes &lt; to ≤ and keeps the quiet check. Predict the result before checking the explanation. What remains the same?</w:t>
       </w:r>
     </w:p>
@@ -1921,6 +3425,17 @@
     </w:p>
     <w:p>
       <w:r>
+        <w:t>Find the unsupported step in the Improve One Cause claim and explain a repair using the supplied evidence.</w:t>
+      </w:r>
+    </w:p>
+    <w:p>
+      <w:pPr>
+        <w:spacing w:line="336" w:lineRule="auto" w:after="180"/>
+      </w:pPr>
+      <w:r>
+        <w:rPr>
+          <w:b/>
+        </w:rPr>
         <w:t>COMPARE</w:t>
       </w:r>
     </w:p>
@@ -1933,7 +3448,13 @@
       </w:r>
     </w:p>
     <w:p>
-      <w:r>
+      <w:pPr>
+        <w:spacing w:line="336" w:lineRule="auto" w:after="180"/>
+      </w:pPr>
+      <w:r>
+        <w:rPr>
+          <w:b w:val="0"/>
+        </w:rPr>
         <w:t>A comparison helps reveal the true concept boundary.</w:t>
       </w:r>
     </w:p>
@@ -2121,28 +3642,40 @@
       </w:r>
     </w:p>
     <w:p>
-      <w:r>
+      <w:pPr>
+        <w:pStyle w:val="Heading3"/>
+      </w:pPr>
+      <w:r>
+        <w:t>Challenge claim A</w:t>
+      </w:r>
+    </w:p>
+    <w:p>
+      <w:pPr>
+        <w:spacing w:line="336" w:lineRule="auto" w:after="180"/>
+        <w:shd w:fill="F5F1FB"/>
+      </w:pPr>
+      <w:r>
+        <w:rPr>
+          <w:b w:val="0"/>
+        </w:rPr>
         <w:t>CLAIM A  Any change after a failure counts as improvement.</w:t>
       </w:r>
     </w:p>
     <w:p>
-      <w:r>
-        <w:t>Repair:</w:t>
-      </w:r>
-    </w:p>
-    <w:p>
-      <w:r>
-        <w:t>CLAIM B  Retest only the failed case to save time.</w:t>
-      </w:r>
-    </w:p>
-    <w:p>
-      <w:r>
-        <w:t>Repair:</w:t>
-      </w:r>
-    </w:p>
-    <w:p>
-      <w:r>
-        <w:t>STRONG ANSWER FRAME  I claim ______ because the evidence shows ______. The process is ______. One limit is ______.</w:t>
+      <w:pPr>
+        <w:spacing w:line="336" w:lineRule="auto" w:after="180"/>
+      </w:pPr>
+      <w:r>
+        <w:rPr>
+          <w:b/>
+        </w:rPr>
+        <w:t>Repair</w:t>
+      </w:r>
+      <w:r>
+        <w:rPr>
+          <w:b w:val="0"/>
+        </w:rPr>
+        <w:t>:</w:t>
       </w:r>
     </w:p>
     <w:p>
@@ -2150,24 +3683,279 @@
         <w:pStyle w:val="Heading3"/>
       </w:pPr>
       <w:r>
+        <w:t>Challenge claim B</w:t>
+      </w:r>
+    </w:p>
+    <w:p>
+      <w:pPr>
+        <w:spacing w:line="336" w:lineRule="auto" w:after="180"/>
+        <w:shd w:fill="F5F1FB"/>
+      </w:pPr>
+      <w:r>
+        <w:rPr>
+          <w:b w:val="0"/>
+        </w:rPr>
+        <w:t xml:space="preserve">CLAIM B  </w:t>
+      </w:r>
+      <w:r>
+        <w:rPr>
+          <w:b/>
+        </w:rPr>
+        <w:t>Retest</w:t>
+      </w:r>
+      <w:r>
+        <w:rPr>
+          <w:b w:val="0"/>
+        </w:rPr>
+        <w:t xml:space="preserve"> only the failed case to save time.</w:t>
+      </w:r>
+    </w:p>
+    <w:p>
+      <w:pPr>
+        <w:spacing w:line="336" w:lineRule="auto" w:after="180"/>
+      </w:pPr>
+      <w:r>
+        <w:rPr>
+          <w:b/>
+        </w:rPr>
+        <w:t>Repair</w:t>
+      </w:r>
+      <w:r>
+        <w:rPr>
+          <w:b w:val="0"/>
+        </w:rPr>
+        <w:t>:</w:t>
+      </w:r>
+    </w:p>
+    <w:p>
+      <w:pPr>
+        <w:pStyle w:val="Heading3"/>
+      </w:pPr>
+      <w:r>
+        <w:t>A frame for explaining</w:t>
+      </w:r>
+    </w:p>
+    <w:p>
+      <w:pPr>
+        <w:spacing w:line="336" w:lineRule="auto" w:after="180"/>
+        <w:shd w:fill="F1F6FC"/>
+      </w:pPr>
+      <w:r>
+        <w:rPr>
+          <w:b w:val="0"/>
+        </w:rPr>
+        <w:t xml:space="preserve">STRONG ANSWER FRAME  I claim ______ because the </w:t>
+      </w:r>
+      <w:r>
+        <w:rPr>
+          <w:b/>
+        </w:rPr>
+        <w:t>evidence</w:t>
+      </w:r>
+      <w:r>
+        <w:rPr>
+          <w:b w:val="0"/>
+        </w:rPr>
+        <w:t xml:space="preserve"> shows ______. The </w:t>
+      </w:r>
+      <w:r>
+        <w:rPr>
+          <w:b/>
+        </w:rPr>
+        <w:t>process</w:t>
+      </w:r>
+      <w:r>
+        <w:rPr>
+          <w:b w:val="0"/>
+        </w:rPr>
+        <w:t xml:space="preserve"> is ______. One limit is ______.</w:t>
+      </w:r>
+    </w:p>
+    <w:p>
+      <w:pPr>
+        <w:pStyle w:val="Heading3"/>
+      </w:pPr>
+      <w:r>
         <w:t>A closer explanation</w:t>
       </w:r>
     </w:p>
     <w:p>
-      <w:r>
-        <w:t>If your own P1 already passes the development set, do not introduce a defect just to claim an improvement. Use the supplied S example to practise repair, and report that no change was needed in your saved version for the tested cases. If your version fails, retain the evidence, locate the cause and label the next repair. A new label alone does not prove a better version.</w:t>
-      </w:r>
-    </w:p>
-    <w:p>
-      <w:r>
-        <w:t>Save a candidate with its complete instructions, required catalogue data, input rules, change history and development results. State unresolved failures and limitations. Keep this version unchanged during the final evaluation. Do not inspect reserved final cases to decide which repair to make. If you revise after seeing final results, retain those results as belonging to the old version and treat the seen cases as development evidence; they are no longer an unseen evaluation for the revision.</w:t>
-      </w:r>
-    </w:p>
-    <w:p>
       <w:pPr>
         <w:pStyle w:val="Heading3"/>
       </w:pPr>
       <w:r>
+        <w:t>Check the claim against the facts</w:t>
+      </w:r>
+    </w:p>
+    <w:p>
+      <w:pPr>
+        <w:spacing w:line="336" w:lineRule="auto" w:after="180"/>
+        <w:shd w:fill="FFF5E6"/>
+      </w:pPr>
+      <w:r>
+        <w:rPr>
+          <w:b w:val="0"/>
+        </w:rPr>
+        <w:t xml:space="preserve">If your own P1 already passes the development set, do not introduce a </w:t>
+      </w:r>
+      <w:r>
+        <w:rPr>
+          <w:b/>
+        </w:rPr>
+        <w:t>defect</w:t>
+      </w:r>
+      <w:r>
+        <w:rPr>
+          <w:b w:val="0"/>
+        </w:rPr>
+        <w:t xml:space="preserve"> just to claim an improvement.</w:t>
+      </w:r>
+    </w:p>
+    <w:p>
+      <w:pPr>
+        <w:spacing w:line="336" w:lineRule="auto" w:after="180"/>
+        <w:shd w:fill="FFF5E6"/>
+      </w:pPr>
+      <w:r>
+        <w:rPr>
+          <w:b w:val="0"/>
+        </w:rPr>
+        <w:t xml:space="preserve">Use the supplied S example to practise </w:t>
+      </w:r>
+      <w:r>
+        <w:rPr>
+          <w:b/>
+        </w:rPr>
+        <w:t>repair</w:t>
+      </w:r>
+      <w:r>
+        <w:rPr>
+          <w:b w:val="0"/>
+        </w:rPr>
+        <w:t xml:space="preserve">, and report that no change was needed in your saved version for the tested cases. If your version fails, retain the </w:t>
+      </w:r>
+      <w:r>
+        <w:rPr>
+          <w:b/>
+        </w:rPr>
+        <w:t>evidence</w:t>
+      </w:r>
+      <w:r>
+        <w:rPr>
+          <w:b w:val="0"/>
+        </w:rPr>
+        <w:t xml:space="preserve">, locate the cause and label the next </w:t>
+      </w:r>
+      <w:r>
+        <w:rPr>
+          <w:b/>
+        </w:rPr>
+        <w:t>repair</w:t>
+      </w:r>
+      <w:r>
+        <w:rPr>
+          <w:b w:val="0"/>
+        </w:rPr>
+        <w:t>.</w:t>
+      </w:r>
+    </w:p>
+    <w:p>
+      <w:pPr>
+        <w:spacing w:line="336" w:lineRule="auto" w:after="180"/>
+        <w:shd w:fill="FFF5E6"/>
+      </w:pPr>
+      <w:r>
+        <w:rPr>
+          <w:b w:val="0"/>
+        </w:rPr>
+        <w:t>A new label alone does not prove a better version.</w:t>
+      </w:r>
+    </w:p>
+    <w:p>
+      <w:pPr>
+        <w:pStyle w:val="Heading3"/>
+      </w:pPr>
+      <w:r>
+        <w:t>Check the claim against the facts</w:t>
+      </w:r>
+    </w:p>
+    <w:p>
+      <w:pPr>
+        <w:spacing w:line="336" w:lineRule="auto" w:after="180"/>
+        <w:shd w:fill="FFF5E6"/>
+      </w:pPr>
+      <w:r>
+        <w:rPr>
+          <w:b w:val="0"/>
+        </w:rPr>
+        <w:t xml:space="preserve">Save a candidate with its complete instructions, required catalogue data, </w:t>
+      </w:r>
+      <w:r>
+        <w:rPr>
+          <w:b/>
+        </w:rPr>
+        <w:t>input</w:t>
+      </w:r>
+      <w:r>
+        <w:rPr>
+          <w:b w:val="0"/>
+        </w:rPr>
+        <w:t xml:space="preserve"> rules, change history and development results. State unresolved failures and limitations. Keep this version unchanged during the final evaluation.</w:t>
+      </w:r>
+    </w:p>
+    <w:p>
+      <w:pPr>
+        <w:spacing w:line="336" w:lineRule="auto" w:after="180"/>
+        <w:shd w:fill="FFF5E6"/>
+      </w:pPr>
+      <w:r>
+        <w:rPr>
+          <w:b w:val="0"/>
+        </w:rPr>
+        <w:t xml:space="preserve">Do not inspect reserved final cases to decide which </w:t>
+      </w:r>
+      <w:r>
+        <w:rPr>
+          <w:b/>
+        </w:rPr>
+        <w:t>repair</w:t>
+      </w:r>
+      <w:r>
+        <w:rPr>
+          <w:b w:val="0"/>
+        </w:rPr>
+        <w:t xml:space="preserve"> to make.</w:t>
+      </w:r>
+    </w:p>
+    <w:p>
+      <w:pPr>
+        <w:spacing w:line="336" w:lineRule="auto" w:after="180"/>
+        <w:shd w:fill="FFF5E6"/>
+      </w:pPr>
+      <w:r>
+        <w:rPr>
+          <w:b w:val="0"/>
+        </w:rPr>
+        <w:t xml:space="preserve">If you revise after seeing final results, retain those results as belonging to the old version and treat the seen cases as development </w:t>
+      </w:r>
+      <w:r>
+        <w:rPr>
+          <w:b/>
+        </w:rPr>
+        <w:t>evidence</w:t>
+      </w:r>
+      <w:r>
+        <w:rPr>
+          <w:b w:val="0"/>
+        </w:rPr>
+        <w:t>; they are no longer an unseen evaluation for the revision.</w:t>
+      </w:r>
+    </w:p>
+    <w:p>
+      <w:pPr>
+        <w:pStyle w:val="Heading3"/>
+      </w:pPr>
+      <w:r>
         <w:t>A team fixes 10 Yes, checks only that case and deletes S0’s failed trace. Explain two weaknesses in its evidence and give a better next action. Why should the candidate be fixed before reserved final cases are revealed?</w:t>
       </w:r>
     </w:p>
@@ -2201,6 +3989,17 @@
     </w:p>
     <w:p>
       <w:r>
+        <w:t>Practise Improve One Cause with support, then explain the deciding step in your own words.</w:t>
+      </w:r>
+    </w:p>
+    <w:p>
+      <w:pPr>
+        <w:spacing w:line="336" w:lineRule="auto" w:after="180"/>
+      </w:pPr>
+      <w:r>
+        <w:rPr>
+          <w:b/>
+        </w:rPr>
         <w:t>GUIDED PRACTICE</w:t>
       </w:r>
     </w:p>
@@ -2213,7 +4012,13 @@
       </w:r>
     </w:p>
     <w:p>
-      <w:r>
+      <w:pPr>
+        <w:spacing w:line="336" w:lineRule="auto" w:after="180"/>
+      </w:pPr>
+      <w:r>
+        <w:rPr>
+          <w:b w:val="0"/>
+        </w:rPr>
         <w:t>Use support now so you can succeed independently later.</w:t>
       </w:r>
     </w:p>
@@ -2254,51 +4059,237 @@
       </w:r>
     </w:p>
     <w:p>
-      <w:r>
-        <w:t>Explain how the picture story demonstrates this idea: An improvement should target evidence from a failure, not random change.</w:t>
-      </w:r>
-    </w:p>
-    <w:p>
-      <w:r>
-        <w:t>Use a fresh example to explain root cause.</w:t>
-      </w:r>
-    </w:p>
-    <w:p>
-      <w:r>
-        <w:t>Trace a new input → process → output example.</w:t>
-      </w:r>
-    </w:p>
-    <w:p>
-      <w:r>
-        <w:t>Find and repair the error in: Retest only the failed case to save time.</w:t>
-      </w:r>
-    </w:p>
-    <w:p>
-      <w:r>
+      <w:pPr>
+        <w:spacing w:line="336" w:lineRule="auto" w:after="180"/>
+      </w:pPr>
+      <w:r>
+        <w:rPr>
+          <w:b w:val="0"/>
+        </w:rPr>
+        <w:t xml:space="preserve">Explain how the picture story demonstrates this idea: An improvement should target </w:t>
+      </w:r>
+      <w:r>
+        <w:rPr>
+          <w:b/>
+        </w:rPr>
+        <w:t>evidence</w:t>
+      </w:r>
+      <w:r>
+        <w:rPr>
+          <w:b w:val="0"/>
+        </w:rPr>
+        <w:t xml:space="preserve"> from a failure, not random change.</w:t>
+      </w:r>
+    </w:p>
+    <w:p>
+      <w:pPr>
+        <w:spacing w:line="336" w:lineRule="auto" w:after="180"/>
+      </w:pPr>
+      <w:r>
+        <w:rPr>
+          <w:b w:val="0"/>
+        </w:rPr>
+        <w:t xml:space="preserve">Use a fresh example to explain </w:t>
+      </w:r>
+      <w:r>
+        <w:rPr>
+          <w:b/>
+        </w:rPr>
+        <w:t>root cause</w:t>
+      </w:r>
+      <w:r>
+        <w:rPr>
+          <w:b w:val="0"/>
+        </w:rPr>
+        <w:t>.</w:t>
+      </w:r>
+    </w:p>
+    <w:p>
+      <w:pPr>
+        <w:spacing w:line="336" w:lineRule="auto" w:after="180"/>
+      </w:pPr>
+      <w:r>
+        <w:rPr>
+          <w:b w:val="0"/>
+        </w:rPr>
+        <w:t xml:space="preserve">Trace a new </w:t>
+      </w:r>
+      <w:r>
+        <w:rPr>
+          <w:b/>
+        </w:rPr>
+        <w:t>input</w:t>
+      </w:r>
+      <w:r>
+        <w:rPr>
+          <w:b w:val="0"/>
+        </w:rPr>
+        <w:t xml:space="preserve"> → </w:t>
+      </w:r>
+      <w:r>
+        <w:rPr>
+          <w:b/>
+        </w:rPr>
+        <w:t>process</w:t>
+      </w:r>
+      <w:r>
+        <w:rPr>
+          <w:b w:val="0"/>
+        </w:rPr>
+        <w:t xml:space="preserve"> → </w:t>
+      </w:r>
+      <w:r>
+        <w:rPr>
+          <w:b/>
+        </w:rPr>
+        <w:t>output</w:t>
+      </w:r>
+      <w:r>
+        <w:rPr>
+          <w:b w:val="0"/>
+        </w:rPr>
+        <w:t xml:space="preserve"> example.</w:t>
+      </w:r>
+    </w:p>
+    <w:p>
+      <w:pPr>
+        <w:spacing w:line="336" w:lineRule="auto" w:after="180"/>
+      </w:pPr>
+      <w:r>
+        <w:rPr>
+          <w:b w:val="0"/>
+        </w:rPr>
+        <w:t xml:space="preserve">Find and </w:t>
+      </w:r>
+      <w:r>
+        <w:rPr>
+          <w:b/>
+        </w:rPr>
+        <w:t>repair</w:t>
+      </w:r>
+      <w:r>
+        <w:rPr>
+          <w:b w:val="0"/>
+        </w:rPr>
+        <w:t xml:space="preserve"> the error in: </w:t>
+      </w:r>
+      <w:r>
+        <w:rPr>
+          <w:b/>
+        </w:rPr>
+        <w:t>Retest</w:t>
+      </w:r>
+      <w:r>
+        <w:rPr>
+          <w:b w:val="0"/>
+        </w:rPr>
+        <w:t xml:space="preserve"> only the failed case to save time.</w:t>
+      </w:r>
+    </w:p>
+    <w:p>
+      <w:pPr>
+        <w:spacing w:line="336" w:lineRule="auto" w:after="180"/>
+      </w:pPr>
+      <w:r>
+        <w:rPr>
+          <w:b w:val="0"/>
+        </w:rPr>
         <w:t>Invent one edge case and name the safe response.</w:t>
       </w:r>
     </w:p>
     <w:p>
-      <w:r>
-        <w:t>PARTNER CHECK  Point to the evidence. Do not accept an answer that only repeats the vocabulary word.</w:t>
-      </w:r>
-    </w:p>
-    <w:p>
       <w:pPr>
         <w:pStyle w:val="Heading3"/>
       </w:pPr>
       <w:r>
+        <w:t>Check with a partner</w:t>
+      </w:r>
+    </w:p>
+    <w:p>
+      <w:pPr>
+        <w:spacing w:line="336" w:lineRule="auto" w:after="180"/>
+        <w:shd w:fill="F5F1FB"/>
+      </w:pPr>
+      <w:r>
+        <w:rPr>
+          <w:b w:val="0"/>
+        </w:rPr>
+        <w:t xml:space="preserve">PARTNER CHECK  Point to the </w:t>
+      </w:r>
+      <w:r>
+        <w:rPr>
+          <w:b/>
+        </w:rPr>
+        <w:t>evidence</w:t>
+      </w:r>
+      <w:r>
+        <w:rPr>
+          <w:b w:val="0"/>
+        </w:rPr>
+        <w:t>. Do not accept an answer that only repeats the vocabulary word.</w:t>
+      </w:r>
+    </w:p>
+    <w:p>
+      <w:pPr>
+        <w:pStyle w:val="Heading3"/>
+      </w:pPr>
+      <w:r>
         <w:t>A closer explanation</w:t>
       </w:r>
     </w:p>
     <w:p>
-      <w:r>
-        <w:t>Write expectations before running S1. Use B version 1 for 11 Yes, 9 No, 6 No and 9 Yes; include the revealing 10 Yes and 8 No. Add 0 Yes, 30 Yes, 31 Yes, blank minutes with Yes, 10.5 Yes and 10 Maybe to check valid endpoints and invalid fields. Keep cases and results separated by version, and compare with the manual baseline under the same conditions.</w:t>
-      </w:r>
-    </w:p>
-    <w:p>
-      <w:r>
-        <w:t>Retain the catalogue variation tests: B version 2 changes only B1 time to 20, giving B3 for 12 Yes. B version 3 has times 20, 18, 17 and 15 for B1 to B4, with the original quiet labels and order; it gives B4 for 15 No and no match for 15 Yes. These cases check later successful paths and the quiet condition under changed data. Label each test with the catalogue it actually uses.</w:t>
+      <w:pPr>
+        <w:spacing w:line="336" w:lineRule="auto" w:after="180"/>
+      </w:pPr>
+      <w:r>
+        <w:rPr>
+          <w:b w:val="0"/>
+        </w:rPr>
+        <w:t>Write expectations before running S1. Use B version 1 for 11 Yes, 9 No, 6 No and 9 Yes; include the revealing 10 Yes and 8 No.</w:t>
+      </w:r>
+    </w:p>
+    <w:p>
+      <w:pPr>
+        <w:spacing w:line="336" w:lineRule="auto" w:after="180"/>
+      </w:pPr>
+      <w:r>
+        <w:rPr>
+          <w:b w:val="0"/>
+        </w:rPr>
+        <w:t>Add 0 Yes, 30 Yes, 31 Yes, blank minutes with Yes, 10.5 Yes and 10 Maybe to check valid endpoints and invalid fields. Keep cases and results separated by version, and compare with the manual baseline under the same conditions.</w:t>
+      </w:r>
+    </w:p>
+    <w:p>
+      <w:pPr>
+        <w:spacing w:line="336" w:lineRule="auto" w:after="180"/>
+      </w:pPr>
+      <w:r>
+        <w:rPr>
+          <w:b w:val="0"/>
+        </w:rPr>
+        <w:t>Retain the catalogue variation tests: B version 2 changes only B1 time to 20, giving B3 for 12 Yes.</w:t>
+      </w:r>
+    </w:p>
+    <w:p>
+      <w:pPr>
+        <w:spacing w:line="336" w:lineRule="auto" w:after="180"/>
+      </w:pPr>
+      <w:r>
+        <w:rPr>
+          <w:b w:val="0"/>
+        </w:rPr>
+        <w:t>B version 3 has times 20, 18, 17 and 15 for B1 to B4, with the original quiet labels and order; it gives B4 for 15 No and no match for 15 Yes.</w:t>
+      </w:r>
+    </w:p>
+    <w:p>
+      <w:pPr>
+        <w:spacing w:line="336" w:lineRule="auto" w:after="180"/>
+      </w:pPr>
+      <w:r>
+        <w:rPr>
+          <w:b w:val="0"/>
+        </w:rPr>
+        <w:t>These cases check later successful paths and the quiet condition under changed data. Label each test with the catalogue it actually uses.</w:t>
       </w:r>
     </w:p>
     <w:p>
@@ -2353,8 +4344,38 @@
       </w:r>
     </w:p>
     <w:p>
-      <w:r>
-        <w:t>Use workbook W2 for the connected example “Improving and checking regressions”. First fill the input and rule boxes. Try the middle steps before asking for a hint. After a hint, try the next step yourself.</w:t>
+      <w:pPr>
+        <w:spacing w:line="336" w:lineRule="auto" w:after="180"/>
+      </w:pPr>
+      <w:r>
+        <w:rPr>
+          <w:b w:val="0"/>
+        </w:rPr>
+        <w:t xml:space="preserve">Use workbook W2 for the connected example “Improving and checking </w:t>
+      </w:r>
+      <w:r>
+        <w:rPr>
+          <w:b/>
+        </w:rPr>
+        <w:t>regression</w:t>
+      </w:r>
+      <w:r>
+        <w:rPr>
+          <w:b w:val="0"/>
+        </w:rPr>
+        <w:t xml:space="preserve">s”. First fill the </w:t>
+      </w:r>
+      <w:r>
+        <w:rPr>
+          <w:b/>
+        </w:rPr>
+        <w:t>input</w:t>
+      </w:r>
+      <w:r>
+        <w:rPr>
+          <w:b w:val="0"/>
+        </w:rPr>
+        <w:t xml:space="preserve"> and rule boxes. Try the middle steps before asking for a hint. After a hint, try the next step yourself.</w:t>
       </w:r>
     </w:p>
     <w:tbl>
@@ -2437,7 +4458,13 @@
       </w:tr>
     </w:tbl>
     <w:p>
-      <w:r>
+      <w:pPr>
+        <w:spacing w:line="336" w:lineRule="auto" w:after="180"/>
+      </w:pPr>
+      <w:r>
+        <w:rPr>
+          <w:b w:val="0"/>
+        </w:rPr>
         <w:t>Explain your trace to a partner. Your partner points to one step to check. Swap roles on the next case. Each person writes their own explanation.</w:t>
       </w:r>
     </w:p>
@@ -2450,12 +4477,71 @@
       </w:r>
     </w:p>
     <w:p>
-      <w:r>
-        <w:t>Use the worked case for Improving and checking regressions. Proposed explanation: “One repaired example proves improvement everywhere”. Decide whether this explanation is supported. Point to the step or supplied fact that decides; explain your repair if needed.</w:t>
-      </w:r>
-    </w:p>
-    <w:p>
-      <w:r>
+      <w:pPr>
+        <w:spacing w:line="336" w:lineRule="auto" w:after="180"/>
+      </w:pPr>
+      <w:r>
+        <w:rPr>
+          <w:b w:val="0"/>
+        </w:rPr>
+        <w:t xml:space="preserve">Use the worked case for Improving and checking </w:t>
+      </w:r>
+      <w:r>
+        <w:rPr>
+          <w:b/>
+        </w:rPr>
+        <w:t>regression</w:t>
+      </w:r>
+      <w:r>
+        <w:rPr>
+          <w:b w:val="0"/>
+        </w:rPr>
+        <w:t xml:space="preserve">s. Proposed explanation: “One </w:t>
+      </w:r>
+      <w:r>
+        <w:rPr>
+          <w:b/>
+        </w:rPr>
+        <w:t>repair</w:t>
+      </w:r>
+      <w:r>
+        <w:rPr>
+          <w:b w:val="0"/>
+        </w:rPr>
+        <w:t>ed example proves improvement everywhere”. Decide whether this explanation is supported.</w:t>
+      </w:r>
+    </w:p>
+    <w:p>
+      <w:pPr>
+        <w:spacing w:line="336" w:lineRule="auto" w:after="180"/>
+      </w:pPr>
+      <w:r>
+        <w:rPr>
+          <w:b w:val="0"/>
+        </w:rPr>
+        <w:t xml:space="preserve">Point to the step or supplied fact that decides; explain your </w:t>
+      </w:r>
+      <w:r>
+        <w:rPr>
+          <w:b/>
+        </w:rPr>
+        <w:t>repair</w:t>
+      </w:r>
+      <w:r>
+        <w:rPr>
+          <w:b w:val="0"/>
+        </w:rPr>
+        <w:t xml:space="preserve"> if needed.</w:t>
+      </w:r>
+    </w:p>
+    <w:p>
+      <w:pPr>
+        <w:spacing w:line="336" w:lineRule="auto" w:after="180"/>
+      </w:pPr>
+      <w:r>
+        <w:rPr>
+          <w:b w:val="0"/>
+        </w:rPr>
         <w:t>Answer on your own before discussion. If you are unsure, say which step you need help with.</w:t>
       </w:r>
     </w:p>
@@ -2468,8 +4554,26 @@
       </w:r>
     </w:p>
     <w:p>
-      <w:r>
-        <w:t>Explain why “our repaired version now picks something” is not enough to show success at 6.</w:t>
+      <w:pPr>
+        <w:spacing w:line="336" w:lineRule="auto" w:after="180"/>
+      </w:pPr>
+      <w:r>
+        <w:rPr>
+          <w:b w:val="0"/>
+        </w:rPr>
+        <w:t xml:space="preserve">Explain why “our </w:t>
+      </w:r>
+      <w:r>
+        <w:rPr>
+          <w:b/>
+        </w:rPr>
+        <w:t>repair</w:t>
+      </w:r>
+      <w:r>
+        <w:rPr>
+          <w:b w:val="0"/>
+        </w:rPr>
+        <w:t>ed version now picks something” is not enough to show success at 6.</w:t>
       </w:r>
     </w:p>
     <w:p>
@@ -2501,7 +4605,13 @@
       </w:r>
     </w:p>
     <w:p>
-      <w:r>
+      <w:pPr>
+        <w:spacing w:line="336" w:lineRule="auto" w:after="180"/>
+      </w:pPr>
+      <w:r>
+        <w:rPr>
+          <w:b w:val="0"/>
+        </w:rPr>
         <w:t>This is supported practice. Keep the separately named independent case for an attempt before feedback.</w:t>
       </w:r>
     </w:p>
@@ -2515,6 +4625,17 @@
     </w:p>
     <w:p>
       <w:r>
+        <w:t>Investigate Improve One Cause. Record the prediction, actual observation or labelled paper trace, explanation and next test separately.</w:t>
+      </w:r>
+    </w:p>
+    <w:p>
+      <w:pPr>
+        <w:spacing w:line="336" w:lineRule="auto" w:after="180"/>
+      </w:pPr>
+      <w:r>
+        <w:rPr>
+          <w:b/>
+        </w:rPr>
         <w:t>EXPLORER LAB</w:t>
       </w:r>
     </w:p>
@@ -2527,8 +4648,26 @@
       </w:r>
     </w:p>
     <w:p>
-      <w:r>
-        <w:t>Predict first, test honestly, and explain what the evidence means.</w:t>
+      <w:pPr>
+        <w:spacing w:line="336" w:lineRule="auto" w:after="180"/>
+      </w:pPr>
+      <w:r>
+        <w:rPr>
+          <w:b w:val="0"/>
+        </w:rPr>
+        <w:t xml:space="preserve">Predict first, test honestly, and explain what the </w:t>
+      </w:r>
+      <w:r>
+        <w:rPr>
+          <w:b/>
+        </w:rPr>
+        <w:t>evidence</w:t>
+      </w:r>
+      <w:r>
+        <w:rPr>
+          <w:b w:val="0"/>
+        </w:rPr>
+        <w:t xml:space="preserve"> means.</w:t>
       </w:r>
     </w:p>
     <w:p>
@@ -2568,27 +4707,138 @@
       </w:r>
     </w:p>
     <w:p>
-      <w:r>
-        <w:t>State your prediction before the result is known.</w:t>
-      </w:r>
-    </w:p>
-    <w:p>
-      <w:r>
-        <w:t>Complete the task: Revise one rule or input and rerun the same tests.</w:t>
-      </w:r>
-    </w:p>
-    <w:p>
-      <w:r>
+      <w:pPr>
+        <w:pStyle w:val="Heading3"/>
+      </w:pPr>
+      <w:r>
+        <w:t>1. Predict</w:t>
+      </w:r>
+    </w:p>
+    <w:p>
+      <w:pPr>
+        <w:spacing w:line="336" w:lineRule="auto" w:after="180"/>
+        <w:shd w:fill="F4F9FC"/>
+      </w:pPr>
+      <w:r>
+        <w:rPr>
+          <w:b w:val="0"/>
+        </w:rPr>
+        <w:t xml:space="preserve">State your </w:t>
+      </w:r>
+      <w:r>
+        <w:rPr>
+          <w:b/>
+        </w:rPr>
+        <w:t>prediction</w:t>
+      </w:r>
+      <w:r>
+        <w:rPr>
+          <w:b w:val="0"/>
+        </w:rPr>
+        <w:t xml:space="preserve"> before the result is known.</w:t>
+      </w:r>
+    </w:p>
+    <w:p>
+      <w:pPr>
+        <w:pStyle w:val="Heading3"/>
+      </w:pPr>
+      <w:r>
+        <w:t>2. Investigate</w:t>
+      </w:r>
+    </w:p>
+    <w:p>
+      <w:pPr>
+        <w:spacing w:line="336" w:lineRule="auto" w:after="180"/>
+        <w:shd w:fill="F4F9FC"/>
+      </w:pPr>
+      <w:r>
+        <w:rPr>
+          <w:b w:val="0"/>
+        </w:rPr>
+        <w:t xml:space="preserve">Complete the task: Revise one rule or </w:t>
+      </w:r>
+      <w:r>
+        <w:rPr>
+          <w:b/>
+        </w:rPr>
+        <w:t>input</w:t>
+      </w:r>
+      <w:r>
+        <w:rPr>
+          <w:b w:val="0"/>
+        </w:rPr>
+        <w:t xml:space="preserve"> and rerun the same tests.</w:t>
+      </w:r>
+    </w:p>
+    <w:p>
+      <w:pPr>
+        <w:pStyle w:val="Heading3"/>
+      </w:pPr>
+      <w:r>
+        <w:t>3. Compare cases</w:t>
+      </w:r>
+    </w:p>
+    <w:p>
+      <w:pPr>
+        <w:spacing w:line="336" w:lineRule="auto" w:after="180"/>
+        <w:shd w:fill="F4F9FC"/>
+      </w:pPr>
+      <w:r>
+        <w:rPr>
+          <w:b w:val="0"/>
+        </w:rPr>
         <w:t>Keep a normal case and an edge case clearly separated.</w:t>
       </w:r>
     </w:p>
     <w:p>
-      <w:r>
-        <w:t>Record what happened—even when it does not match your prediction.</w:t>
-      </w:r>
-    </w:p>
-    <w:p>
-      <w:r>
+      <w:pPr>
+        <w:pStyle w:val="Heading3"/>
+      </w:pPr>
+      <w:r>
+        <w:t>4. Record honestly</w:t>
+      </w:r>
+    </w:p>
+    <w:p>
+      <w:pPr>
+        <w:spacing w:line="336" w:lineRule="auto" w:after="180"/>
+        <w:shd w:fill="F4F9FC"/>
+      </w:pPr>
+      <w:r>
+        <w:rPr>
+          <w:b w:val="0"/>
+        </w:rPr>
+        <w:t xml:space="preserve">Record what happened—even when it does not match your </w:t>
+      </w:r>
+      <w:r>
+        <w:rPr>
+          <w:b/>
+        </w:rPr>
+        <w:t>prediction</w:t>
+      </w:r>
+      <w:r>
+        <w:rPr>
+          <w:b w:val="0"/>
+        </w:rPr>
+        <w:t>.</w:t>
+      </w:r>
+    </w:p>
+    <w:p>
+      <w:pPr>
+        <w:pStyle w:val="Heading3"/>
+      </w:pPr>
+      <w:r>
+        <w:t>5. Explain and plan the next test</w:t>
+      </w:r>
+    </w:p>
+    <w:p>
+      <w:pPr>
+        <w:spacing w:line="336" w:lineRule="auto" w:after="180"/>
+        <w:shd w:fill="F4F9FC"/>
+      </w:pPr>
+      <w:r>
+        <w:rPr>
+          <w:b w:val="0"/>
+        </w:rPr>
         <w:t>Explain the result, one limitation, and the next useful test.</w:t>
       </w:r>
     </w:p>
@@ -2723,7 +4973,22 @@
       </w:tr>
     </w:tbl>
     <w:p>
-      <w:r>
+      <w:pPr>
+        <w:pStyle w:val="Heading3"/>
+      </w:pPr>
+      <w:r>
+        <w:t>Use a fresh case after support</w:t>
+      </w:r>
+    </w:p>
+    <w:p>
+      <w:pPr>
+        <w:spacing w:line="336" w:lineRule="auto" w:after="180"/>
+        <w:shd w:fill="FFF5E6"/>
+      </w:pPr>
+      <w:r>
+        <w:rPr>
+          <w:b w:val="0"/>
+        </w:rPr>
         <w:t>INDEPENDENCE  After support is removed, repeat the proof with a fresh case.</w:t>
       </w:r>
     </w:p>
@@ -2736,7 +5001,13 @@
       </w:r>
     </w:p>
     <w:p>
-      <w:r>
+      <w:pPr>
+        <w:spacing w:line="336" w:lineRule="auto" w:after="180"/>
+      </w:pPr>
+      <w:r>
+        <w:rPr>
+          <w:b w:val="0"/>
+        </w:rPr>
         <w:t>Before trying: what do I expect, and why? While trying: which step could first go wrong? Afterwards: what did I actually observe, and what should change? Keep “not run” if you only traced the procedure.</w:t>
       </w:r>
     </w:p>
@@ -2750,6 +5021,17 @@
     </w:p>
     <w:p>
       <w:r>
+        <w:t>Move from recall to tracing, diagnosis and transfer in Improve One Cause. Explain why each step is justified.</w:t>
+      </w:r>
+    </w:p>
+    <w:p>
+      <w:pPr>
+        <w:spacing w:line="336" w:lineRule="auto" w:after="180"/>
+      </w:pPr>
+      <w:r>
+        <w:rPr>
+          <w:b/>
+        </w:rPr>
         <w:t>PRACTICE LADDER</w:t>
       </w:r>
     </w:p>
@@ -2762,7 +5044,13 @@
       </w:r>
     </w:p>
     <w:p>
-      <w:r>
+      <w:pPr>
+        <w:spacing w:line="336" w:lineRule="auto" w:after="180"/>
+      </w:pPr>
+      <w:r>
+        <w:rPr>
+          <w:b w:val="0"/>
+        </w:rPr>
         <w:t>Each step asks for a stronger kind of understanding.</w:t>
       </w:r>
     </w:p>
@@ -2803,42 +5091,202 @@
       </w:r>
     </w:p>
     <w:p>
-      <w:r>
-        <w:t>RECALL  Define root cause.</w:t>
-      </w:r>
-    </w:p>
-    <w:p>
-      <w:r>
-        <w:t>EXPLAIN  An improvement should target evidence from a failure, not random change.</w:t>
-      </w:r>
-    </w:p>
-    <w:p>
-      <w:r>
-        <w:t>TRACE  Show the input, process, and output.</w:t>
-      </w:r>
-    </w:p>
-    <w:p>
-      <w:r>
-        <w:t>DIAGNOSE  Repair: Any change after a failure counts as improvement.</w:t>
-      </w:r>
-    </w:p>
-    <w:p>
-      <w:r>
+      <w:pPr>
+        <w:spacing w:line="336" w:lineRule="auto" w:after="180"/>
+        <w:shd w:fill="F4F9FC"/>
+      </w:pPr>
+      <w:r>
+        <w:rPr>
+          <w:b w:val="0"/>
+        </w:rPr>
+        <w:t xml:space="preserve">RECALL  Define </w:t>
+      </w:r>
+      <w:r>
+        <w:rPr>
+          <w:b/>
+        </w:rPr>
+        <w:t>root cause</w:t>
+      </w:r>
+      <w:r>
+        <w:rPr>
+          <w:b w:val="0"/>
+        </w:rPr>
+        <w:t>.</w:t>
+      </w:r>
+    </w:p>
+    <w:p>
+      <w:pPr>
+        <w:spacing w:line="336" w:lineRule="auto" w:after="180"/>
+        <w:shd w:fill="F4F9FC"/>
+      </w:pPr>
+      <w:r>
+        <w:rPr>
+          <w:b w:val="0"/>
+        </w:rPr>
+        <w:t xml:space="preserve">EXPLAIN  An improvement should target </w:t>
+      </w:r>
+      <w:r>
+        <w:rPr>
+          <w:b/>
+        </w:rPr>
+        <w:t>evidence</w:t>
+      </w:r>
+      <w:r>
+        <w:rPr>
+          <w:b w:val="0"/>
+        </w:rPr>
+        <w:t xml:space="preserve"> from a failure, not random change.</w:t>
+      </w:r>
+    </w:p>
+    <w:p>
+      <w:pPr>
+        <w:spacing w:line="336" w:lineRule="auto" w:after="180"/>
+        <w:shd w:fill="F4F9FC"/>
+      </w:pPr>
+      <w:r>
+        <w:rPr>
+          <w:b w:val="0"/>
+        </w:rPr>
+        <w:t xml:space="preserve">TRACE  Show the </w:t>
+      </w:r>
+      <w:r>
+        <w:rPr>
+          <w:b/>
+        </w:rPr>
+        <w:t>input</w:t>
+      </w:r>
+      <w:r>
+        <w:rPr>
+          <w:b w:val="0"/>
+        </w:rPr>
+        <w:t xml:space="preserve">, </w:t>
+      </w:r>
+      <w:r>
+        <w:rPr>
+          <w:b/>
+        </w:rPr>
+        <w:t>process</w:t>
+      </w:r>
+      <w:r>
+        <w:rPr>
+          <w:b w:val="0"/>
+        </w:rPr>
+        <w:t xml:space="preserve">, and </w:t>
+      </w:r>
+      <w:r>
+        <w:rPr>
+          <w:b/>
+        </w:rPr>
+        <w:t>output</w:t>
+      </w:r>
+      <w:r>
+        <w:rPr>
+          <w:b w:val="0"/>
+        </w:rPr>
+        <w:t>.</w:t>
+      </w:r>
+    </w:p>
+    <w:p>
+      <w:pPr>
+        <w:spacing w:line="336" w:lineRule="auto" w:after="180"/>
+        <w:shd w:fill="F4F9FC"/>
+      </w:pPr>
+      <w:r>
+        <w:rPr>
+          <w:b w:val="0"/>
+        </w:rPr>
+        <w:t xml:space="preserve">DIAGNOSE  </w:t>
+      </w:r>
+      <w:r>
+        <w:rPr>
+          <w:b/>
+        </w:rPr>
+        <w:t>Repair</w:t>
+      </w:r>
+      <w:r>
+        <w:rPr>
+          <w:b w:val="0"/>
+        </w:rPr>
+        <w:t>: Any change after a failure counts as improvement.</w:t>
+      </w:r>
+    </w:p>
+    <w:p>
+      <w:pPr>
+        <w:spacing w:line="336" w:lineRule="auto" w:after="180"/>
+        <w:shd w:fill="F4F9FC"/>
+      </w:pPr>
+      <w:r>
+        <w:rPr>
+          <w:b w:val="0"/>
+        </w:rPr>
         <w:t>TRANSFER  Apply the idea to a new home or classroom case.</w:t>
       </w:r>
     </w:p>
     <w:p>
-      <w:r>
+      <w:pPr>
+        <w:spacing w:line="336" w:lineRule="auto" w:after="180"/>
+        <w:shd w:fill="F4F9FC"/>
+      </w:pPr>
+      <w:r>
+        <w:rPr>
+          <w:b w:val="0"/>
+        </w:rPr>
         <w:t>CREATE  Design one revealing test.</w:t>
       </w:r>
     </w:p>
     <w:p>
-      <w:r>
-        <w:t>DEFEND  Give a claim, evidence, mechanism, limit, and safe action.</w:t>
-      </w:r>
-    </w:p>
-    <w:p>
-      <w:r>
+      <w:pPr>
+        <w:spacing w:line="336" w:lineRule="auto" w:after="180"/>
+        <w:shd w:fill="F4F9FC"/>
+      </w:pPr>
+      <w:r>
+        <w:rPr>
+          <w:b w:val="0"/>
+        </w:rPr>
+        <w:t xml:space="preserve">DEFEND  Give a claim, </w:t>
+      </w:r>
+      <w:r>
+        <w:rPr>
+          <w:b/>
+        </w:rPr>
+        <w:t>evidence</w:t>
+      </w:r>
+      <w:r>
+        <w:rPr>
+          <w:b w:val="0"/>
+        </w:rPr>
+        <w:t xml:space="preserve">, </w:t>
+      </w:r>
+      <w:r>
+        <w:rPr>
+          <w:b/>
+        </w:rPr>
+        <w:t>mechanism</w:t>
+      </w:r>
+      <w:r>
+        <w:rPr>
+          <w:b w:val="0"/>
+        </w:rPr>
+        <w:t>, limit, and safe action.</w:t>
+      </w:r>
+    </w:p>
+    <w:p>
+      <w:pPr>
+        <w:pStyle w:val="Heading3"/>
+      </w:pPr>
+      <w:r>
+        <w:t>When to retry</w:t>
+      </w:r>
+    </w:p>
+    <w:p>
+      <w:pPr>
+        <w:spacing w:line="336" w:lineRule="auto" w:after="180"/>
+        <w:shd w:fill="F1F6F8"/>
+      </w:pPr>
+      <w:r>
+        <w:rPr>
+          <w:b w:val="0"/>
+        </w:rPr>
         <w:t>RETRY RULE  A coached answer becomes mastery only after you solve a different case independently.</w:t>
       </w:r>
     </w:p>
@@ -2852,6 +5300,17 @@
     </w:p>
     <w:p>
       <w:r>
+        <w:t>Apply this week’s idea to Helpful Classroom Sorter. Keep an annotated decision and the evidence supporting it.</w:t>
+      </w:r>
+    </w:p>
+    <w:p>
+      <w:pPr>
+        <w:spacing w:line="336" w:lineRule="auto" w:after="180"/>
+      </w:pPr>
+      <w:r>
+        <w:rPr>
+          <w:b/>
+        </w:rPr>
         <w:t>PROJECT</w:t>
       </w:r>
     </w:p>
@@ -2864,8 +5323,26 @@
       </w:r>
     </w:p>
     <w:p>
-      <w:r>
-        <w:t>Build one coherent system across the year, one evidence-based decision at a time.</w:t>
+      <w:pPr>
+        <w:spacing w:line="336" w:lineRule="auto" w:after="180"/>
+      </w:pPr>
+      <w:r>
+        <w:rPr>
+          <w:b w:val="0"/>
+        </w:rPr>
+        <w:t xml:space="preserve">Build one coherent system across the year, one </w:t>
+      </w:r>
+      <w:r>
+        <w:rPr>
+          <w:b/>
+        </w:rPr>
+        <w:t>evidence</w:t>
+      </w:r>
+      <w:r>
+        <w:rPr>
+          <w:b w:val="0"/>
+        </w:rPr>
+        <w:t>-based decision at a time.</w:t>
       </w:r>
     </w:p>
     <w:p>
@@ -2905,32 +5382,98 @@
       </w:r>
     </w:p>
     <w:p>
-      <w:r>
-        <w:t>THIS WEEK'S CHECKPOINT  Create sorter version 2 with one evidence-linked change and a before/after test table.</w:t>
-      </w:r>
-    </w:p>
-    <w:p>
-      <w:r>
+      <w:pPr>
+        <w:spacing w:line="336" w:lineRule="auto" w:after="180"/>
+        <w:shd w:fill="EDF7F3"/>
+      </w:pPr>
+      <w:r>
+        <w:rPr>
+          <w:b w:val="0"/>
+        </w:rPr>
+        <w:t xml:space="preserve">THIS WEEK'S CHECKPOINT  Create sorter version 2 with one </w:t>
+      </w:r>
+      <w:r>
+        <w:rPr>
+          <w:b/>
+        </w:rPr>
+        <w:t>evidence</w:t>
+      </w:r>
+      <w:r>
+        <w:rPr>
+          <w:b w:val="0"/>
+        </w:rPr>
+        <w:t>-linked change and a before/after test table.</w:t>
+      </w:r>
+    </w:p>
+    <w:p>
+      <w:pPr>
+        <w:spacing w:line="336" w:lineRule="auto" w:after="180"/>
+        <w:shd w:fill="F5F1FB"/>
+      </w:pPr>
+      <w:r>
+        <w:rPr>
+          <w:b w:val="0"/>
+        </w:rPr>
         <w:t>What real classroom need does this serve?</w:t>
       </w:r>
     </w:p>
     <w:p>
-      <w:r>
+      <w:pPr>
+        <w:spacing w:line="336" w:lineRule="auto" w:after="180"/>
+        <w:shd w:fill="F5F1FB"/>
+      </w:pPr>
+      <w:r>
+        <w:rPr>
+          <w:b w:val="0"/>
+        </w:rPr>
         <w:t>What information is necessary—and what should stay private?</w:t>
       </w:r>
     </w:p>
     <w:p>
-      <w:r>
-        <w:t>What happens inside the process?</w:t>
-      </w:r>
-    </w:p>
-    <w:p>
-      <w:r>
+      <w:pPr>
+        <w:spacing w:line="336" w:lineRule="auto" w:after="180"/>
+        <w:shd w:fill="F5F1FB"/>
+      </w:pPr>
+      <w:r>
+        <w:rPr>
+          <w:b w:val="0"/>
+        </w:rPr>
+        <w:t xml:space="preserve">What happens inside the </w:t>
+      </w:r>
+      <w:r>
+        <w:rPr>
+          <w:b/>
+        </w:rPr>
+        <w:t>process</w:t>
+      </w:r>
+      <w:r>
+        <w:rPr>
+          <w:b w:val="0"/>
+        </w:rPr>
+        <w:t>?</w:t>
+      </w:r>
+    </w:p>
+    <w:p>
+      <w:pPr>
+        <w:spacing w:line="336" w:lineRule="auto" w:after="180"/>
+        <w:shd w:fill="F5F1FB"/>
+      </w:pPr>
+      <w:r>
+        <w:rPr>
+          <w:b w:val="0"/>
+        </w:rPr>
         <w:t>What normal and edge cases will you test?</w:t>
       </w:r>
     </w:p>
     <w:p>
-      <w:r>
+      <w:pPr>
+        <w:spacing w:line="336" w:lineRule="auto" w:after="180"/>
+        <w:shd w:fill="F5F1FB"/>
+      </w:pPr>
+      <w:r>
+        <w:rPr>
+          <w:b w:val="0"/>
+        </w:rPr>
         <w:t>When should it say not sure or ask a person?</w:t>
       </w:r>
     </w:p>
@@ -2971,12 +5514,33 @@
       </w:r>
     </w:p>
     <w:p>
-      <w:r>
+      <w:pPr>
+        <w:pStyle w:val="Heading3"/>
+      </w:pPr>
+      <w:r>
+        <w:t>Responsible design</w:t>
+      </w:r>
+    </w:p>
+    <w:p>
+      <w:pPr>
+        <w:spacing w:line="336" w:lineRule="auto" w:after="180"/>
+        <w:shd w:fill="FFF5E6"/>
+      </w:pPr>
+      <w:r>
+        <w:rPr>
+          <w:b w:val="0"/>
+        </w:rPr>
         <w:t>RESPONSIBLE DESIGN  A higher pass count can hide a serious new failure; review every changed outcome.</w:t>
       </w:r>
     </w:p>
     <w:p>
-      <w:r>
+      <w:pPr>
+        <w:spacing w:line="336" w:lineRule="auto" w:after="180"/>
+      </w:pPr>
+      <w:r>
+        <w:rPr>
+          <w:b w:val="0"/>
+        </w:rPr>
         <w:t>My project decision:</w:t>
       </w:r>
     </w:p>
@@ -2989,8 +5553,26 @@
       </w:r>
     </w:p>
     <w:p>
-      <w:r>
-        <w:t>Maintain sorter regression tests and compare complete version traces, retaining new failures rather than hiding them.</w:t>
+      <w:pPr>
+        <w:spacing w:line="336" w:lineRule="auto" w:after="180"/>
+      </w:pPr>
+      <w:r>
+        <w:rPr>
+          <w:b w:val="0"/>
+        </w:rPr>
+        <w:t xml:space="preserve">Maintain sorter </w:t>
+      </w:r>
+      <w:r>
+        <w:rPr>
+          <w:b/>
+        </w:rPr>
+        <w:t>regression</w:t>
+      </w:r>
+      <w:r>
+        <w:rPr>
+          <w:b w:val="0"/>
+        </w:rPr>
+        <w:t xml:space="preserve"> tests and compare complete version traces, retaining new failures rather than hiding them.</w:t>
       </w:r>
     </w:p>
     <w:p>
@@ -3003,6 +5585,17 @@
     </w:p>
     <w:p>
       <w:r>
+        <w:t>Use a genuinely new case for independent evidence. Previously discussed examples remain practice; use the separately named independent case before feedback.</w:t>
+      </w:r>
+    </w:p>
+    <w:p>
+      <w:pPr>
+        <w:spacing w:line="336" w:lineRule="auto" w:after="180"/>
+      </w:pPr>
+      <w:r>
+        <w:rPr>
+          <w:b/>
+        </w:rPr>
         <w:t>MASTERY</w:t>
       </w:r>
     </w:p>
@@ -3015,7 +5608,13 @@
       </w:r>
     </w:p>
     <w:p>
-      <w:r>
+      <w:pPr>
+        <w:spacing w:line="336" w:lineRule="auto" w:after="180"/>
+      </w:pPr>
+      <w:r>
+        <w:rPr>
+          <w:b w:val="0"/>
+        </w:rPr>
         <w:t>Complete this after teaching and guided practice have ended.</w:t>
       </w:r>
     </w:p>
@@ -3056,53 +5655,248 @@
       </w:r>
     </w:p>
     <w:p>
-      <w:r>
-        <w:t>REQUIRED PROOF  Revise one rule or input based on a failure and rerun the identical tests, reporting gains and regressions.</w:t>
-      </w:r>
-    </w:p>
-    <w:p>
-      <w:r>
+      <w:pPr>
+        <w:pStyle w:val="Heading3"/>
+      </w:pPr>
+      <w:r>
+        <w:t>What success looks like</w:t>
+      </w:r>
+    </w:p>
+    <w:p>
+      <w:pPr>
+        <w:spacing w:line="336" w:lineRule="auto" w:after="180"/>
+        <w:shd w:fill="EDF7F3"/>
+      </w:pPr>
+      <w:r>
+        <w:rPr>
+          <w:b w:val="0"/>
+        </w:rPr>
+        <w:t xml:space="preserve">REQUIRED PROOF  Revise one rule or </w:t>
+      </w:r>
+      <w:r>
+        <w:rPr>
+          <w:b/>
+        </w:rPr>
+        <w:t>input</w:t>
+      </w:r>
+      <w:r>
+        <w:rPr>
+          <w:b w:val="0"/>
+        </w:rPr>
+        <w:t xml:space="preserve"> based on a failure and rerun the identical tests, reporting gains and </w:t>
+      </w:r>
+      <w:r>
+        <w:rPr>
+          <w:b/>
+        </w:rPr>
+        <w:t>regression</w:t>
+      </w:r>
+      <w:r>
+        <w:rPr>
+          <w:b w:val="0"/>
+        </w:rPr>
+        <w:t>s.</w:t>
+      </w:r>
+    </w:p>
+    <w:p>
+      <w:pPr>
+        <w:spacing w:line="336" w:lineRule="auto" w:after="180"/>
+      </w:pPr>
+      <w:r>
+        <w:rPr>
+          <w:b w:val="0"/>
+        </w:rPr>
         <w:t>□ Name or draw the fresh case.</w:t>
       </w:r>
     </w:p>
     <w:p>
-      <w:r>
-        <w:t>□ Trace input, process, and output.</w:t>
-      </w:r>
-    </w:p>
-    <w:p>
-      <w:r>
-        <w:t>□ State the conclusion and strongest evidence.</w:t>
-      </w:r>
-    </w:p>
-    <w:p>
-      <w:r>
+      <w:pPr>
+        <w:spacing w:line="336" w:lineRule="auto" w:after="180"/>
+      </w:pPr>
+      <w:r>
+        <w:rPr>
+          <w:b w:val="0"/>
+        </w:rPr>
+        <w:t xml:space="preserve">□ Trace </w:t>
+      </w:r>
+      <w:r>
+        <w:rPr>
+          <w:b/>
+        </w:rPr>
+        <w:t>input</w:t>
+      </w:r>
+      <w:r>
+        <w:rPr>
+          <w:b w:val="0"/>
+        </w:rPr>
+        <w:t xml:space="preserve">, </w:t>
+      </w:r>
+      <w:r>
+        <w:rPr>
+          <w:b/>
+        </w:rPr>
+        <w:t>process</w:t>
+      </w:r>
+      <w:r>
+        <w:rPr>
+          <w:b w:val="0"/>
+        </w:rPr>
+        <w:t xml:space="preserve">, and </w:t>
+      </w:r>
+      <w:r>
+        <w:rPr>
+          <w:b/>
+        </w:rPr>
+        <w:t>output</w:t>
+      </w:r>
+      <w:r>
+        <w:rPr>
+          <w:b w:val="0"/>
+        </w:rPr>
+        <w:t>.</w:t>
+      </w:r>
+    </w:p>
+    <w:p>
+      <w:pPr>
+        <w:spacing w:line="336" w:lineRule="auto" w:after="180"/>
+      </w:pPr>
+      <w:r>
+        <w:rPr>
+          <w:b w:val="0"/>
+        </w:rPr>
+        <w:t xml:space="preserve">□ State the conclusion and strongest </w:t>
+      </w:r>
+      <w:r>
+        <w:rPr>
+          <w:b/>
+        </w:rPr>
+        <w:t>evidence</w:t>
+      </w:r>
+      <w:r>
+        <w:rPr>
+          <w:b w:val="0"/>
+        </w:rPr>
+        <w:t>.</w:t>
+      </w:r>
+    </w:p>
+    <w:p>
+      <w:pPr>
+        <w:spacing w:line="336" w:lineRule="auto" w:after="180"/>
+      </w:pPr>
+      <w:r>
+        <w:rPr>
+          <w:b w:val="0"/>
+        </w:rPr>
         <w:t>□ Name one limit, failure, missing clue, or fairness/privacy concern.</w:t>
       </w:r>
     </w:p>
     <w:p>
-      <w:r>
+      <w:pPr>
+        <w:spacing w:line="336" w:lineRule="auto" w:after="180"/>
+      </w:pPr>
+      <w:r>
+        <w:rPr>
+          <w:b w:val="0"/>
+        </w:rPr>
         <w:t>□ Explain one safe next action or improvement.</w:t>
       </w:r>
     </w:p>
     <w:p>
-      <w:r>
-        <w:t>Independent evidence:</w:t>
-      </w:r>
-    </w:p>
-    <w:p>
-      <w:r>
-        <w:t>SELF-CHECK  Name the evidence, suspected cause, single change, and predicted effect before editing. Rerun the full fixed suite, compare case by case, and keep the change only if benefits outweigh new failures.</w:t>
-      </w:r>
-    </w:p>
-    <w:p>
-      <w:r>
+      <w:pPr>
+        <w:spacing w:line="336" w:lineRule="auto" w:after="180"/>
+      </w:pPr>
+      <w:r>
+        <w:rPr>
+          <w:b w:val="0"/>
+        </w:rPr>
+        <w:t xml:space="preserve">Independent </w:t>
+      </w:r>
+      <w:r>
+        <w:rPr>
+          <w:b/>
+        </w:rPr>
+        <w:t>evidence</w:t>
+      </w:r>
+      <w:r>
+        <w:rPr>
+          <w:b w:val="0"/>
+        </w:rPr>
+        <w:t>:</w:t>
+      </w:r>
+    </w:p>
+    <w:p>
+      <w:pPr>
+        <w:pStyle w:val="Heading3"/>
+      </w:pPr>
+      <w:r>
+        <w:t>Check your explanation</w:t>
+      </w:r>
+    </w:p>
+    <w:p>
+      <w:pPr>
+        <w:spacing w:line="336" w:lineRule="auto" w:after="180"/>
+        <w:shd w:fill="F5F1FB"/>
+      </w:pPr>
+      <w:r>
+        <w:rPr>
+          <w:b w:val="0"/>
+        </w:rPr>
+        <w:t xml:space="preserve">SELF-CHECK  Name the </w:t>
+      </w:r>
+      <w:r>
+        <w:rPr>
+          <w:b/>
+        </w:rPr>
+        <w:t>evidence</w:t>
+      </w:r>
+      <w:r>
+        <w:rPr>
+          <w:b w:val="0"/>
+        </w:rPr>
+        <w:t>, suspected cause, single change, and predicted effect before editing. Rerun the full fixed suite, compare case by case, and keep the change only if benefits outweigh new failures.</w:t>
+      </w:r>
+    </w:p>
+    <w:p>
+      <w:pPr>
+        <w:spacing w:line="336" w:lineRule="auto" w:after="180"/>
+      </w:pPr>
+      <w:r>
+        <w:rPr>
+          <w:b w:val="0"/>
+        </w:rPr>
         <w:t>My level:  □ Not yet  □ With one hint  □ Independently  □ I can teach it</w:t>
       </w:r>
     </w:p>
     <w:p>
-      <w:r>
-        <w:t>NEXT BRIDGE  Carry today's evidence habit into: Expo and Defense.</w:t>
+      <w:pPr>
+        <w:pStyle w:val="Heading3"/>
+      </w:pPr>
+      <w:r>
+        <w:t>Connect to the next lesson</w:t>
+      </w:r>
+    </w:p>
+    <w:p>
+      <w:pPr>
+        <w:spacing w:line="336" w:lineRule="auto" w:after="180"/>
+        <w:shd w:fill="F1F6F8"/>
+      </w:pPr>
+      <w:r>
+        <w:rPr>
+          <w:b w:val="0"/>
+        </w:rPr>
+        <w:t xml:space="preserve">NEXT BRIDGE  Carry today's </w:t>
+      </w:r>
+      <w:r>
+        <w:rPr>
+          <w:b/>
+        </w:rPr>
+        <w:t>evidence</w:t>
+      </w:r>
+      <w:r>
+        <w:rPr>
+          <w:b w:val="0"/>
+        </w:rPr>
+        <w:t xml:space="preserve"> habit into: Expo and Defense.</w:t>
       </w:r>
     </w:p>
     <w:p>
@@ -3114,6 +5908,11 @@
       </w:r>
     </w:p>
     <w:p>
+      <w:r>
+        <w:t>Revisit the complete Improve One Cause case for supported practice. Repeated examples do not become fresh assessments.</w:t>
+      </w:r>
+    </w:p>
+    <w:p>
       <w:pPr>
         <w:pStyle w:val="Heading3"/>
       </w:pPr>
@@ -3122,7 +5921,13 @@
       </w:r>
     </w:p>
     <w:p>
-      <w:r>
+      <w:pPr>
+        <w:spacing w:line="336" w:lineRule="auto" w:after="180"/>
+      </w:pPr>
+      <w:r>
+        <w:rPr>
+          <w:b w:val="0"/>
+        </w:rPr>
         <w:t>Use the supplied details to practise the weekly concept before attempting the independent question. This case extends the illustrated lesson.</w:t>
       </w:r>
     </w:p>
@@ -3135,7 +5940,13 @@
       </w:r>
     </w:p>
     <w:p>
-      <w:r>
+      <w:pPr>
+        <w:spacing w:line="336" w:lineRule="auto" w:after="180"/>
+      </w:pPr>
+      <w:r>
+        <w:rPr>
+          <w:b w:val="0"/>
+        </w:rPr>
         <w:t>The team changes lighting, labels and rules together; errors fall from four to one.</w:t>
       </w:r>
     </w:p>
@@ -3148,7 +5959,14 @@
       </w:r>
     </w:p>
     <w:p>
-      <w:r>
+      <w:pPr>
+        <w:spacing w:line="336" w:lineRule="auto" w:after="180"/>
+        <w:shd w:fill="F5F1FB"/>
+      </w:pPr>
+      <w:r>
+        <w:rPr>
+          <w:b w:val="0"/>
+        </w:rPr>
         <w:t>Can it identify the cause of improvement?</w:t>
       </w:r>
     </w:p>
@@ -3161,7 +5979,13 @@
       </w:r>
     </w:p>
     <w:p>
-      <w:r>
+      <w:pPr>
+        <w:spacing w:line="336" w:lineRule="auto" w:after="180"/>
+      </w:pPr>
+      <w:r>
+        <w:rPr>
+          <w:b w:val="0"/>
+        </w:rPr>
         <w:t>No. Several factors changed. Compare one planned change at a time with controlled conditions.</w:t>
       </w:r>
     </w:p>
@@ -3174,7 +5998,14 @@
       </w:r>
     </w:p>
     <w:p>
-      <w:r>
+      <w:pPr>
+        <w:spacing w:line="336" w:lineRule="auto" w:after="180"/>
+        <w:shd w:fill="F5F1FB"/>
+      </w:pPr>
+      <w:r>
+        <w:rPr>
+          <w:b w:val="0"/>
+        </w:rPr>
         <w:t>Which detail supports the answer, and why does it matter?</w:t>
       </w:r>
     </w:p>
@@ -3330,17 +6161,36 @@
       </w:tr>
     </w:tbl>
     <w:p>
-      <w:r>
+      <w:pPr>
+        <w:spacing w:line="336" w:lineRule="auto" w:after="180"/>
+      </w:pPr>
+      <w:r>
+        <w:rPr>
+          <w:b w:val="0"/>
+        </w:rPr>
         <w:t>The team changes lighting, labels and rules together; errors fall from four to one.</w:t>
       </w:r>
     </w:p>
     <w:p>
-      <w:r>
+      <w:pPr>
+        <w:spacing w:line="336" w:lineRule="auto" w:after="180"/>
+        <w:shd w:fill="F5F1FB"/>
+      </w:pPr>
+      <w:r>
+        <w:rPr>
+          <w:b w:val="0"/>
+        </w:rPr>
         <w:t>Can it identify the cause of improvement?</w:t>
       </w:r>
     </w:p>
     <w:p>
-      <w:r>
+      <w:pPr>
+        <w:spacing w:line="336" w:lineRule="auto" w:after="180"/>
+      </w:pPr>
+      <w:r>
+        <w:rPr>
+          <w:b w:val="0"/>
+        </w:rPr>
         <w:t>No. Several factors changed. Compare one planned change at a time with controlled conditions.</w:t>
       </w:r>
     </w:p>
@@ -3353,6 +6203,11 @@
       </w:r>
     </w:p>
     <w:p>
+      <w:r>
+        <w:t>Attempt the reserved new case before feedback. Record support; the earlier examples below remain additional practice.</w:t>
+      </w:r>
+    </w:p>
+    <w:p>
       <w:pPr>
         <w:pStyle w:val="Heading3"/>
       </w:pPr>
@@ -3361,8 +6216,72 @@
       </w:r>
     </w:p>
     <w:p>
-      <w:r>
-        <w:t>Equipment catalogue E lists E1 first with capacity 4 and E2 second with capacity 8. Valid whole group sizes are 1 to 10. Choose the first capacity at least the group size, or no match; invalid input needs clarification. Old U0 uses strictly greater capacity and stops at the first fit. Proposed U1 includes equality but keeps searching and returns the last fit. Independently compare U0, U1 and the requirement for groups 8 and 3. Identify the repair and regression, propose U2 and give one validation check. No booking occurs.</w:t>
+      <w:pPr>
+        <w:spacing w:line="336" w:lineRule="auto" w:after="180"/>
+      </w:pPr>
+      <w:r>
+        <w:rPr>
+          <w:b w:val="0"/>
+        </w:rPr>
+        <w:t xml:space="preserve">Equipment catalogue E lists E1 first with capacity 4 and E2 second with capacity 8. Valid whole group sizes are 1 to 10. Choose the first capacity at least the group size, or no match; invalid </w:t>
+      </w:r>
+      <w:r>
+        <w:rPr>
+          <w:b/>
+        </w:rPr>
+        <w:t>input</w:t>
+      </w:r>
+      <w:r>
+        <w:rPr>
+          <w:b w:val="0"/>
+        </w:rPr>
+        <w:t xml:space="preserve"> needs clarification.</w:t>
+      </w:r>
+    </w:p>
+    <w:p>
+      <w:pPr>
+        <w:spacing w:line="336" w:lineRule="auto" w:after="180"/>
+      </w:pPr>
+      <w:r>
+        <w:rPr>
+          <w:b w:val="0"/>
+        </w:rPr>
+        <w:t>Old U0 uses strictly greater capacity and stops at the first fit. Proposed U1 includes equality but keeps searching and returns the last fit. Independently compare U0, U1 and the requirement for groups 8 and 3.</w:t>
+      </w:r>
+    </w:p>
+    <w:p>
+      <w:pPr>
+        <w:spacing w:line="336" w:lineRule="auto" w:after="180"/>
+      </w:pPr>
+      <w:r>
+        <w:rPr>
+          <w:b w:val="0"/>
+        </w:rPr>
+        <w:t xml:space="preserve">Identify the </w:t>
+      </w:r>
+      <w:r>
+        <w:rPr>
+          <w:b/>
+        </w:rPr>
+        <w:t>repair</w:t>
+      </w:r>
+      <w:r>
+        <w:rPr>
+          <w:b w:val="0"/>
+        </w:rPr>
+        <w:t xml:space="preserve"> and </w:t>
+      </w:r>
+      <w:r>
+        <w:rPr>
+          <w:b/>
+        </w:rPr>
+        <w:t>regression</w:t>
+      </w:r>
+      <w:r>
+        <w:rPr>
+          <w:b w:val="0"/>
+        </w:rPr>
+        <w:t>, propose U2 and give one validation check. No booking occurs.</w:t>
       </w:r>
     </w:p>
     <w:p>
@@ -3409,7 +6328,13 @@
       </w:r>
     </w:p>
     <w:p>
-      <w:r>
+      <w:pPr>
+        <w:spacing w:line="336" w:lineRule="auto" w:after="180"/>
+      </w:pPr>
+      <w:r>
+        <w:rPr>
+          <w:b w:val="0"/>
+        </w:rPr>
         <w:t>Attempt this case before feedback. Record any help. Earlier examples below are further practice; a case already practised with feedback cannot establish fresh transfer.</w:t>
       </w:r>
     </w:p>
@@ -3422,18 +6347,42 @@
       </w:r>
     </w:p>
     <w:p>
-      <w:r>
+      <w:pPr>
+        <w:spacing w:line="336" w:lineRule="auto" w:after="180"/>
+      </w:pPr>
+      <w:r>
+        <w:rPr>
+          <w:b w:val="0"/>
+        </w:rPr>
         <w:t>Close the worked explanation. Apply the idea to this different question without copying.</w:t>
       </w:r>
     </w:p>
     <w:p>
-      <w:r>
+      <w:pPr>
+        <w:spacing w:line="336" w:lineRule="auto" w:after="180"/>
+      </w:pPr>
+      <w:r>
+        <w:rPr>
+          <w:b w:val="0"/>
+        </w:rPr>
         <w:t>Dim photos fail. You change the lighting and all decision rules together; performance improves. Can you tell which change helped? Design a clearer comparison.</w:t>
       </w:r>
     </w:p>
     <w:p>
-      <w:r>
-        <w:t>My answer, with a trace, calculation or supporting evidence</w:t>
+      <w:pPr>
+        <w:spacing w:line="336" w:lineRule="auto" w:after="180"/>
+      </w:pPr>
+      <w:r>
+        <w:rPr>
+          <w:b w:val="0"/>
+        </w:rPr>
+        <w:t xml:space="preserve">My answer, with a trace, calculation or supporting </w:t>
+      </w:r>
+      <w:r>
+        <w:rPr>
+          <w:b/>
+        </w:rPr>
+        <w:t>evidence</w:t>
       </w:r>
     </w:p>
     <w:p>
@@ -3478,13 +6427,37 @@
       </w:r>
     </w:p>
     <w:p>
-      <w:r>
+      <w:pPr>
+        <w:spacing w:line="336" w:lineRule="auto" w:after="180"/>
+      </w:pPr>
+      <w:r>
+        <w:rPr>
+          <w:b w:val="0"/>
+        </w:rPr>
         <w:t>Change one relevant detail. Predict the result before testing. Include a boundary or missing-information case when it helps reveal a limit.</w:t>
       </w:r>
     </w:p>
     <w:p>
-      <w:r>
-        <w:t>My changed input and expected result</w:t>
+      <w:pPr>
+        <w:spacing w:line="336" w:lineRule="auto" w:after="180"/>
+      </w:pPr>
+      <w:r>
+        <w:rPr>
+          <w:b w:val="0"/>
+        </w:rPr>
+        <w:t xml:space="preserve">My changed </w:t>
+      </w:r>
+      <w:r>
+        <w:rPr>
+          <w:b/>
+        </w:rPr>
+        <w:t>input</w:t>
+      </w:r>
+      <w:r>
+        <w:rPr>
+          <w:b w:val="0"/>
+        </w:rPr>
+        <w:t xml:space="preserve"> and expected result</w:t>
       </w:r>
     </w:p>
     <w:p>
@@ -3529,13 +6502,49 @@
       </w:r>
     </w:p>
     <w:p>
-      <w:r>
-        <w:t>Create sorter version 2 with one evidence-linked change and a before/after test table.</w:t>
-      </w:r>
-    </w:p>
-    <w:p>
-      <w:r>
-        <w:t>The evidence I will keep</w:t>
+      <w:pPr>
+        <w:spacing w:line="336" w:lineRule="auto" w:after="180"/>
+      </w:pPr>
+      <w:r>
+        <w:rPr>
+          <w:b w:val="0"/>
+        </w:rPr>
+        <w:t xml:space="preserve">Create sorter version 2 with one </w:t>
+      </w:r>
+      <w:r>
+        <w:rPr>
+          <w:b/>
+        </w:rPr>
+        <w:t>evidence</w:t>
+      </w:r>
+      <w:r>
+        <w:rPr>
+          <w:b w:val="0"/>
+        </w:rPr>
+        <w:t>-linked change and a before/after test table.</w:t>
+      </w:r>
+    </w:p>
+    <w:p>
+      <w:pPr>
+        <w:spacing w:line="336" w:lineRule="auto" w:after="180"/>
+      </w:pPr>
+      <w:r>
+        <w:rPr>
+          <w:b w:val="0"/>
+        </w:rPr>
+        <w:t xml:space="preserve">The </w:t>
+      </w:r>
+      <w:r>
+        <w:rPr>
+          <w:b/>
+        </w:rPr>
+        <w:t>evidence</w:t>
+      </w:r>
+      <w:r>
+        <w:rPr>
+          <w:b w:val="0"/>
+        </w:rPr>
+        <w:t xml:space="preserve"> I will keep</w:t>
       </w:r>
     </w:p>
     <w:p>
@@ -3572,8 +6581,26 @@
       </w:r>
     </w:p>
     <w:p>
-      <w:r>
-        <w:t>Your teacher has the independent answer and scoring criteria. Complete the matching workbook week to keep your practice evidence together.</w:t>
+      <w:pPr>
+        <w:spacing w:line="336" w:lineRule="auto" w:after="180"/>
+      </w:pPr>
+      <w:r>
+        <w:rPr>
+          <w:b w:val="0"/>
+        </w:rPr>
+        <w:t xml:space="preserve">Your teacher has the independent answer and scoring criteria. Complete the matching workbook week to keep your practice </w:t>
+      </w:r>
+      <w:r>
+        <w:rPr>
+          <w:b/>
+        </w:rPr>
+        <w:t>evidence</w:t>
+      </w:r>
+      <w:r>
+        <w:rPr>
+          <w:b w:val="0"/>
+        </w:rPr>
+        <w:t xml:space="preserve"> together.</w:t>
       </w:r>
     </w:p>
     <w:p>
@@ -3585,7 +6612,14 @@
       </w:r>
     </w:p>
     <w:p>
-      <w:r>
+      <w:pPr>
+        <w:spacing w:line="336" w:lineRule="auto" w:after="180"/>
+        <w:shd w:fill="F5F1FB"/>
+      </w:pPr>
+      <w:r>
+        <w:rPr>
+          <w:b w:val="0"/>
+        </w:rPr>
         <w:t>Version A makes four errors. Version B makes one after lighting, labels and rules all change. What can you conclude, and how would you isolate the effect of lighting?</w:t>
       </w:r>
     </w:p>
@@ -3641,8 +6675,25 @@
       </w:r>
     </w:p>
     <w:p>
-      <w:r>
-        <w:t>Attempt the independent case before hints. Record whether you worked alone, used a hint or followed a model. After feedback, fix the first unsupported step and explain why it changed. A later check uses a changed case, not a copied answer.</w:t>
+      <w:pPr>
+        <w:spacing w:line="336" w:lineRule="auto" w:after="180"/>
+      </w:pPr>
+      <w:r>
+        <w:rPr>
+          <w:b w:val="0"/>
+        </w:rPr>
+        <w:t>Attempt the independent case before hints. Record whether you worked alone, used a hint or followed a model. After feedback, fix the first unsupported step and explain why it changed.</w:t>
+      </w:r>
+    </w:p>
+    <w:p>
+      <w:pPr>
+        <w:spacing w:line="336" w:lineRule="auto" w:after="180"/>
+      </w:pPr>
+      <w:r>
+        <w:rPr>
+          <w:b w:val="0"/>
+        </w:rPr>
+        <w:t>A later check uses a changed case, not a copied answer.</w:t>
       </w:r>
     </w:p>
     <w:p>
@@ -3655,7 +6706,30 @@
     </w:p>
     <w:p>
       <w:r>
-        <w:t>Start with this question: A fictional quiet-activity chooser has a boundary bug and a proposed repair.</w:t>
+        <w:t>Use this map to navigate Improve One Cause, connect the goals to tasks and keep one evidence record for each attempt.</w:t>
+      </w:r>
+    </w:p>
+    <w:p>
+      <w:pPr>
+        <w:spacing w:line="336" w:lineRule="auto" w:after="180"/>
+      </w:pPr>
+      <w:r>
+        <w:rPr>
+          <w:b w:val="0"/>
+        </w:rPr>
+        <w:t xml:space="preserve">Start with this question: A fictional quiet-activity chooser has a boundary bug and a proposed </w:t>
+      </w:r>
+      <w:r>
+        <w:rPr>
+          <w:b/>
+        </w:rPr>
+        <w:t>repair</w:t>
+      </w:r>
+      <w:r>
+        <w:rPr>
+          <w:b w:val="0"/>
+        </w:rPr>
+        <w:t>.</w:t>
       </w:r>
     </w:p>
     <w:tbl>
@@ -3761,13 +6835,61 @@
       </w:tr>
     </w:tbl>
     <w:p>
-      <w:r>
-        <w:t>Remember → watch and explain → try with help → investigate → try independently → keep project evidence. Your teacher may spread this lesson across several classes.</w:t>
-      </w:r>
-    </w:p>
-    <w:p>
-      <w:r>
-        <w:t>Keep your first prediction. Compare it with what the evidence shows and explain any change.</w:t>
+      <w:pPr>
+        <w:spacing w:line="336" w:lineRule="auto" w:after="180"/>
+      </w:pPr>
+      <w:r>
+        <w:rPr>
+          <w:b w:val="0"/>
+        </w:rPr>
+        <w:t xml:space="preserve">Remember → watch and explain → try with help → investigate → try independently → keep project </w:t>
+      </w:r>
+      <w:r>
+        <w:rPr>
+          <w:b/>
+        </w:rPr>
+        <w:t>evidence</w:t>
+      </w:r>
+      <w:r>
+        <w:rPr>
+          <w:b w:val="0"/>
+        </w:rPr>
+        <w:t>. Your teacher may spread this lesson across several classes.</w:t>
+      </w:r>
+    </w:p>
+    <w:p>
+      <w:pPr>
+        <w:spacing w:line="336" w:lineRule="auto" w:after="180"/>
+      </w:pPr>
+      <w:r>
+        <w:rPr>
+          <w:b w:val="0"/>
+        </w:rPr>
+        <w:t xml:space="preserve">Keep your first </w:t>
+      </w:r>
+      <w:r>
+        <w:rPr>
+          <w:b/>
+        </w:rPr>
+        <w:t>prediction</w:t>
+      </w:r>
+      <w:r>
+        <w:rPr>
+          <w:b w:val="0"/>
+        </w:rPr>
+        <w:t xml:space="preserve">. Compare it with what the </w:t>
+      </w:r>
+      <w:r>
+        <w:rPr>
+          <w:b/>
+        </w:rPr>
+        <w:t>evidence</w:t>
+      </w:r>
+      <w:r>
+        <w:rPr>
+          <w:b w:val="0"/>
+        </w:rPr>
+        <w:t xml:space="preserve"> shows and explain any change.</w:t>
       </w:r>
     </w:p>
     <w:p>
@@ -3780,7 +6902,42 @@
     </w:p>
     <w:p>
       <w:r>
-        <w:t>Close your notes. Explain this goal in your own words: Repair a located defect without changing the agreed requirements</w:t>
+        <w:t>Explain Improve One Cause without notes, identify a remaining question and plan a later check with a changed case.</w:t>
+      </w:r>
+    </w:p>
+    <w:p>
+      <w:pPr>
+        <w:spacing w:line="336" w:lineRule="auto" w:after="180"/>
+      </w:pPr>
+      <w:r>
+        <w:rPr>
+          <w:b w:val="0"/>
+        </w:rPr>
+        <w:t xml:space="preserve">Close your notes. Explain this goal in your own words: </w:t>
+      </w:r>
+      <w:r>
+        <w:rPr>
+          <w:b/>
+        </w:rPr>
+        <w:t>Repair</w:t>
+      </w:r>
+      <w:r>
+        <w:rPr>
+          <w:b w:val="0"/>
+        </w:rPr>
+        <w:t xml:space="preserve"> a located </w:t>
+      </w:r>
+      <w:r>
+        <w:rPr>
+          <w:b/>
+        </w:rPr>
+        <w:t>defect</w:t>
+      </w:r>
+      <w:r>
+        <w:rPr>
+          <w:b w:val="0"/>
+        </w:rPr>
+        <w:t xml:space="preserve"> without changing the agreed requirements</w:t>
       </w:r>
     </w:p>
     <w:p>
@@ -3817,13 +6974,61 @@
       </w:r>
     </w:p>
     <w:p>
-      <w:r>
-        <w:t>If you are unsure, return to the worked picture and explain one arrow. If you are ready, change an input or assumption and justify your prediction.</w:t>
-      </w:r>
-    </w:p>
-    <w:p>
-      <w:r>
-        <w:t>Save your workbook evidence. At the next review, try a different case before opening your old answer.</w:t>
+      <w:pPr>
+        <w:spacing w:line="336" w:lineRule="auto" w:after="180"/>
+      </w:pPr>
+      <w:r>
+        <w:rPr>
+          <w:b w:val="0"/>
+        </w:rPr>
+        <w:t xml:space="preserve">If you are unsure, return to the worked picture and explain one arrow. If you are ready, change an </w:t>
+      </w:r>
+      <w:r>
+        <w:rPr>
+          <w:b/>
+        </w:rPr>
+        <w:t>input</w:t>
+      </w:r>
+      <w:r>
+        <w:rPr>
+          <w:b w:val="0"/>
+        </w:rPr>
+        <w:t xml:space="preserve"> or assumption and justify your </w:t>
+      </w:r>
+      <w:r>
+        <w:rPr>
+          <w:b/>
+        </w:rPr>
+        <w:t>prediction</w:t>
+      </w:r>
+      <w:r>
+        <w:rPr>
+          <w:b w:val="0"/>
+        </w:rPr>
+        <w:t>.</w:t>
+      </w:r>
+    </w:p>
+    <w:p>
+      <w:pPr>
+        <w:spacing w:line="336" w:lineRule="auto" w:after="180"/>
+      </w:pPr>
+      <w:r>
+        <w:rPr>
+          <w:b w:val="0"/>
+        </w:rPr>
+        <w:t xml:space="preserve">Save your workbook </w:t>
+      </w:r>
+      <w:r>
+        <w:rPr>
+          <w:b/>
+        </w:rPr>
+        <w:t>evidence</w:t>
+      </w:r>
+      <w:r>
+        <w:rPr>
+          <w:b w:val="0"/>
+        </w:rPr>
+        <w:t>. At the next review, try a different case before opening your old answer.</w:t>
       </w:r>
     </w:p>
     <w:p>
@@ -3836,12 +7041,41 @@
     </w:p>
     <w:p>
       <w:r>
+        <w:t>Attempt supported questions before using hints or feedback. Review a missing building block, then keep the completed work.</w:t>
+      </w:r>
+    </w:p>
+    <w:p>
+      <w:pPr>
+        <w:spacing w:line="336" w:lineRule="auto" w:after="180"/>
+      </w:pPr>
+      <w:r>
+        <w:rPr>
+          <w:b w:val="0"/>
+        </w:rPr>
         <w:t>Use this supported practice once, in the browser or on paper. Keep the reserved independent assessment for a separate first attempt before teacher feedback.</w:t>
       </w:r>
     </w:p>
     <w:p>
-      <w:r>
-        <w:t>A fictional quiet-activity chooser has a boundary bug and a proposed repair.</w:t>
+      <w:pPr>
+        <w:spacing w:line="336" w:lineRule="auto" w:after="180"/>
+      </w:pPr>
+      <w:r>
+        <w:rPr>
+          <w:b w:val="0"/>
+        </w:rPr>
+        <w:t xml:space="preserve">A fictional quiet-activity chooser has a boundary bug and a proposed </w:t>
+      </w:r>
+      <w:r>
+        <w:rPr>
+          <w:b/>
+        </w:rPr>
+        <w:t>repair</w:t>
+      </w:r>
+      <w:r>
+        <w:rPr>
+          <w:b w:val="0"/>
+        </w:rPr>
+        <w:t>.</w:t>
       </w:r>
     </w:p>
     <w:p>
@@ -3853,27 +7087,79 @@
       </w:r>
     </w:p>
     <w:p>
-      <w:r>
+      <w:pPr>
+        <w:spacing w:line="336" w:lineRule="auto" w:after="180"/>
+      </w:pPr>
+      <w:r>
+        <w:rPr>
+          <w:b w:val="0"/>
+        </w:rPr>
         <w:t>Which labelled step matches this detail? U1 selects noisy B at 6; fixing equality introduced a new failure.</w:t>
       </w:r>
     </w:p>
     <w:p>
-      <w:r>
+      <w:pPr>
+        <w:spacing w:line="336" w:lineRule="auto" w:after="180"/>
+        <w:shd w:fill="F4F9FC"/>
+      </w:pPr>
+      <w:r>
+        <w:rPr>
+          <w:b w:val="0"/>
+        </w:rPr>
         <w:t>1. Bad revision</w:t>
       </w:r>
     </w:p>
     <w:p>
-      <w:r>
-        <w:t>2. Regression case</w:t>
-      </w:r>
-    </w:p>
-    <w:p>
-      <w:r>
-        <w:t>3. Expected repair</w:t>
-      </w:r>
-    </w:p>
-    <w:p>
-      <w:r>
+      <w:pPr>
+        <w:spacing w:line="336" w:lineRule="auto" w:after="180"/>
+        <w:shd w:fill="F4F9FC"/>
+      </w:pPr>
+      <w:r>
+        <w:rPr>
+          <w:b w:val="0"/>
+        </w:rPr>
+        <w:t xml:space="preserve">2. </w:t>
+      </w:r>
+      <w:r>
+        <w:rPr>
+          <w:b/>
+        </w:rPr>
+        <w:t>Regression</w:t>
+      </w:r>
+      <w:r>
+        <w:rPr>
+          <w:b w:val="0"/>
+        </w:rPr>
+        <w:t xml:space="preserve"> case</w:t>
+      </w:r>
+    </w:p>
+    <w:p>
+      <w:pPr>
+        <w:spacing w:line="336" w:lineRule="auto" w:after="180"/>
+        <w:shd w:fill="F4F9FC"/>
+      </w:pPr>
+      <w:r>
+        <w:rPr>
+          <w:b w:val="0"/>
+        </w:rPr>
+        <w:t xml:space="preserve">3. Expected </w:t>
+      </w:r>
+      <w:r>
+        <w:rPr>
+          <w:b/>
+        </w:rPr>
+        <w:t>repair</w:t>
+      </w:r>
+    </w:p>
+    <w:p>
+      <w:pPr>
+        <w:spacing w:line="336" w:lineRule="auto" w:after="180"/>
+        <w:shd w:fill="F4F9FC"/>
+      </w:pPr>
+      <w:r>
+        <w:rPr>
+          <w:b w:val="0"/>
+        </w:rPr>
         <w:t>4. Boundary failure</w:t>
       </w:r>
     </w:p>
@@ -3911,41 +7197,179 @@
       </w:r>
     </w:p>
     <w:p>
-      <w:r>
+      <w:pPr>
+        <w:pStyle w:val="Heading3"/>
+      </w:pPr>
+      <w:r>
+        <w:t>Hint · try first</w:t>
+      </w:r>
+    </w:p>
+    <w:p>
+      <w:pPr>
+        <w:spacing w:line="336" w:lineRule="auto" w:after="180"/>
+        <w:shd w:fill="F1F6F8"/>
+      </w:pPr>
+      <w:r>
+        <w:rPr>
+          <w:b w:val="0"/>
+        </w:rPr>
         <w:t>Hint if needed: Read the steps in the pictorial case. Match the supplied detail to the stage that performs or records it.</w:t>
       </w:r>
     </w:p>
     <w:p>
-      <w:r>
-        <w:t>After your attempt, compare with the supported explanation: Bad revision U1 selects noisy B at 6; fixing equality introduced a new failure. A repair must preserve the full contract, not just make one failing example pass. The quiet condition and duration comparison are separate requirements. Changing only the inequality targets the recorded cause; removing the quiet check changes another behavior. Save previously passing cases to reveal such regressions.</w:t>
-      </w:r>
-    </w:p>
-    <w:p>
       <w:pPr>
         <w:pStyle w:val="Heading3"/>
       </w:pPr>
       <w:r>
+        <w:t>Feedback · compare after trying</w:t>
+      </w:r>
+    </w:p>
+    <w:p>
+      <w:pPr>
+        <w:spacing w:line="336" w:lineRule="auto" w:after="180"/>
+        <w:shd w:fill="F1F6FC"/>
+      </w:pPr>
+      <w:r>
+        <w:rPr>
+          <w:b w:val="0"/>
+        </w:rPr>
+        <w:t xml:space="preserve">After your attempt, compare with the supported explanation: Bad revision U1 selects noisy B at 6; fixing equality introduced a new failure. A </w:t>
+      </w:r>
+      <w:r>
+        <w:rPr>
+          <w:b/>
+        </w:rPr>
+        <w:t>repair</w:t>
+      </w:r>
+      <w:r>
+        <w:rPr>
+          <w:b w:val="0"/>
+        </w:rPr>
+        <w:t xml:space="preserve"> must preserve the full contract, not just make one failing example pass.</w:t>
+      </w:r>
+    </w:p>
+    <w:p>
+      <w:pPr>
+        <w:spacing w:line="336" w:lineRule="auto" w:after="180"/>
+        <w:shd w:fill="F1F6FC"/>
+      </w:pPr>
+      <w:r>
+        <w:rPr>
+          <w:b w:val="0"/>
+        </w:rPr>
+        <w:t>The quiet condition and duration comparison are separate requirements. Changing only the inequality targets the recorded cause; removing the quiet check changes another behavior.</w:t>
+      </w:r>
+    </w:p>
+    <w:p>
+      <w:pPr>
+        <w:spacing w:line="336" w:lineRule="auto" w:after="180"/>
+        <w:shd w:fill="F1F6FC"/>
+      </w:pPr>
+      <w:r>
+        <w:rPr>
+          <w:b w:val="0"/>
+        </w:rPr>
+        <w:t xml:space="preserve">Save previously passing cases to reveal such </w:t>
+      </w:r>
+      <w:r>
+        <w:rPr>
+          <w:b/>
+        </w:rPr>
+        <w:t>regression</w:t>
+      </w:r>
+      <w:r>
+        <w:rPr>
+          <w:b w:val="0"/>
+        </w:rPr>
+        <w:t>s.</w:t>
+      </w:r>
+    </w:p>
+    <w:p>
+      <w:pPr>
+        <w:pStyle w:val="Heading3"/>
+      </w:pPr>
+      <w:r>
         <w:t>Practice 2: explain the deciding evidence</w:t>
       </w:r>
     </w:p>
     <w:p>
-      <w:r>
+      <w:pPr>
+        <w:pStyle w:val="Heading3"/>
+      </w:pPr>
+      <w:r>
+        <w:t>Changed case · predict first</w:t>
+      </w:r>
+    </w:p>
+    <w:p>
+      <w:pPr>
+        <w:spacing w:line="336" w:lineRule="auto" w:after="180"/>
+        <w:shd w:fill="F5F1FB"/>
+      </w:pPr>
+      <w:r>
+        <w:rPr>
+          <w:b w:val="0"/>
+        </w:rPr>
         <w:t>Changed-case practice: Use U2, which changes &lt; to ≤ and keeps the quiet check. Which conclusion is supported by the supplied facts?</w:t>
       </w:r>
     </w:p>
     <w:p>
-      <w:r>
+      <w:pPr>
+        <w:spacing w:line="336" w:lineRule="auto" w:after="180"/>
+        <w:shd w:fill="F4F9FC"/>
+      </w:pPr>
+      <w:r>
+        <w:rPr>
+          <w:b w:val="0"/>
+        </w:rPr>
         <w:t>1. At 8 return A; at 6 return none.</w:t>
       </w:r>
     </w:p>
     <w:p>
-      <w:r>
-        <w:t>2. This one example guarantees correct results for every future input.</w:t>
-      </w:r>
-    </w:p>
-    <w:p>
-      <w:r>
-        <w:t>3. We can decide the result without examining the changed input or the procedure.</w:t>
+      <w:pPr>
+        <w:spacing w:line="336" w:lineRule="auto" w:after="180"/>
+        <w:shd w:fill="F4F9FC"/>
+      </w:pPr>
+      <w:r>
+        <w:rPr>
+          <w:b w:val="0"/>
+        </w:rPr>
+        <w:t xml:space="preserve">2. This one example guarantees correct results for every future </w:t>
+      </w:r>
+      <w:r>
+        <w:rPr>
+          <w:b/>
+        </w:rPr>
+        <w:t>input</w:t>
+      </w:r>
+      <w:r>
+        <w:rPr>
+          <w:b w:val="0"/>
+        </w:rPr>
+        <w:t>.</w:t>
+      </w:r>
+    </w:p>
+    <w:p>
+      <w:pPr>
+        <w:spacing w:line="336" w:lineRule="auto" w:after="180"/>
+        <w:shd w:fill="F4F9FC"/>
+      </w:pPr>
+      <w:r>
+        <w:rPr>
+          <w:b w:val="0"/>
+        </w:rPr>
+        <w:t xml:space="preserve">3. We can decide the result without examining the changed </w:t>
+      </w:r>
+      <w:r>
+        <w:rPr>
+          <w:b/>
+        </w:rPr>
+        <w:t>input</w:t>
+      </w:r>
+      <w:r>
+        <w:rPr>
+          <w:b w:val="0"/>
+        </w:rPr>
+        <w:t xml:space="preserve"> or the procedure.</w:t>
       </w:r>
     </w:p>
     <w:p>
@@ -3982,36 +7406,165 @@
       </w:r>
     </w:p>
     <w:p>
-      <w:r>
+      <w:pPr>
+        <w:pStyle w:val="Heading3"/>
+      </w:pPr>
+      <w:r>
+        <w:t>Hint · try first</w:t>
+      </w:r>
+    </w:p>
+    <w:p>
+      <w:pPr>
+        <w:spacing w:line="336" w:lineRule="auto" w:after="180"/>
+        <w:shd w:fill="F1F6F8"/>
+      </w:pPr>
+      <w:r>
+        <w:rPr>
+          <w:b w:val="0"/>
+        </w:rPr>
         <w:t>Hint if needed: Use the changed condition and the deciding step in the pictorial trace. The answer must say what follows from those facts.</w:t>
       </w:r>
     </w:p>
     <w:p>
-      <w:r>
-        <w:t>After your attempt, compare with the supported explanation: At 8 return A; at 6 return none. Equality is repaired while B remains ineligible because it is noisy.</w:t>
-      </w:r>
-    </w:p>
-    <w:p>
       <w:pPr>
         <w:pStyle w:val="Heading3"/>
       </w:pPr>
       <w:r>
+        <w:t>Feedback · compare after trying</w:t>
+      </w:r>
+    </w:p>
+    <w:p>
+      <w:pPr>
+        <w:spacing w:line="336" w:lineRule="auto" w:after="180"/>
+        <w:shd w:fill="F1F6FC"/>
+      </w:pPr>
+      <w:r>
+        <w:rPr>
+          <w:b w:val="0"/>
+        </w:rPr>
+        <w:t xml:space="preserve">After your attempt, compare with the supported explanation: At 8 return A; at 6 return none. Equality is </w:t>
+      </w:r>
+      <w:r>
+        <w:rPr>
+          <w:b/>
+        </w:rPr>
+        <w:t>repair</w:t>
+      </w:r>
+      <w:r>
+        <w:rPr>
+          <w:b w:val="0"/>
+        </w:rPr>
+        <w:t>ed while B remains ineligible because it is noisy.</w:t>
+      </w:r>
+    </w:p>
+    <w:p>
+      <w:pPr>
+        <w:pStyle w:val="Heading3"/>
+      </w:pPr>
+      <w:r>
         <w:t>Repair a missing building block</w:t>
       </w:r>
     </w:p>
     <w:p>
-      <w:r>
-        <w:t>Review Test Edge Cases and Fairness (ai-1/34). Goal: Choose tests just below, at and above a decision boundary. Short practice: Which single boundary run most directly detects the strict-comparison bug, and why?. Return to this week and explain what you changed.</w:t>
-      </w:r>
-    </w:p>
-    <w:p>
-      <w:r>
-        <w:t>Review Build a Paper Prototype (ai-1/32). Goal: Build a runnable paper prototype with explicit instructions and visible state. Short practice: What should appear in the test log before and after the repair?. Return to this week and explain what you changed.</w:t>
-      </w:r>
-    </w:p>
-    <w:p>
-      <w:r>
-        <w:t>Review Find a Real Problem (ai-1/29). Goal: Describe a specific user difficulty using supplied evidence without inventing its cause. Short practice: Write a one-sentence project goal and say what evidence would count as a failure.. Return to this week and explain what you changed.</w:t>
+      <w:pPr>
+        <w:spacing w:line="336" w:lineRule="auto" w:after="180"/>
+      </w:pPr>
+      <w:r>
+        <w:rPr>
+          <w:b w:val="0"/>
+        </w:rPr>
+        <w:t>Review Test Edge Cases and Fairness (ai-1/34). Goal: Choose tests just below, at and above a decision boundary. Short practice: Which single boundary run most directly detects the strict-comparison bug, and why?.</w:t>
+      </w:r>
+    </w:p>
+    <w:p>
+      <w:pPr>
+        <w:spacing w:line="336" w:lineRule="auto" w:after="180"/>
+      </w:pPr>
+      <w:r>
+        <w:rPr>
+          <w:b w:val="0"/>
+        </w:rPr>
+        <w:t>Return to this week and explain what you changed.</w:t>
+      </w:r>
+    </w:p>
+    <w:p>
+      <w:pPr>
+        <w:spacing w:line="336" w:lineRule="auto" w:after="180"/>
+      </w:pPr>
+      <w:r>
+        <w:rPr>
+          <w:b w:val="0"/>
+        </w:rPr>
+        <w:t xml:space="preserve">Review Build a Paper Prototype (ai-1/32). Goal: Build a runnable paper prototype with explicit instructions and visible state. Short practice: What should appear in the test log before and after the </w:t>
+      </w:r>
+      <w:r>
+        <w:rPr>
+          <w:b/>
+        </w:rPr>
+        <w:t>repair</w:t>
+      </w:r>
+      <w:r>
+        <w:rPr>
+          <w:b w:val="0"/>
+        </w:rPr>
+        <w:t>?.</w:t>
+      </w:r>
+    </w:p>
+    <w:p>
+      <w:pPr>
+        <w:spacing w:line="336" w:lineRule="auto" w:after="180"/>
+      </w:pPr>
+      <w:r>
+        <w:rPr>
+          <w:b w:val="0"/>
+        </w:rPr>
+        <w:t>Return to this week and explain what you changed.</w:t>
+      </w:r>
+    </w:p>
+    <w:p>
+      <w:pPr>
+        <w:spacing w:line="336" w:lineRule="auto" w:after="180"/>
+      </w:pPr>
+      <w:r>
+        <w:rPr>
+          <w:b w:val="0"/>
+        </w:rPr>
+        <w:t xml:space="preserve">Review Find a Real Problem (ai-1/29). Goal: Describe a specific user difficulty using supplied </w:t>
+      </w:r>
+      <w:r>
+        <w:rPr>
+          <w:b/>
+        </w:rPr>
+        <w:t>evidence</w:t>
+      </w:r>
+      <w:r>
+        <w:rPr>
+          <w:b w:val="0"/>
+        </w:rPr>
+        <w:t xml:space="preserve"> without inventing its cause.</w:t>
+      </w:r>
+    </w:p>
+    <w:p>
+      <w:pPr>
+        <w:spacing w:line="336" w:lineRule="auto" w:after="180"/>
+      </w:pPr>
+      <w:r>
+        <w:rPr>
+          <w:b w:val="0"/>
+        </w:rPr>
+        <w:t xml:space="preserve">Short practice: Write a one-sentence project goal and say what </w:t>
+      </w:r>
+      <w:r>
+        <w:rPr>
+          <w:b/>
+        </w:rPr>
+        <w:t>evidence</w:t>
+      </w:r>
+      <w:r>
+        <w:rPr>
+          <w:b w:val="0"/>
+        </w:rPr>
+        <w:t xml:space="preserve"> would count as a failure.. Return to this week and explain what you changed.</w:t>
       </w:r>
     </w:p>
     <w:p>
@@ -4023,8 +7576,710 @@
       </w:r>
     </w:p>
     <w:p>
-      <w:r>
-        <w:t>Use Download completed work in the hosted lesson to export your answers, reflections, practice feedback and code-run evidence. Open the HTML copy to read or print it. Drafts stay in this browser when storage is available; clear drafts on a shared device.</w:t>
+      <w:pPr>
+        <w:spacing w:line="336" w:lineRule="auto" w:after="180"/>
+      </w:pPr>
+      <w:r>
+        <w:rPr>
+          <w:b w:val="0"/>
+        </w:rPr>
+        <w:t xml:space="preserve">Use Download completed work in the hosted lesson to export your answers, reflections, practice feedback and code-run </w:t>
+      </w:r>
+      <w:r>
+        <w:rPr>
+          <w:b/>
+        </w:rPr>
+        <w:t>evidence</w:t>
+      </w:r>
+      <w:r>
+        <w:rPr>
+          <w:b w:val="0"/>
+        </w:rPr>
+        <w:t>. Open the HTML copy to read or print it.</w:t>
+      </w:r>
+    </w:p>
+    <w:p>
+      <w:pPr>
+        <w:spacing w:line="336" w:lineRule="auto" w:after="180"/>
+      </w:pPr>
+      <w:r>
+        <w:rPr>
+          <w:b w:val="0"/>
+        </w:rPr>
+        <w:t>Drafts stay in this browser when storage is available; clear drafts on a shared device.</w:t>
+      </w:r>
+    </w:p>
+    <w:p>
+      <w:pPr>
+        <w:pStyle w:val="Heading1"/>
+      </w:pPr>
+      <w:r>
+        <w:t>18. Visual concept journey</w:t>
+      </w:r>
+    </w:p>
+    <w:p>
+      <w:r>
+        <w:t>Explain each Improve One Cause graphic using its labels, deciding evidence and relevant limitation.</w:t>
+      </w:r>
+    </w:p>
+    <w:p>
+      <w:pPr>
+        <w:pStyle w:val="Heading3"/>
+      </w:pPr>
+      <w:r>
+        <w:t>01. Improve One Cause: the case</w:t>
+      </w:r>
+    </w:p>
+    <w:p>
+      <w:r>
+        <w:drawing>
+          <wp:inline xmlns:a="http://schemas.openxmlformats.org/drawingml/2006/main" xmlns:pic="http://schemas.openxmlformats.org/drawingml/2006/picture">
+            <wp:extent cx="5486400" cy="2840736"/>
+            <wp:docPr id="22" name="Picture 22" descr="A fictional quiet-activity chooser has a boundary bug and a proposed repair. Supplied facts: A: quiet Yes, 8 minutes; B: quiet No, 5 minutes. Request quiet required Yes. U0 accepts only duration&lt;available time. U1 fixes ≤ but accidentally removes the quiet requirement."/>
+            <wp:cNvGraphicFramePr>
+              <a:graphicFrameLocks noChangeAspect="1"/>
+            </wp:cNvGraphicFramePr>
+            <a:graphic>
+              <a:graphicData uri="http://schemas.openxmlformats.org/drawingml/2006/picture">
+                <pic:pic>
+                  <pic:nvPicPr>
+                    <pic:cNvPr id="0" name="academy-story-ai-1-35-01.png"/>
+                    <pic:cNvPicPr/>
+                  </pic:nvPicPr>
+                  <pic:blipFill>
+                    <a:blip r:embed="rId30"/>
+                    <a:stretch>
+                      <a:fillRect/>
+                    </a:stretch>
+                  </pic:blipFill>
+                  <pic:spPr>
+                    <a:xfrm>
+                      <a:off x="0" y="0"/>
+                      <a:ext cx="5486400" cy="2840736"/>
+                    </a:xfrm>
+                    <a:prstGeom prst="rect"/>
+                  </pic:spPr>
+                </pic:pic>
+              </a:graphicData>
+            </a:graphic>
+          </wp:inline>
+        </w:drawing>
+      </w:r>
+    </w:p>
+    <w:p>
+      <w:pPr>
+        <w:spacing w:line="336" w:lineRule="auto" w:after="180"/>
+      </w:pPr>
+      <w:r>
+        <w:rPr>
+          <w:b w:val="0"/>
+        </w:rPr>
+        <w:t xml:space="preserve">A fictional quiet-activity chooser has a boundary bug and a proposed </w:t>
+      </w:r>
+      <w:r>
+        <w:rPr>
+          <w:b/>
+        </w:rPr>
+        <w:t>repair</w:t>
+      </w:r>
+      <w:r>
+        <w:rPr>
+          <w:b w:val="0"/>
+        </w:rPr>
+        <w:t>. Supplied facts: A: quiet Yes, 8 minutes; B: quiet No, 5 minutes. Request quiet required Yes. U0 accepts only duration&lt;available time.</w:t>
+      </w:r>
+    </w:p>
+    <w:p>
+      <w:pPr>
+        <w:spacing w:line="336" w:lineRule="auto" w:after="180"/>
+      </w:pPr>
+      <w:r>
+        <w:rPr>
+          <w:b w:val="0"/>
+        </w:rPr>
+        <w:t>U1 fixes ≤ but accidentally removes the quiet requirement.</w:t>
+      </w:r>
+    </w:p>
+    <w:p>
+      <w:pPr>
+        <w:spacing w:line="336" w:lineRule="auto" w:after="180"/>
+        <w:shd w:fill="F5F1FB"/>
+      </w:pPr>
+      <w:r>
+        <w:rPr>
+          <w:b w:val="0"/>
+        </w:rPr>
+        <w:t>Point to the given fact that matters most. Explain why it matters.</w:t>
+      </w:r>
+    </w:p>
+    <w:p>
+      <w:pPr>
+        <w:pStyle w:val="Heading3"/>
+      </w:pPr>
+      <w:r>
+        <w:t>02. Follow the deciding steps</w:t>
+      </w:r>
+    </w:p>
+    <w:p>
+      <w:r>
+        <w:drawing>
+          <wp:inline xmlns:a="http://schemas.openxmlformats.org/drawingml/2006/main" xmlns:pic="http://schemas.openxmlformats.org/drawingml/2006/picture">
+            <wp:extent cx="5486400" cy="4005072"/>
+            <wp:docPr id="23" name="Picture 23" descr="Boundary failure: At 8 minutes, U0 rejects A and rejects noisy B: none. → Expected repair: Correct logic must allow A when time equals 8. → Regression case: At 6 quiet-required minutes, correct output is none. → Bad revision: U1 selects noisy B at 6; fixing equality introduced a new failure."/>
+            <wp:cNvGraphicFramePr>
+              <a:graphicFrameLocks noChangeAspect="1"/>
+            </wp:cNvGraphicFramePr>
+            <a:graphic>
+              <a:graphicData uri="http://schemas.openxmlformats.org/drawingml/2006/picture">
+                <pic:pic>
+                  <pic:nvPicPr>
+                    <pic:cNvPr id="0" name="academy-story-ai-1-35-02.png"/>
+                    <pic:cNvPicPr/>
+                  </pic:nvPicPr>
+                  <pic:blipFill>
+                    <a:blip r:embed="rId31"/>
+                    <a:stretch>
+                      <a:fillRect/>
+                    </a:stretch>
+                  </pic:blipFill>
+                  <pic:spPr>
+                    <a:xfrm>
+                      <a:off x="0" y="0"/>
+                      <a:ext cx="5486400" cy="4005072"/>
+                    </a:xfrm>
+                    <a:prstGeom prst="rect"/>
+                  </pic:spPr>
+                </pic:pic>
+              </a:graphicData>
+            </a:graphic>
+          </wp:inline>
+        </w:drawing>
+      </w:r>
+    </w:p>
+    <w:p>
+      <w:pPr>
+        <w:spacing w:line="336" w:lineRule="auto" w:after="180"/>
+      </w:pPr>
+      <w:r>
+        <w:rPr>
+          <w:b w:val="0"/>
+        </w:rPr>
+        <w:t xml:space="preserve">Boundary failure: At 8 minutes, U0 rejects A and rejects noisy B: none. → Expected </w:t>
+      </w:r>
+      <w:r>
+        <w:rPr>
+          <w:b/>
+        </w:rPr>
+        <w:t>repair</w:t>
+      </w:r>
+      <w:r>
+        <w:rPr>
+          <w:b w:val="0"/>
+        </w:rPr>
+        <w:t xml:space="preserve">: Correct logic must allow A when time equals 8. → </w:t>
+      </w:r>
+      <w:r>
+        <w:rPr>
+          <w:b/>
+        </w:rPr>
+        <w:t>Regression</w:t>
+      </w:r>
+      <w:r>
+        <w:rPr>
+          <w:b w:val="0"/>
+        </w:rPr>
+        <w:t xml:space="preserve"> case: At 6 quiet-required minutes, correct </w:t>
+      </w:r>
+      <w:r>
+        <w:rPr>
+          <w:b/>
+        </w:rPr>
+        <w:t>output</w:t>
+      </w:r>
+      <w:r>
+        <w:rPr>
+          <w:b w:val="0"/>
+        </w:rPr>
+        <w:t xml:space="preserve"> is none. → Bad revision: U1 selects noisy B at 6; fixing equality introduced a new failure.</w:t>
+      </w:r>
+    </w:p>
+    <w:p>
+      <w:pPr>
+        <w:spacing w:line="336" w:lineRule="auto" w:after="180"/>
+        <w:shd w:fill="F5F1FB"/>
+      </w:pPr>
+      <w:r>
+        <w:rPr>
+          <w:b w:val="0"/>
+        </w:rPr>
+        <w:t xml:space="preserve">Point to each numbered stage and explain which recorded </w:t>
+      </w:r>
+      <w:r>
+        <w:rPr>
+          <w:b/>
+        </w:rPr>
+        <w:t>input</w:t>
+      </w:r>
+      <w:r>
+        <w:rPr>
+          <w:b w:val="0"/>
+        </w:rPr>
+        <w:t xml:space="preserve"> it uses.</w:t>
+      </w:r>
+    </w:p>
+    <w:p>
+      <w:pPr>
+        <w:pStyle w:val="Heading3"/>
+      </w:pPr>
+      <w:r>
+        <w:t>03. A repair with evidence</w:t>
+      </w:r>
+    </w:p>
+    <w:p>
+      <w:r>
+        <w:drawing>
+          <wp:inline xmlns:a="http://schemas.openxmlformats.org/drawingml/2006/main" xmlns:pic="http://schemas.openxmlformats.org/drawingml/2006/picture">
+            <wp:extent cx="5486400" cy="2834640"/>
+            <wp:docPr id="24" name="Picture 24" descr="A repair with evidence. Keep the failing trace | Save a new version | Rerun the revealing case. Name the broken requirement | Correct the faulty step | Rerun earlier passing cases. Keep input and catalogue labels | Record what changed | Keep every result and limit"/>
+            <wp:cNvGraphicFramePr>
+              <a:graphicFrameLocks noChangeAspect="1"/>
+            </wp:cNvGraphicFramePr>
+            <a:graphic>
+              <a:graphicData uri="http://schemas.openxmlformats.org/drawingml/2006/picture">
+                <pic:pic>
+                  <pic:nvPicPr>
+                    <pic:cNvPr id="0" name="academy-story-ai-1-35-03.png"/>
+                    <pic:cNvPicPr/>
+                  </pic:nvPicPr>
+                  <pic:blipFill>
+                    <a:blip r:embed="rId32"/>
+                    <a:stretch>
+                      <a:fillRect/>
+                    </a:stretch>
+                  </pic:blipFill>
+                  <pic:spPr>
+                    <a:xfrm>
+                      <a:off x="0" y="0"/>
+                      <a:ext cx="5486400" cy="2834640"/>
+                    </a:xfrm>
+                    <a:prstGeom prst="rect"/>
+                  </pic:spPr>
+                </pic:pic>
+              </a:graphicData>
+            </a:graphic>
+          </wp:inline>
+        </w:drawing>
+      </w:r>
+    </w:p>
+    <w:p>
+      <w:pPr>
+        <w:spacing w:line="336" w:lineRule="auto" w:after="180"/>
+      </w:pPr>
+      <w:r>
+        <w:rPr>
+          <w:b w:val="0"/>
+        </w:rPr>
+        <w:t xml:space="preserve">A </w:t>
+      </w:r>
+      <w:r>
+        <w:rPr>
+          <w:b/>
+        </w:rPr>
+        <w:t>repair</w:t>
+      </w:r>
+      <w:r>
+        <w:rPr>
+          <w:b w:val="0"/>
+        </w:rPr>
+        <w:t xml:space="preserve"> with </w:t>
+      </w:r>
+      <w:r>
+        <w:rPr>
+          <w:b/>
+        </w:rPr>
+        <w:t>evidence</w:t>
+      </w:r>
+      <w:r>
+        <w:rPr>
+          <w:b w:val="0"/>
+        </w:rPr>
+        <w:t>. Keep the failing trace | Save a new version | Rerun the revealing case. Name the broken requirement | Correct the faulty step | Rerun earlier passing cases.</w:t>
+      </w:r>
+    </w:p>
+    <w:p>
+      <w:pPr>
+        <w:spacing w:line="336" w:lineRule="auto" w:after="180"/>
+      </w:pPr>
+      <w:r>
+        <w:rPr>
+          <w:b w:val="0"/>
+        </w:rPr>
+        <w:t xml:space="preserve">Keep </w:t>
+      </w:r>
+      <w:r>
+        <w:rPr>
+          <w:b/>
+        </w:rPr>
+        <w:t>input</w:t>
+      </w:r>
+      <w:r>
+        <w:rPr>
+          <w:b w:val="0"/>
+        </w:rPr>
+        <w:t xml:space="preserve"> and catalogue labels | Record what changed | Keep every result and limit</w:t>
+      </w:r>
+    </w:p>
+    <w:p>
+      <w:pPr>
+        <w:spacing w:line="336" w:lineRule="auto" w:after="180"/>
+        <w:shd w:fill="F5F1FB"/>
+      </w:pPr>
+      <w:r>
+        <w:rPr>
+          <w:b w:val="0"/>
+        </w:rPr>
+        <w:t>Read the labels and values. Explain the relationship the model shows.</w:t>
+      </w:r>
+    </w:p>
+    <w:p>
+      <w:pPr>
+        <w:pStyle w:val="Heading3"/>
+      </w:pPr>
+      <w:r>
+        <w:t>04. Change one thing. Trace what follows.</w:t>
+      </w:r>
+    </w:p>
+    <w:p>
+      <w:r>
+        <w:drawing>
+          <wp:inline xmlns:a="http://schemas.openxmlformats.org/drawingml/2006/main" xmlns:pic="http://schemas.openxmlformats.org/drawingml/2006/picture">
+            <wp:extent cx="5486400" cy="3026664"/>
+            <wp:docPr id="25" name="Picture 25" descr="Original case: U1 selects noisy B at 6; fixing equality introduced a new failure. Changed condition: Use U2, which changes &lt; to ≤ and keeps the quiet check. Expected result: At 8 return A; at 6 return none. Reason: Equality is repaired while B remains ineligible because it is noisy."/>
+            <wp:cNvGraphicFramePr>
+              <a:graphicFrameLocks noChangeAspect="1"/>
+            </wp:cNvGraphicFramePr>
+            <a:graphic>
+              <a:graphicData uri="http://schemas.openxmlformats.org/drawingml/2006/picture">
+                <pic:pic>
+                  <pic:nvPicPr>
+                    <pic:cNvPr id="0" name="academy-story-ai-1-35-04.png"/>
+                    <pic:cNvPicPr/>
+                  </pic:nvPicPr>
+                  <pic:blipFill>
+                    <a:blip r:embed="rId33"/>
+                    <a:stretch>
+                      <a:fillRect/>
+                    </a:stretch>
+                  </pic:blipFill>
+                  <pic:spPr>
+                    <a:xfrm>
+                      <a:off x="0" y="0"/>
+                      <a:ext cx="5486400" cy="3026664"/>
+                    </a:xfrm>
+                    <a:prstGeom prst="rect"/>
+                  </pic:spPr>
+                </pic:pic>
+              </a:graphicData>
+            </a:graphic>
+          </wp:inline>
+        </w:drawing>
+      </w:r>
+    </w:p>
+    <w:p>
+      <w:pPr>
+        <w:spacing w:line="336" w:lineRule="auto" w:after="180"/>
+      </w:pPr>
+      <w:r>
+        <w:rPr>
+          <w:b w:val="0"/>
+        </w:rPr>
+        <w:t>Original case: U1 selects noisy B at 6; fixing equality introduced a new failure. Changed condition: Use U2, which changes &lt; to ≤ and keeps the quiet check. Expected result: At 8 return A; at 6 return none.</w:t>
+      </w:r>
+    </w:p>
+    <w:p>
+      <w:pPr>
+        <w:spacing w:line="336" w:lineRule="auto" w:after="180"/>
+      </w:pPr>
+      <w:r>
+        <w:rPr>
+          <w:b w:val="0"/>
+        </w:rPr>
+        <w:t xml:space="preserve">Reason: Equality is </w:t>
+      </w:r>
+      <w:r>
+        <w:rPr>
+          <w:b/>
+        </w:rPr>
+        <w:t>repair</w:t>
+      </w:r>
+      <w:r>
+        <w:rPr>
+          <w:b w:val="0"/>
+        </w:rPr>
+        <w:t>ed while B remains ineligible because it is noisy.</w:t>
+      </w:r>
+    </w:p>
+    <w:p>
+      <w:pPr>
+        <w:spacing w:line="336" w:lineRule="auto" w:after="180"/>
+        <w:shd w:fill="F5F1FB"/>
+      </w:pPr>
+      <w:r>
+        <w:rPr>
+          <w:b w:val="0"/>
+        </w:rPr>
+        <w:t>Predict before checking the worked changed-case result. Name what changed and what the supplied facts allow you to conclude.</w:t>
+      </w:r>
+    </w:p>
+    <w:p>
+      <w:pPr>
+        <w:pStyle w:val="Heading3"/>
+      </w:pPr>
+      <w:r>
+        <w:t>05. Connect the explanation to its limit</w:t>
+      </w:r>
+    </w:p>
+    <w:p>
+      <w:r>
+        <w:drawing>
+          <wp:inline xmlns:a="http://schemas.openxmlformats.org/drawingml/2006/main" xmlns:pic="http://schemas.openxmlformats.org/drawingml/2006/picture">
+            <wp:extent cx="5486400" cy="2834640"/>
+            <wp:docPr id="26" name="Picture 26" descr="A repair must preserve the full contract, not just make one failing example pass. The quiet condition and duration comparison are separate requirements. Changing only the inequality targets the recorded cause; removing the quiet check changes another behavior. Save previously passing cases to reveal such regressions. Limit: Two examples establish only these outcomes; further cases are needed before generalising the repair."/>
+            <wp:cNvGraphicFramePr>
+              <a:graphicFrameLocks noChangeAspect="1"/>
+            </wp:cNvGraphicFramePr>
+            <a:graphic>
+              <a:graphicData uri="http://schemas.openxmlformats.org/drawingml/2006/picture">
+                <pic:pic>
+                  <pic:nvPicPr>
+                    <pic:cNvPr id="0" name="academy-story-ai-1-35-05.png"/>
+                    <pic:cNvPicPr/>
+                  </pic:nvPicPr>
+                  <pic:blipFill>
+                    <a:blip r:embed="rId34"/>
+                    <a:stretch>
+                      <a:fillRect/>
+                    </a:stretch>
+                  </pic:blipFill>
+                  <pic:spPr>
+                    <a:xfrm>
+                      <a:off x="0" y="0"/>
+                      <a:ext cx="5486400" cy="2834640"/>
+                    </a:xfrm>
+                    <a:prstGeom prst="rect"/>
+                  </pic:spPr>
+                </pic:pic>
+              </a:graphicData>
+            </a:graphic>
+          </wp:inline>
+        </w:drawing>
+      </w:r>
+    </w:p>
+    <w:p>
+      <w:pPr>
+        <w:spacing w:line="336" w:lineRule="auto" w:after="180"/>
+      </w:pPr>
+      <w:r>
+        <w:rPr>
+          <w:b w:val="0"/>
+        </w:rPr>
+        <w:t xml:space="preserve">A </w:t>
+      </w:r>
+      <w:r>
+        <w:rPr>
+          <w:b/>
+        </w:rPr>
+        <w:t>repair</w:t>
+      </w:r>
+      <w:r>
+        <w:rPr>
+          <w:b w:val="0"/>
+        </w:rPr>
+        <w:t xml:space="preserve"> must preserve the full contract, not just make one failing example pass. The quiet condition and duration comparison are separate requirements.</w:t>
+      </w:r>
+    </w:p>
+    <w:p>
+      <w:pPr>
+        <w:spacing w:line="336" w:lineRule="auto" w:after="180"/>
+      </w:pPr>
+      <w:r>
+        <w:rPr>
+          <w:b w:val="0"/>
+        </w:rPr>
+        <w:t xml:space="preserve">Changing only the inequality targets the recorded cause; removing the quiet check changes another behavior. Save previously passing cases to reveal such </w:t>
+      </w:r>
+      <w:r>
+        <w:rPr>
+          <w:b/>
+        </w:rPr>
+        <w:t>regression</w:t>
+      </w:r>
+      <w:r>
+        <w:rPr>
+          <w:b w:val="0"/>
+        </w:rPr>
+        <w:t>s.</w:t>
+      </w:r>
+    </w:p>
+    <w:p>
+      <w:pPr>
+        <w:spacing w:line="336" w:lineRule="auto" w:after="180"/>
+      </w:pPr>
+      <w:r>
+        <w:rPr>
+          <w:b w:val="0"/>
+        </w:rPr>
+        <w:t xml:space="preserve">Limit: Two examples establish only these outcomes; further cases are needed before generalising the </w:t>
+      </w:r>
+      <w:r>
+        <w:rPr>
+          <w:b/>
+        </w:rPr>
+        <w:t>repair</w:t>
+      </w:r>
+      <w:r>
+        <w:rPr>
+          <w:b w:val="0"/>
+        </w:rPr>
+        <w:t>.</w:t>
+      </w:r>
+    </w:p>
+    <w:p>
+      <w:pPr>
+        <w:spacing w:line="336" w:lineRule="auto" w:after="180"/>
+        <w:shd w:fill="F5F1FB"/>
+      </w:pPr>
+      <w:r>
+        <w:rPr>
+          <w:b w:val="0"/>
+        </w:rPr>
+        <w:t>Explain the case, then point to a limit on the claim.</w:t>
+      </w:r>
+    </w:p>
+    <w:p>
+      <w:pPr>
+        <w:pStyle w:val="Heading3"/>
+      </w:pPr>
+      <w:r>
+        <w:t>06. Make the idea visible in your project</w:t>
+      </w:r>
+    </w:p>
+    <w:p>
+      <w:r>
+        <w:drawing>
+          <wp:inline xmlns:a="http://schemas.openxmlformats.org/drawingml/2006/main" xmlns:pic="http://schemas.openxmlformats.org/drawingml/2006/picture">
+            <wp:extent cx="5486400" cy="3380232"/>
+            <wp:docPr id="27" name="Picture 27" descr="Maintain sorter regression tests and compare complete version traces, retaining new failures rather than hiding them. Draw your input, deciding step, result and limit. Supported question: Explain why “our repaired version now picks something” is not enough to show success at 6."/>
+            <wp:cNvGraphicFramePr>
+              <a:graphicFrameLocks noChangeAspect="1"/>
+            </wp:cNvGraphicFramePr>
+            <a:graphic>
+              <a:graphicData uri="http://schemas.openxmlformats.org/drawingml/2006/picture">
+                <pic:pic>
+                  <pic:nvPicPr>
+                    <pic:cNvPr id="0" name="academy-story-ai-1-35-06.png"/>
+                    <pic:cNvPicPr/>
+                  </pic:nvPicPr>
+                  <pic:blipFill>
+                    <a:blip r:embed="rId35"/>
+                    <a:stretch>
+                      <a:fillRect/>
+                    </a:stretch>
+                  </pic:blipFill>
+                  <pic:spPr>
+                    <a:xfrm>
+                      <a:off x="0" y="0"/>
+                      <a:ext cx="5486400" cy="3380232"/>
+                    </a:xfrm>
+                    <a:prstGeom prst="rect"/>
+                  </pic:spPr>
+                </pic:pic>
+              </a:graphicData>
+            </a:graphic>
+          </wp:inline>
+        </w:drawing>
+      </w:r>
+    </w:p>
+    <w:p>
+      <w:pPr>
+        <w:spacing w:line="336" w:lineRule="auto" w:after="180"/>
+      </w:pPr>
+      <w:r>
+        <w:rPr>
+          <w:b w:val="0"/>
+        </w:rPr>
+        <w:t xml:space="preserve">Maintain sorter </w:t>
+      </w:r>
+      <w:r>
+        <w:rPr>
+          <w:b/>
+        </w:rPr>
+        <w:t>regression</w:t>
+      </w:r>
+      <w:r>
+        <w:rPr>
+          <w:b w:val="0"/>
+        </w:rPr>
+        <w:t xml:space="preserve"> tests and compare complete version traces, retaining new failures rather than hiding them. Draw your </w:t>
+      </w:r>
+      <w:r>
+        <w:rPr>
+          <w:b/>
+        </w:rPr>
+        <w:t>input</w:t>
+      </w:r>
+      <w:r>
+        <w:rPr>
+          <w:b w:val="0"/>
+        </w:rPr>
+        <w:t>, deciding step, result and limit.</w:t>
+      </w:r>
+    </w:p>
+    <w:p>
+      <w:pPr>
+        <w:spacing w:line="336" w:lineRule="auto" w:after="180"/>
+      </w:pPr>
+      <w:r>
+        <w:rPr>
+          <w:b w:val="0"/>
+        </w:rPr>
+        <w:t xml:space="preserve">Supported question: Explain why “our </w:t>
+      </w:r>
+      <w:r>
+        <w:rPr>
+          <w:b/>
+        </w:rPr>
+        <w:t>repair</w:t>
+      </w:r>
+      <w:r>
+        <w:rPr>
+          <w:b w:val="0"/>
+        </w:rPr>
+        <w:t>ed version now picks something” is not enough to show success at 6.</w:t>
+      </w:r>
+    </w:p>
+    <w:p>
+      <w:pPr>
+        <w:spacing w:line="336" w:lineRule="auto" w:after="180"/>
+        <w:shd w:fill="F5F1FB"/>
+      </w:pPr>
+      <w:r>
+        <w:rPr>
+          <w:b w:val="0"/>
+        </w:rPr>
+        <w:t xml:space="preserve">Draw your project trace and justify the deciding step using </w:t>
+      </w:r>
+      <w:r>
+        <w:rPr>
+          <w:b/>
+        </w:rPr>
+        <w:t>evidence</w:t>
+      </w:r>
+      <w:r>
+        <w:rPr>
+          <w:b w:val="0"/>
+        </w:rPr>
+        <w:t>.</w:t>
       </w:r>
     </w:p>
     <w:sectPr>
